--- a/zht/docx/013.content.docx
+++ b/zht/docx/013.content.docx
@@ -150,26 +150,6 @@
           <w:lang w:val="zh_TW" w:bidi="zh_TW"/>
         </w:rPr>
         <w:t>cai</w:t>
-      </w:r>
-      <w:r>
-        <w:rPr>
-          <w:lang w:val="zh_TW" w:bidi="zh_TW"/>
-        </w:rPr>
-      </w:r>
-    </w:p>
-    <w:p>
-      <w:pPr/>
-      <w:r>
-        <w:rPr>
-          <w:lang w:val="zh_TW" w:bidi="zh_TW"/>
-        </w:rPr>
-      </w:r>
-      <w:r>
-        <w:rPr>
-          <w:i/>
-          <w:lang w:val="zh_TW" w:bidi="zh_TW"/>
-        </w:rPr>
-        <w:t>財富, 財富</w:t>
       </w:r>
       <w:r>
         <w:rPr>

--- a/zht/docx/013.content.docx
+++ b/zht/docx/013.content.docx
@@ -19,7 +19,7 @@
         <w:rPr>
           <w:lang w:val="zh_TW" w:bidi="zh_TW"/>
         </w:rPr>
-        <w:t>Resource: 聖經詞典 (Tyndale)</w:t>
+        <w:t>Resource: Tyndale Open Bible Dictionary</w:t>
       </w:r>
       <w:r>
         <w:rPr>
@@ -112,7 +112,7 @@
         <w:rPr>
           <w:lang w:val="zh_TW" w:bidi="zh_TW"/>
         </w:rPr>
-        <w:t>聖經詞典 (Tyndale)</w:t>
+        <w:t>Tyndale Open Bible Dictionary</w:t>
       </w:r>
     </w:p>
     <w:p>

--- a/zht/docx/013.content.docx
+++ b/zht/docx/013.content.docx
@@ -149,7 +149,7 @@
         <w:rPr>
           <w:lang w:val="zh_TW" w:bidi="zh_TW"/>
         </w:rPr>
-        <w:t>cai</w:t>
+        <w:t>bu</w:t>
       </w:r>
       <w:r>
         <w:rPr>
@@ -212,7 +212,7 @@
         <w:rPr>
           <w:lang w:val="zh_TW" w:bidi="zh_TW"/>
         </w:rPr>
-        <w:t>財富</w:t>
+        <w:t>不可赦免的罪</w:t>
       </w:r>
       <w:r>
         <w:rPr>
@@ -231,61 +231,7 @@
         <w:rPr>
           <w:lang w:val="zh_TW" w:bidi="zh_TW"/>
         </w:rPr>
-        <w:t>財富通常以金錢或財產的數量來衡量，其中包括土地、建築物、牲畜，甚至奴隸（</w:t>
-      </w:r>
-      <w:hyperlink r:id="rId13">
-        <w:r>
-          <w:rPr>
-            <w:lang w:val="zh_TW" w:bidi="zh_TW"/>
-          </w:rPr>
-          <w:rPr>
-            <w:color w:val="0000EE"/>
-            <w:u w:val="single"/>
-          </w:rPr>
-          <w:t>以賽亞書5:8–10</w:t>
-        </w:r>
-      </w:hyperlink>
-      <w:r>
-        <w:rPr>
-          <w:lang w:val="zh_TW" w:bidi="zh_TW"/>
-        </w:rPr>
-        <w:t>；</w:t>
-      </w:r>
-      <w:hyperlink r:id="rId14">
-        <w:r>
-          <w:rPr>
-            <w:lang w:val="zh_TW" w:bidi="zh_TW"/>
-          </w:rPr>
-          <w:rPr>
-            <w:color w:val="0000EE"/>
-            <w:u w:val="single"/>
-          </w:rPr>
-          <w:t>撒母耳記上25:2–3</w:t>
-        </w:r>
-      </w:hyperlink>
-      <w:r>
-        <w:rPr>
-          <w:lang w:val="zh_TW" w:bidi="zh_TW"/>
-        </w:rPr>
-        <w:t>，</w:t>
-      </w:r>
-      <w:hyperlink r:id="rId15">
-        <w:r>
-          <w:rPr>
-            <w:lang w:val="zh_TW" w:bidi="zh_TW"/>
-          </w:rPr>
-          <w:rPr>
-            <w:color w:val="0000EE"/>
-            <w:u w:val="single"/>
-          </w:rPr>
-          <w:t>8:11–18</w:t>
-        </w:r>
-      </w:hyperlink>
-      <w:r>
-        <w:rPr>
-          <w:lang w:val="zh_TW" w:bidi="zh_TW"/>
-        </w:rPr>
-        <w:t>）。</w:t>
+        <w:t>將聖靈通過耶穌基督所展現的工作歸功給撒但。這種罪是褻瀆聖靈。</w:t>
       </w:r>
     </w:p>
     <w:p>
@@ -299,7 +245,193 @@
         <w:rPr>
           <w:lang w:val="zh_TW" w:bidi="zh_TW"/>
         </w:rPr>
-        <w:t>正如希伯來文「財富」一詞所暗示的，龐大的財富會帶來巨大的影響力和權力。</w:t>
+        <w:t>不可赦免的罪必須根據其上下文來理解，這可以在</w:t>
+      </w:r>
+      <w:hyperlink r:id="rId13">
+        <w:r>
+          <w:rPr>
+            <w:lang w:val="zh_TW" w:bidi="zh_TW"/>
+          </w:rPr>
+          <w:rPr>
+            <w:color w:val="0000EE"/>
+            <w:u w:val="single"/>
+          </w:rPr>
+          <w:t>馬太福音十二章31至32節</w:t>
+        </w:r>
+      </w:hyperlink>
+      <w:r>
+        <w:rPr>
+          <w:lang w:val="zh_TW" w:bidi="zh_TW"/>
+        </w:rPr>
+        <w:t>和</w:t>
+      </w:r>
+      <w:hyperlink r:id="rId14">
+        <w:r>
+          <w:rPr>
+            <w:lang w:val="zh_TW" w:bidi="zh_TW"/>
+          </w:rPr>
+          <w:rPr>
+            <w:color w:val="0000EE"/>
+            <w:u w:val="single"/>
+          </w:rPr>
+          <w:t>馬可福音三章28至30節</w:t>
+        </w:r>
+      </w:hyperlink>
+      <w:r>
+        <w:rPr>
+          <w:lang w:val="zh_TW" w:bidi="zh_TW"/>
+        </w:rPr>
+        <w:t>中找到。在這些經文中，耶穌剛剛從一個又瞎又啞的人身上趕出了一個鬼，無可爭辯地顯示出神的大能。但法利賽人因為頑固的不信，將這種神大能的顯現歸功於別西卜，就是魔鬼（</w:t>
+      </w:r>
+      <w:hyperlink r:id="rId15">
+        <w:r>
+          <w:rPr>
+            <w:lang w:val="zh_TW" w:bidi="zh_TW"/>
+          </w:rPr>
+          <w:rPr>
+            <w:color w:val="0000EE"/>
+            <w:u w:val="single"/>
+          </w:rPr>
+          <w:t>太12:24</w:t>
+        </w:r>
+      </w:hyperlink>
+      <w:r>
+        <w:rPr>
+          <w:lang w:val="zh_TW" w:bidi="zh_TW"/>
+        </w:rPr>
+        <w:t>）。幾處經文揭示，許多猶太人表達了同樣錯誤的看法，認為耶穌藉著魔鬼的能力行神蹟（</w:t>
+      </w:r>
+      <w:hyperlink r:id="rId16">
+        <w:r>
+          <w:rPr>
+            <w:lang w:val="zh_TW" w:bidi="zh_TW"/>
+          </w:rPr>
+          <w:rPr>
+            <w:color w:val="0000EE"/>
+            <w:u w:val="single"/>
+          </w:rPr>
+          <w:t>太9:34</w:t>
+        </w:r>
+      </w:hyperlink>
+      <w:r>
+        <w:rPr>
+          <w:lang w:val="zh_TW" w:bidi="zh_TW"/>
+        </w:rPr>
+        <w:t>；</w:t>
+      </w:r>
+      <w:hyperlink r:id="rId17">
+        <w:r>
+          <w:rPr>
+            <w:lang w:val="zh_TW" w:bidi="zh_TW"/>
+          </w:rPr>
+          <w:rPr>
+            <w:color w:val="0000EE"/>
+            <w:u w:val="single"/>
+          </w:rPr>
+          <w:t>11:18</w:t>
+        </w:r>
+      </w:hyperlink>
+      <w:r>
+        <w:rPr>
+          <w:lang w:val="zh_TW" w:bidi="zh_TW"/>
+        </w:rPr>
+        <w:t>；</w:t>
+      </w:r>
+      <w:hyperlink r:id="rId18">
+        <w:r>
+          <w:rPr>
+            <w:lang w:val="zh_TW" w:bidi="zh_TW"/>
+          </w:rPr>
+          <w:rPr>
+            <w:color w:val="0000EE"/>
+            <w:u w:val="single"/>
+          </w:rPr>
+          <w:t>路7:33，</w:t>
+        </w:r>
+      </w:hyperlink>
+      <w:hyperlink r:id="rId19">
+        <w:r>
+          <w:rPr>
+            <w:lang w:val="zh_TW" w:bidi="zh_TW"/>
+          </w:rPr>
+          <w:rPr>
+            <w:color w:val="0000EE"/>
+            <w:u w:val="single"/>
+          </w:rPr>
+          <w:t>11:14–20</w:t>
+        </w:r>
+      </w:hyperlink>
+      <w:r>
+        <w:rPr>
+          <w:lang w:val="zh_TW" w:bidi="zh_TW"/>
+        </w:rPr>
+        <w:t>；</w:t>
+      </w:r>
+      <w:hyperlink r:id="rId20">
+        <w:r>
+          <w:rPr>
+            <w:lang w:val="zh_TW" w:bidi="zh_TW"/>
+          </w:rPr>
+          <w:rPr>
+            <w:color w:val="0000EE"/>
+            <w:u w:val="single"/>
+          </w:rPr>
+          <w:t>約7:20，</w:t>
+        </w:r>
+      </w:hyperlink>
+      <w:hyperlink r:id="rId21">
+        <w:r>
+          <w:rPr>
+            <w:lang w:val="zh_TW" w:bidi="zh_TW"/>
+          </w:rPr>
+          <w:rPr>
+            <w:color w:val="0000EE"/>
+            <w:u w:val="single"/>
+          </w:rPr>
+          <w:t>8:48、52，</w:t>
+        </w:r>
+      </w:hyperlink>
+      <w:hyperlink r:id="rId22">
+        <w:r>
+          <w:rPr>
+            <w:lang w:val="zh_TW" w:bidi="zh_TW"/>
+          </w:rPr>
+          <w:rPr>
+            <w:color w:val="0000EE"/>
+            <w:u w:val="single"/>
+          </w:rPr>
+          <w:t>10:20</w:t>
+        </w:r>
+      </w:hyperlink>
+      <w:r>
+        <w:rPr>
+          <w:lang w:val="zh_TW" w:bidi="zh_TW"/>
+        </w:rPr>
+        <w:t>）。一群猶太人（主要是法利賽人）犯了將聖靈通過主耶穌所顯示的工作歸功給魔鬼的罪。當他們說耶穌由聖靈的力量完成的工作，是源自別西卜（即魔鬼），他們便犯了</w:t>
+      </w:r>
+      <w:r>
+        <w:rPr>
+          <w:i/>
+          <w:lang w:val="zh_TW" w:bidi="zh_TW"/>
+        </w:rPr>
+        <w:t>不可赦免的</w:t>
+      </w:r>
+      <w:r>
+        <w:rPr>
+          <w:lang w:val="zh_TW" w:bidi="zh_TW"/>
+        </w:rPr>
+        <w:t>罪。簡而言之，他們大膽地將耶穌的工作描述為來自於魔鬼，因此犯下了嚴重的罪。令人關注的是，許多猶太人在耶穌死後仍延續這一錯誤指控。他們並未否認耶穌行了神蹟，而是聲稱衪所行的神蹟是出於魔鬼的力量。</w:t>
+      </w:r>
+    </w:p>
+    <w:p>
+      <w:pPr>
+        <w:pStyle w:val="Heading3"/>
+      </w:pPr>
+      <w:r>
+        <w:rPr>
+          <w:lang w:val="zh_TW" w:bidi="zh_TW"/>
+        </w:rPr>
+        <w:t>什麼不是不可赦免的罪</w:t>
       </w:r>
     </w:p>
     <w:p>
@@ -313,9 +445,9 @@
         <w:rPr>
           <w:lang w:val="zh_TW" w:bidi="zh_TW"/>
         </w:rPr>
-        <w:t>聖經對於財富的看法不一。有時，它描述物質財富是神祝福的記號（例如，</w:t>
-      </w:r>
-      <w:hyperlink r:id="rId16">
+        <w:t>不可赦免的罪不是以色列對神的悖逆，儘管這種叛逆導致成千上萬人受到永遠的審判和神的祝福暫時被撤回。約翰提到的「至於死的罪」（</w:t>
+      </w:r>
+      <w:hyperlink r:id="rId23">
         <w:r>
           <w:rPr>
             <w:lang w:val="zh_TW" w:bidi="zh_TW"/>
@@ -324,16 +456,16 @@
             <w:color w:val="0000EE"/>
             <w:u w:val="single"/>
           </w:rPr>
-          <w:t>創世記24:35</w:t>
+          <w:t>約一5:16–17</w:t>
         </w:r>
       </w:hyperlink>
       <w:r>
         <w:rPr>
           <w:lang w:val="zh_TW" w:bidi="zh_TW"/>
         </w:rPr>
-        <w:t>），但在其它時候，聖經則將富有與邪惡聯繫在一起（例如，</w:t>
-      </w:r>
-      <w:hyperlink r:id="rId17">
+        <w:t>）並不是不可赦免的罪。對一位已經得著救贖和罪的赦免（</w:t>
+      </w:r>
+      <w:hyperlink r:id="rId24">
         <w:r>
           <w:rPr>
             <w:lang w:val="zh_TW" w:bidi="zh_TW"/>
@@ -342,14 +474,68 @@
             <w:color w:val="0000EE"/>
             <w:u w:val="single"/>
           </w:rPr>
-          <w:t>詩篇37:7、16</w:t>
+          <w:t>弗1:7</w:t>
         </w:r>
       </w:hyperlink>
       <w:r>
         <w:rPr>
           <w:lang w:val="zh_TW" w:bidi="zh_TW"/>
         </w:rPr>
-        <w:t>）。</w:t>
+        <w:t>），並得著現今和將來罪的潔淨（</w:t>
+      </w:r>
+      <w:hyperlink r:id="rId25">
+        <w:r>
+          <w:rPr>
+            <w:lang w:val="zh_TW" w:bidi="zh_TW"/>
+          </w:rPr>
+          <w:rPr>
+            <w:color w:val="0000EE"/>
+            <w:u w:val="single"/>
+          </w:rPr>
+          <w:t>約一1:7</w:t>
+        </w:r>
+      </w:hyperlink>
+      <w:r>
+        <w:rPr>
+          <w:lang w:val="zh_TW" w:bidi="zh_TW"/>
+        </w:rPr>
+        <w:t>）且擁有永生（</w:t>
+      </w:r>
+      <w:hyperlink r:id="rId26">
+        <w:r>
+          <w:rPr>
+            <w:lang w:val="zh_TW" w:bidi="zh_TW"/>
+          </w:rPr>
+          <w:rPr>
+            <w:color w:val="0000EE"/>
+            <w:u w:val="single"/>
+          </w:rPr>
+          <w:t>約3:16</w:t>
+        </w:r>
+      </w:hyperlink>
+      <w:r>
+        <w:rPr>
+          <w:lang w:val="zh_TW" w:bidi="zh_TW"/>
+        </w:rPr>
+        <w:t>）的人來說，不可能犯下不可赦免的罪。但那些犯下「至於死的罪」的人都是基督徒。</w:t>
+      </w:r>
+      <w:hyperlink r:id="rId27">
+        <w:r>
+          <w:rPr>
+            <w:lang w:val="zh_TW" w:bidi="zh_TW"/>
+          </w:rPr>
+          <w:rPr>
+            <w:color w:val="0000EE"/>
+            <w:u w:val="single"/>
+          </w:rPr>
+          <w:t>約翰壹書五章16節</w:t>
+        </w:r>
+      </w:hyperlink>
+      <w:r>
+        <w:rPr>
+          <w:lang w:val="zh_TW" w:bidi="zh_TW"/>
+        </w:rPr>
+        <w:t>說犯下「至於死的罪」的人是在基督裡的「弟兄」。</w:t>
       </w:r>
     </w:p>
     <w:p>
@@ -363,9 +549,9 @@
         <w:rPr>
           <w:lang w:val="zh_TW" w:bidi="zh_TW"/>
         </w:rPr>
-        <w:t>神創造萬物供人享受（</w:t>
-      </w:r>
-      <w:hyperlink r:id="rId18">
+        <w:t>不可赦免的罪不是拒絕主耶穌，除非拒絕者在不信中去世。這樣的罪在永恆中不會被饒恕，但這並不等同於耶穌所指的不可赦免的罪：「凡說話干犯人子的，還可得赦免；惟獨說話干犯聖靈的，今世來世總不得赦免」（</w:t>
+      </w:r>
+      <w:hyperlink r:id="rId28">
         <w:r>
           <w:rPr>
             <w:lang w:val="zh_TW" w:bidi="zh_TW"/>
@@ -374,16 +560,16 @@
             <w:color w:val="0000EE"/>
             <w:u w:val="single"/>
           </w:rPr>
-          <w:t>提摩太前書6:17</w:t>
+          <w:t>太12:32</w:t>
         </w:r>
       </w:hyperlink>
       <w:r>
         <w:rPr>
           <w:lang w:val="zh_TW" w:bidi="zh_TW"/>
         </w:rPr>
-        <w:t>）。富有的人應該感謝神，而不是以自己的財富為傲或將信心放在自己擁有的財富上。世上萬物都屬於創造萬物的神（</w:t>
-      </w:r>
-      <w:hyperlink r:id="rId19">
+        <w:t>）。許多經文反覆警告，不信救主將導致永遠的死亡（</w:t>
+      </w:r>
+      <w:hyperlink r:id="rId29">
         <w:r>
           <w:rPr>
             <w:lang w:val="zh_TW" w:bidi="zh_TW"/>
@@ -392,16 +578,16 @@
             <w:color w:val="0000EE"/>
             <w:u w:val="single"/>
           </w:rPr>
-          <w:t>詩篇24:1</w:t>
+          <w:t>約3:18、36</w:t>
         </w:r>
       </w:hyperlink>
       <w:r>
         <w:rPr>
           <w:lang w:val="zh_TW" w:bidi="zh_TW"/>
         </w:rPr>
-        <w:t>）。但聖經也警告有些財富是來自不公義之舉，而不是神的祝福（</w:t>
-      </w:r>
-      <w:hyperlink r:id="rId20">
+        <w:t>；</w:t>
+      </w:r>
+      <w:hyperlink r:id="rId30">
         <w:r>
           <w:rPr>
             <w:lang w:val="zh_TW" w:bidi="zh_TW"/>
@@ -410,7 +596,7 @@
             <w:color w:val="0000EE"/>
             <w:u w:val="single"/>
           </w:rPr>
-          <w:t>哈巴谷書 2：9–11</w:t>
+          <w:t>約一5:12</w:t>
         </w:r>
       </w:hyperlink>
       <w:r>
@@ -419,7 +605,7 @@
         </w:rPr>
         <w:t>；</w:t>
       </w:r>
-      <w:hyperlink r:id="rId21">
+      <w:hyperlink r:id="rId31">
         <w:r>
           <w:rPr>
             <w:lang w:val="zh_TW" w:bidi="zh_TW"/>
@@ -428,16 +614,10 @@
             <w:color w:val="0000EE"/>
             <w:u w:val="single"/>
           </w:rPr>
-          <w:t>阿摩司書 8：4–6</w:t>
+          <w:t>啟20:15，</w:t>
         </w:r>
       </w:hyperlink>
-      <w:r>
-        <w:rPr>
-          <w:lang w:val="zh_TW" w:bidi="zh_TW"/>
-        </w:rPr>
-        <w:t>；</w:t>
-      </w:r>
-      <w:hyperlink r:id="rId22">
+      <w:hyperlink r:id="rId32">
         <w:r>
           <w:rPr>
             <w:lang w:val="zh_TW" w:bidi="zh_TW"/>
@@ -446,14 +626,14 @@
             <w:color w:val="0000EE"/>
             <w:u w:val="single"/>
           </w:rPr>
-          <w:t>耶利米書 22：13</w:t>
+          <w:t>21:8</w:t>
         </w:r>
       </w:hyperlink>
       <w:r>
         <w:rPr>
           <w:lang w:val="zh_TW" w:bidi="zh_TW"/>
         </w:rPr>
-        <w:t>）。</w:t>
+        <w:t>），但這些經文並未直接指不可赦免的罪。耶穌斷言，一個人可以不信祂，甚至說話干犯祂，卻不一定犯了不可赦免的罪。</w:t>
       </w:r>
     </w:p>
     <w:p>
@@ -465,82 +645,44 @@
       </w:r>
       <w:r>
         <w:rPr>
-          <w:lang w:val="zh_TW" w:bidi="zh_TW"/>
-        </w:rPr>
-        <w:t>當財富是以正確的方式獲得時，它可以被視為是神的恩賜。大衛曾禱告說：「</w:t>
-      </w:r>
-      <w:r>
-        <w:rPr>
-          <w:lang w:val="zh_TW" w:bidi="zh_TW"/>
-        </w:rPr>
-        <w:t>豐富尊榮都從你而來</w:t>
-      </w:r>
-      <w:r>
-        <w:rPr>
-          <w:lang w:val="zh_TW" w:bidi="zh_TW"/>
-        </w:rPr>
-        <w:t>」（</w:t>
-      </w:r>
-      <w:hyperlink r:id="rId23">
-        <w:r>
-          <w:rPr>
-            <w:lang w:val="zh_TW" w:bidi="zh_TW"/>
-          </w:rPr>
-          <w:rPr>
-            <w:color w:val="0000EE"/>
-            <w:u w:val="single"/>
-          </w:rPr>
-          <w:t>歷代志上29:12</w:t>
-        </w:r>
-      </w:hyperlink>
-      <w:r>
-        <w:rPr>
-          <w:lang w:val="zh_TW" w:bidi="zh_TW"/>
-        </w:rPr>
-        <w:t>）。即使財富是透過辛勤工作賺得的，聖經教導我們，正是因神賜予我們才能和資源，我們才能夠賺取所得。</w:t>
-        <w:br/>
-      </w:r>
-      <w:r>
-        <w:rPr>
-          <w:lang w:val="zh_TW" w:bidi="zh_TW"/>
-        </w:rPr>
-        <w:t>耶穌在一萬銀子（</w:t>
-      </w:r>
-      <w:hyperlink r:id="rId24">
-        <w:r>
-          <w:rPr>
-            <w:lang w:val="zh_TW" w:bidi="zh_TW"/>
-          </w:rPr>
-          <w:rPr>
-            <w:color w:val="0000EE"/>
-            <w:u w:val="single"/>
-          </w:rPr>
-          <w:t>馬太福音25:14–30</w:t>
-        </w:r>
-      </w:hyperlink>
-      <w:r>
-        <w:rPr>
-          <w:lang w:val="zh_TW" w:bidi="zh_TW"/>
-        </w:rPr>
-        <w:t>）和十錠銀子（</w:t>
-      </w:r>
-      <w:hyperlink r:id="rId25">
-        <w:r>
-          <w:rPr>
-            <w:lang w:val="zh_TW" w:bidi="zh_TW"/>
-          </w:rPr>
-          <w:rPr>
-            <w:color w:val="0000EE"/>
-            <w:u w:val="single"/>
-          </w:rPr>
-          <w:t>路加福音19:11–26</w:t>
-        </w:r>
-      </w:hyperlink>
-      <w:r>
-        <w:rPr>
-          <w:lang w:val="zh_TW" w:bidi="zh_TW"/>
-        </w:rPr>
-        <w:t>）的比喻中，也教導了同樣的真理。</w:t>
+          <w:i/>
+          <w:lang w:val="zh_TW" w:bidi="zh_TW"/>
+        </w:rPr>
+        <w:t>另見</w:t>
+      </w:r>
+      <w:r>
+        <w:rPr>
+          <w:lang w:val="zh_TW" w:bidi="zh_TW"/>
+        </w:rPr>
+        <w:t xml:space="preserve"> </w:t>
+      </w:r>
+      <w:r>
+        <w:rPr>
+          <w:lang w:val="zh_TW" w:bidi="zh_TW"/>
+        </w:rPr>
+        <w:t>稱義、被稱義，</w:t>
+      </w:r>
+      <w:r>
+        <w:rPr>
+          <w:lang w:val="zh_TW" w:bidi="zh_TW"/>
+        </w:rPr>
+        <w:t>至死的罪</w:t>
+      </w:r>
+      <w:r>
+        <w:rPr>
+          <w:lang w:val="zh_TW" w:bidi="zh_TW"/>
+        </w:rPr>
+        <w:t>。</w:t>
+      </w:r>
+      <w:r>
+        <w:rPr>
+          <w:lang w:val="zh_TW" w:bidi="zh_TW"/>
+        </w:rPr>
+      </w:r>
+      <w:r>
+        <w:rPr>
+          <w:lang w:val="zh_TW" w:bidi="zh_TW"/>
+        </w:rPr>
       </w:r>
     </w:p>
     <w:p>
@@ -550,11 +692,21 @@
           <w:lang w:val="zh_TW" w:bidi="zh_TW"/>
         </w:rPr>
       </w:r>
-      <w:r>
-        <w:rPr>
-          <w:lang w:val="zh_TW" w:bidi="zh_TW"/>
-        </w:rPr>
-        <w:t>聖經並未說擁有財富本身是錯的。如果擁有財富是罪，那麼十誡中禁止偷盜和貪戀的戒律就失去了意義。耶穌也從未說過富有本身是罪。</w:t>
+    </w:p>
+    <w:p>
+      <w:pPr>
+        <w:pStyle w:val="Heading2"/>
+      </w:pPr>
+      <w:r>
+        <w:rPr>
+          <w:lang w:val="zh_TW" w:bidi="zh_TW"/>
+        </w:rPr>
+        <w:t>不能生育</w:t>
+      </w:r>
+      <w:r>
+        <w:rPr>
+          <w:lang w:val="zh_TW" w:bidi="zh_TW"/>
+        </w:rPr>
       </w:r>
     </w:p>
     <w:p>
@@ -568,181 +720,7 @@
         <w:rPr>
           <w:lang w:val="zh_TW" w:bidi="zh_TW"/>
         </w:rPr>
-        <w:t>然而，耶穌卻警告我們，錢財會使人難以進入神的國：「</w:t>
-      </w:r>
-      <w:r>
-        <w:rPr>
-          <w:lang w:val="zh_TW" w:bidi="zh_TW"/>
-        </w:rPr>
-        <w:t>有錢財的人進神的國是何等地難哪</w:t>
-      </w:r>
-      <w:r>
-        <w:rPr>
-          <w:lang w:val="zh_TW" w:bidi="zh_TW"/>
-        </w:rPr>
-        <w:t>！」（</w:t>
-      </w:r>
-      <w:hyperlink r:id="rId26">
-        <w:r>
-          <w:rPr>
-            <w:lang w:val="zh_TW" w:bidi="zh_TW"/>
-          </w:rPr>
-          <w:rPr>
-            <w:color w:val="0000EE"/>
-            <w:u w:val="single"/>
-          </w:rPr>
-          <w:t>馬可福音10:23</w:t>
-        </w:r>
-      </w:hyperlink>
-      <w:r>
-        <w:rPr>
-          <w:lang w:val="zh_TW" w:bidi="zh_TW"/>
-        </w:rPr>
-        <w:t>）。耶穌教導我們，財富可能會：</w:t>
-      </w:r>
-    </w:p>
-    <w:p>
-      <w:pPr>
-        <w:pStyle w:val="ListBullet"/>
-        <w:spacing w:line="240" w:lineRule="auto"/>
-        <w:ind w:left="720"/>
-      </w:pPr>
-      <w:r>
-        <w:rPr>
-          <w:lang w:val="zh_TW" w:bidi="zh_TW"/>
-        </w:rPr>
-      </w:r>
-      <w:r>
-        <w:rPr>
-          <w:lang w:val="zh_TW" w:bidi="zh_TW"/>
-        </w:rPr>
-        <w:t>破壞心中的平安（</w:t>
-      </w:r>
-      <w:hyperlink r:id="rId27">
-        <w:r>
-          <w:rPr>
-            <w:lang w:val="zh_TW" w:bidi="zh_TW"/>
-          </w:rPr>
-          <w:rPr>
-            <w:color w:val="0000EE"/>
-            <w:u w:val="single"/>
-          </w:rPr>
-          <w:t>馬太福音6:24–34</w:t>
-        </w:r>
-      </w:hyperlink>
-      <w:r>
-        <w:rPr>
-          <w:lang w:val="zh_TW" w:bidi="zh_TW"/>
-        </w:rPr>
-        <w:t>）</w:t>
-      </w:r>
-    </w:p>
-    <w:p>
-      <w:pPr>
-        <w:pStyle w:val="ListBullet"/>
-        <w:spacing w:line="240" w:lineRule="auto"/>
-        <w:ind w:left="720"/>
-      </w:pPr>
-      <w:r>
-        <w:rPr>
-          <w:lang w:val="zh_TW" w:bidi="zh_TW"/>
-        </w:rPr>
-      </w:r>
-      <w:r>
-        <w:rPr>
-          <w:lang w:val="zh_TW" w:bidi="zh_TW"/>
-        </w:rPr>
-        <w:t>使人對他人的需要視而不見（</w:t>
-      </w:r>
-      <w:hyperlink r:id="rId28">
-        <w:r>
-          <w:rPr>
-            <w:lang w:val="zh_TW" w:bidi="zh_TW"/>
-          </w:rPr>
-          <w:rPr>
-            <w:color w:val="0000EE"/>
-            <w:u w:val="single"/>
-          </w:rPr>
-          <w:t>路加福音16:19–31</w:t>
-        </w:r>
-      </w:hyperlink>
-      <w:r>
-        <w:rPr>
-          <w:lang w:val="zh_TW" w:bidi="zh_TW"/>
-        </w:rPr>
-        <w:t>）</w:t>
-      </w:r>
-    </w:p>
-    <w:p>
-      <w:pPr>
-        <w:pStyle w:val="ListBullet"/>
-        <w:spacing w:line="240" w:lineRule="auto"/>
-        <w:ind w:left="720"/>
-      </w:pPr>
-      <w:r>
-        <w:rPr>
-          <w:lang w:val="zh_TW" w:bidi="zh_TW"/>
-        </w:rPr>
-      </w:r>
-      <w:r>
-        <w:rPr>
-          <w:lang w:val="zh_TW" w:bidi="zh_TW"/>
-        </w:rPr>
-        <w:t>阻擋通往永生的道路（</w:t>
-      </w:r>
-      <w:hyperlink r:id="rId29">
-        <w:r>
-          <w:rPr>
-            <w:lang w:val="zh_TW" w:bidi="zh_TW"/>
-          </w:rPr>
-          <w:rPr>
-            <w:color w:val="0000EE"/>
-            <w:u w:val="single"/>
-          </w:rPr>
-          <w:t>馬可福音10:17–27</w:t>
-        </w:r>
-      </w:hyperlink>
-      <w:r>
-        <w:rPr>
-          <w:lang w:val="zh_TW" w:bidi="zh_TW"/>
-        </w:rPr>
-        <w:t>）</w:t>
-      </w:r>
-    </w:p>
-    <w:p>
-      <w:pPr>
-        <w:pStyle w:val="ListBullet"/>
-        <w:spacing w:line="240" w:lineRule="auto"/>
-        <w:ind w:left="720"/>
-      </w:pPr>
-      <w:r>
-        <w:rPr>
-          <w:lang w:val="zh_TW" w:bidi="zh_TW"/>
-        </w:rPr>
-      </w:r>
-      <w:r>
-        <w:rPr>
-          <w:lang w:val="zh_TW" w:bidi="zh_TW"/>
-        </w:rPr>
-        <w:t>帶來神的審判（</w:t>
-      </w:r>
-      <w:hyperlink r:id="rId30">
-        <w:r>
-          <w:rPr>
-            <w:lang w:val="zh_TW" w:bidi="zh_TW"/>
-          </w:rPr>
-          <w:rPr>
-            <w:color w:val="0000EE"/>
-            <w:u w:val="single"/>
-          </w:rPr>
-          <w:t>路加福音12:16–21</w:t>
-        </w:r>
-      </w:hyperlink>
-      <w:r>
-        <w:rPr>
-          <w:lang w:val="zh_TW" w:bidi="zh_TW"/>
-        </w:rPr>
-        <w:t>）</w:t>
+        <w:t>指不能生育（無法生孩子）或沒有子女的狀態。</w:t>
       </w:r>
     </w:p>
     <w:p>
@@ -756,9 +734,9 @@
         <w:rPr>
           <w:lang w:val="zh_TW" w:bidi="zh_TW"/>
         </w:rPr>
-        <w:t>耶穌告訴祂的跟從者不要積攢個人財富（</w:t>
-      </w:r>
-      <w:hyperlink r:id="rId31">
+        <w:t>在古代，人們把不能生育視為極大的悲痛。洪水之後，神吩咐人「要生養眾多，遍滿了地面」（</w:t>
+      </w:r>
+      <w:hyperlink r:id="rId33">
         <w:r>
           <w:rPr>
             <w:lang w:val="zh_TW" w:bidi="zh_TW"/>
@@ -767,16 +745,16 @@
             <w:color w:val="0000EE"/>
             <w:u w:val="single"/>
           </w:rPr>
-          <w:t>馬太福音6:19</w:t>
+          <w:t>創9:1</w:t>
         </w:r>
       </w:hyperlink>
       <w:r>
         <w:rPr>
           <w:lang w:val="zh_TW" w:bidi="zh_TW"/>
         </w:rPr>
-        <w:t>），並稱讚那些為了神的國撇棄財產的人（</w:t>
-      </w:r>
-      <w:hyperlink r:id="rId32">
+        <w:t>）。後來，耶利米也發出相似的勸告（</w:t>
+      </w:r>
+      <w:hyperlink r:id="rId34">
         <w:r>
           <w:rPr>
             <w:lang w:val="zh_TW" w:bidi="zh_TW"/>
@@ -785,7 +763,97 @@
             <w:color w:val="0000EE"/>
             <w:u w:val="single"/>
           </w:rPr>
-          <w:t>馬太福音19:29</w:t>
+          <w:t>耶29:6</w:t>
+        </w:r>
+      </w:hyperlink>
+      <w:r>
+        <w:rPr>
+          <w:lang w:val="zh_TW" w:bidi="zh_TW"/>
+        </w:rPr>
+        <w:t>）。在一夫多妻的婚姻（即一個男人有多個妻子）中，不能生育的妻子可能會遭人嘲笑，她也可能因其他妻子能生育而產生強烈的嫉妒感（</w:t>
+      </w:r>
+      <w:hyperlink r:id="rId35">
+        <w:r>
+          <w:rPr>
+            <w:lang w:val="zh_TW" w:bidi="zh_TW"/>
+          </w:rPr>
+          <w:rPr>
+            <w:color w:val="0000EE"/>
+            <w:u w:val="single"/>
+          </w:rPr>
+          <w:t>創16:4</w:t>
+        </w:r>
+      </w:hyperlink>
+      <w:r>
+        <w:rPr>
+          <w:lang w:val="zh_TW" w:bidi="zh_TW"/>
+        </w:rPr>
+        <w:t>；</w:t>
+      </w:r>
+      <w:hyperlink r:id="rId36">
+        <w:r>
+          <w:rPr>
+            <w:lang w:val="zh_TW" w:bidi="zh_TW"/>
+          </w:rPr>
+          <w:rPr>
+            <w:color w:val="0000EE"/>
+            <w:u w:val="single"/>
+          </w:rPr>
+          <w:t>耶30:1</w:t>
+        </w:r>
+      </w:hyperlink>
+      <w:r>
+        <w:rPr>
+          <w:lang w:val="zh_TW" w:bidi="zh_TW"/>
+        </w:rPr>
+        <w:t>）。妻子為丈夫生子的壓力非常大，以致不能生育的妻子會把侍女給丈夫作代孕之人（即為這對夫婦生孩子的婦女；</w:t>
+      </w:r>
+      <w:hyperlink r:id="rId37">
+        <w:r>
+          <w:rPr>
+            <w:lang w:val="zh_TW" w:bidi="zh_TW"/>
+          </w:rPr>
+          <w:rPr>
+            <w:color w:val="0000EE"/>
+            <w:u w:val="single"/>
+          </w:rPr>
+          <w:t>創16:1–2</w:t>
+        </w:r>
+      </w:hyperlink>
+      <w:r>
+        <w:rPr>
+          <w:lang w:val="zh_TW" w:bidi="zh_TW"/>
+        </w:rPr>
+        <w:t>，</w:t>
+      </w:r>
+      <w:hyperlink r:id="rId38">
+        <w:r>
+          <w:rPr>
+            <w:lang w:val="zh_TW" w:bidi="zh_TW"/>
+          </w:rPr>
+          <w:rPr>
+            <w:color w:val="0000EE"/>
+            <w:u w:val="single"/>
+          </w:rPr>
+          <w:t>30:3</w:t>
+        </w:r>
+      </w:hyperlink>
+      <w:r>
+        <w:rPr>
+          <w:lang w:val="zh_TW" w:bidi="zh_TW"/>
+        </w:rPr>
+        <w:t>）。如果一個丈夫死時沒有留下子女，他的兄弟就有義務娶寡嫂，為他生子（</w:t>
+      </w:r>
+      <w:hyperlink r:id="rId39">
+        <w:r>
+          <w:rPr>
+            <w:lang w:val="zh_TW" w:bidi="zh_TW"/>
+          </w:rPr>
+          <w:rPr>
+            <w:color w:val="0000EE"/>
+            <w:u w:val="single"/>
+          </w:rPr>
+          <w:t>創38:8</w:t>
         </w:r>
       </w:hyperlink>
       <w:r>
@@ -806,9 +874,9 @@
         <w:rPr>
           <w:lang w:val="zh_TW" w:bidi="zh_TW"/>
         </w:rPr>
-        <w:t>耶穌的警告不是針對財富本身，而是針對人對錢財的錯誤態度和使用方式。對財富的渴求（而不是財富的擁有）會扼殺屬靈的成長（</w:t>
-      </w:r>
-      <w:hyperlink r:id="rId33">
+        <w:t>人們有時會視不能生育為咒詛或神的懲罰（</w:t>
+      </w:r>
+      <w:hyperlink r:id="rId40">
         <w:r>
           <w:rPr>
             <w:lang w:val="zh_TW" w:bidi="zh_TW"/>
@@ -817,16 +885,16 @@
             <w:color w:val="0000EE"/>
             <w:u w:val="single"/>
           </w:rPr>
-          <w:t>馬太福音13:22</w:t>
+          <w:t>何9:11</w:t>
         </w:r>
       </w:hyperlink>
       <w:r>
         <w:rPr>
           <w:lang w:val="zh_TW" w:bidi="zh_TW"/>
         </w:rPr>
-        <w:t>）。貪婪導致那不寬容同伴僕人的墮落（</w:t>
-      </w:r>
-      <w:hyperlink r:id="rId34">
+        <w:t>、</w:t>
+      </w:r>
+      <w:hyperlink r:id="rId40">
         <w:r>
           <w:rPr>
             <w:lang w:val="zh_TW" w:bidi="zh_TW"/>
@@ -835,16 +903,16 @@
             <w:color w:val="0000EE"/>
             <w:u w:val="single"/>
           </w:rPr>
-          <w:t>馬太福音18:23–35</w:t>
+          <w:t>14</w:t>
         </w:r>
       </w:hyperlink>
       <w:r>
         <w:rPr>
           <w:lang w:val="zh_TW" w:bidi="zh_TW"/>
         </w:rPr>
-        <w:t>），而導致財主毀滅的，是他的自私，而不是他的財富（</w:t>
-      </w:r>
-      <w:hyperlink r:id="rId35">
+        <w:t>；</w:t>
+      </w:r>
+      <w:hyperlink r:id="rId41">
         <w:r>
           <w:rPr>
             <w:lang w:val="zh_TW" w:bidi="zh_TW"/>
@@ -853,35 +921,16 @@
             <w:color w:val="0000EE"/>
             <w:u w:val="single"/>
           </w:rPr>
-          <w:t>路加福音16:19–26</w:t>
+          <w:t>創20:17–18</w:t>
         </w:r>
       </w:hyperlink>
       <w:r>
         <w:rPr>
           <w:lang w:val="zh_TW" w:bidi="zh_TW"/>
         </w:rPr>
-        <w:t>）。保羅總結說：「</w:t>
-      </w:r>
-      <w:r>
-        <w:rPr>
-          <w:i/>
-          <w:lang w:val="zh_TW" w:bidi="zh_TW"/>
-        </w:rPr>
-        <w:t>貪</w:t>
-      </w:r>
-      <w:r>
-        <w:rPr>
-          <w:lang w:val="zh_TW" w:bidi="zh_TW"/>
-        </w:rPr>
-        <w:t>財是萬惡之根</w:t>
-      </w:r>
-      <w:r>
-        <w:rPr>
-          <w:lang w:val="zh_TW" w:bidi="zh_TW"/>
-        </w:rPr>
-        <w:t>」（</w:t>
-      </w:r>
-      <w:hyperlink r:id="rId36">
+        <w:t>）。人懇切祈求之後，神也可能除去這樣的情況（</w:t>
+      </w:r>
+      <w:hyperlink r:id="rId42">
         <w:r>
           <w:rPr>
             <w:lang w:val="zh_TW" w:bidi="zh_TW"/>
@@ -890,14 +939,86 @@
             <w:color w:val="0000EE"/>
             <w:u w:val="single"/>
           </w:rPr>
-          <w:t>提摩太前書6:10</w:t>
+          <w:t>創25:21</w:t>
         </w:r>
       </w:hyperlink>
       <w:r>
         <w:rPr>
           <w:lang w:val="zh_TW" w:bidi="zh_TW"/>
         </w:rPr>
-        <w:t>，斜體是譯註加上強調）。</w:t>
+        <w:t>；</w:t>
+      </w:r>
+      <w:hyperlink r:id="rId43">
+        <w:r>
+          <w:rPr>
+            <w:lang w:val="zh_TW" w:bidi="zh_TW"/>
+          </w:rPr>
+          <w:rPr>
+            <w:color w:val="0000EE"/>
+            <w:u w:val="single"/>
+          </w:rPr>
+          <w:t>撒上1:16</w:t>
+        </w:r>
+      </w:hyperlink>
+      <w:r>
+        <w:rPr>
+          <w:lang w:val="zh_TW" w:bidi="zh_TW"/>
+        </w:rPr>
+        <w:t>、</w:t>
+      </w:r>
+      <w:hyperlink r:id="rId43">
+        <w:r>
+          <w:rPr>
+            <w:lang w:val="zh_TW" w:bidi="zh_TW"/>
+          </w:rPr>
+          <w:rPr>
+            <w:color w:val="0000EE"/>
+            <w:u w:val="single"/>
+          </w:rPr>
+          <w:t>20</w:t>
+        </w:r>
+      </w:hyperlink>
+      <w:r>
+        <w:rPr>
+          <w:lang w:val="zh_TW" w:bidi="zh_TW"/>
+        </w:rPr>
+        <w:t>）。神的先知或使者也能改變不能生育的情況（</w:t>
+      </w:r>
+      <w:hyperlink r:id="rId44">
+        <w:r>
+          <w:rPr>
+            <w:lang w:val="zh_TW" w:bidi="zh_TW"/>
+          </w:rPr>
+          <w:rPr>
+            <w:color w:val="0000EE"/>
+            <w:u w:val="single"/>
+          </w:rPr>
+          <w:t>王下4:16</w:t>
+        </w:r>
+      </w:hyperlink>
+      <w:r>
+        <w:rPr>
+          <w:lang w:val="zh_TW" w:bidi="zh_TW"/>
+        </w:rPr>
+        <w:t>；</w:t>
+      </w:r>
+      <w:hyperlink r:id="rId45">
+        <w:r>
+          <w:rPr>
+            <w:lang w:val="zh_TW" w:bidi="zh_TW"/>
+          </w:rPr>
+          <w:rPr>
+            <w:color w:val="0000EE"/>
+            <w:u w:val="single"/>
+          </w:rPr>
+          <w:t>創18:14</w:t>
+        </w:r>
+      </w:hyperlink>
+      <w:r>
+        <w:rPr>
+          <w:lang w:val="zh_TW" w:bidi="zh_TW"/>
+        </w:rPr>
+        <w:t>）。</w:t>
       </w:r>
     </w:p>
     <w:p>
@@ -911,9 +1032,9 @@
         <w:rPr>
           <w:lang w:val="zh_TW" w:bidi="zh_TW"/>
         </w:rPr>
-        <w:t>最大的危險是讓財富掌控一個人的生命。聖經警告我們，不要將物質的東西當作偶像（比如，</w:t>
-      </w:r>
-      <w:hyperlink r:id="rId37">
+        <w:t>有一個故事記載，一位停止生育的妻子用風茄（一種被認為能助孕的植物）交換與丈夫同房的機會，結果生了三個孩子（</w:t>
+      </w:r>
+      <w:hyperlink r:id="rId46">
         <w:r>
           <w:rPr>
             <w:lang w:val="zh_TW" w:bidi="zh_TW"/>
@@ -922,16 +1043,16 @@
             <w:color w:val="0000EE"/>
             <w:u w:val="single"/>
           </w:rPr>
-          <w:t>申命記8:17–18</w:t>
+          <w:t>創30:14–21</w:t>
         </w:r>
       </w:hyperlink>
       <w:r>
         <w:rPr>
           <w:lang w:val="zh_TW" w:bidi="zh_TW"/>
         </w:rPr>
-        <w:t>；</w:t>
-      </w:r>
-      <w:hyperlink r:id="rId38">
+        <w:t>）。神應許，以色列人若遵行祂的律法，他們就不會遭遇不育（無法生孩子；</w:t>
+      </w:r>
+      <w:hyperlink r:id="rId47">
         <w:r>
           <w:rPr>
             <w:lang w:val="zh_TW" w:bidi="zh_TW"/>
@@ -940,16 +1061,16 @@
             <w:color w:val="0000EE"/>
             <w:u w:val="single"/>
           </w:rPr>
-          <w:t>路加福音14:15–24</w:t>
+          <w:t>申7:14</w:t>
         </w:r>
       </w:hyperlink>
       <w:r>
         <w:rPr>
           <w:lang w:val="zh_TW" w:bidi="zh_TW"/>
         </w:rPr>
-        <w:t>）。撒但曾試探耶穌，把財富和權力置於神之上（</w:t>
-      </w:r>
-      <w:hyperlink r:id="rId39">
+        <w:t>）的情況。在古代文獻中，較為罕見的觀念是：不能生育也可能由於男人不育。最後，儘管不能生育在古代被視為痛苦，耶穌卻告訴耶路撒冷的婦女，那些不能生育的日子反倒比她們即將面對的苦難更好（</w:t>
+      </w:r>
+      <w:hyperlink r:id="rId48">
         <w:r>
           <w:rPr>
             <w:lang w:val="zh_TW" w:bidi="zh_TW"/>
@@ -958,50 +1079,24 @@
             <w:color w:val="0000EE"/>
             <w:u w:val="single"/>
           </w:rPr>
-          <w:t>馬太福音4:8–9</w:t>
+          <w:t>路23:29</w:t>
         </w:r>
       </w:hyperlink>
       <w:r>
         <w:rPr>
           <w:lang w:val="zh_TW" w:bidi="zh_TW"/>
         </w:rPr>
-        <w:t>）。但耶穌則明確警告我們不要事奉金錢為主（</w:t>
-      </w:r>
-      <w:hyperlink r:id="rId40">
-        <w:r>
-          <w:rPr>
-            <w:lang w:val="zh_TW" w:bidi="zh_TW"/>
-          </w:rPr>
-          <w:rPr>
-            <w:color w:val="0000EE"/>
-            <w:u w:val="single"/>
-          </w:rPr>
-          <w:t>馬太福音6:24</w:t>
-        </w:r>
-      </w:hyperlink>
-      <w:r>
-        <w:rPr>
-          <w:lang w:val="zh_TW" w:bidi="zh_TW"/>
-        </w:rPr>
-        <w:t>）。耶穌吩咐這個年輕的富人變賣一切（</w:t>
-      </w:r>
-      <w:hyperlink r:id="rId41">
-        <w:r>
-          <w:rPr>
-            <w:lang w:val="zh_TW" w:bidi="zh_TW"/>
-          </w:rPr>
-          <w:rPr>
-            <w:color w:val="0000EE"/>
-            <w:u w:val="single"/>
-          </w:rPr>
-          <w:t>馬可福音10:17–22</w:t>
-        </w:r>
-      </w:hyperlink>
-      <w:r>
-        <w:rPr>
-          <w:lang w:val="zh_TW" w:bidi="zh_TW"/>
-        </w:rPr>
-        <w:t>）。這位富人被自己的財產所掌控。耶穌要他看清，財富已經成了他生命的主宰，好讓他學會放手，跟隨神。然而，他卻選擇緊抓財富，轉身離去。這清楚地揭示了人對財富的慾望是何等的強烈。</w:t>
+        <w:t>）。祂教導說，身體的困境並不像屬靈的問題那麼重要。</w:t>
+      </w:r>
+      <w:r>
+        <w:rPr>
+          <w:lang w:val="zh_TW" w:bidi="zh_TW"/>
+        </w:rPr>
+      </w:r>
+      <w:r>
+        <w:rPr>
+          <w:lang w:val="zh_TW" w:bidi="zh_TW"/>
+        </w:rPr>
       </w:r>
     </w:p>
     <w:p>
@@ -1011,13 +1106,45 @@
           <w:lang w:val="zh_TW" w:bidi="zh_TW"/>
         </w:rPr>
       </w:r>
-      <w:r>
-        <w:rPr>
-          <w:lang w:val="zh_TW" w:bidi="zh_TW"/>
-        </w:rPr>
-        <w:t>耶穌關於財富的教導不僅包含警告，也有正確態度的指引。那些將自己視為財產的管家而非擁有者的人，會找到許多方法將他們的財富用於神的事工（</w:t>
-      </w:r>
-      <w:hyperlink r:id="rId42">
+    </w:p>
+    <w:p>
+      <w:pPr>
+        <w:pStyle w:val="Heading2"/>
+      </w:pPr>
+      <w:r>
+        <w:rPr>
+          <w:lang w:val="zh_TW" w:bidi="zh_TW"/>
+        </w:rPr>
+        <w:t>布斯（人物）</w:t>
+      </w:r>
+      <w:r>
+        <w:rPr>
+          <w:lang w:val="zh_TW" w:bidi="zh_TW"/>
+        </w:rPr>
+      </w:r>
+    </w:p>
+    <w:p>
+      <w:pPr>
+        <w:pStyle w:val="ListNumber"/>
+        <w:numPr>
+          <w:ilvl w:val="0"/>
+          <w:numId w:val="14"/>
+        </w:numPr>
+        <w:spacing w:line="240" w:lineRule="auto"/>
+        <w:ind w:left="720"/>
+      </w:pPr>
+      <w:r>
+        <w:rPr>
+          <w:lang w:val="zh_TW" w:bidi="zh_TW"/>
+        </w:rPr>
+      </w:r>
+      <w:r>
+        <w:rPr>
+          <w:lang w:val="zh_TW" w:bidi="zh_TW"/>
+        </w:rPr>
+        <w:t>亞伯拉罕的姪子，為拿鶴的八個兒子之一（</w:t>
+      </w:r>
+      <w:hyperlink r:id="rId49">
         <w:r>
           <w:rPr>
             <w:lang w:val="zh_TW" w:bidi="zh_TW"/>
@@ -1026,16 +1153,34 @@
             <w:color w:val="0000EE"/>
             <w:u w:val="single"/>
           </w:rPr>
-          <w:t>路加福音12:42–44</w:t>
+          <w:t>創22:21</w:t>
         </w:r>
       </w:hyperlink>
       <w:r>
         <w:rPr>
           <w:lang w:val="zh_TW" w:bidi="zh_TW"/>
         </w:rPr>
-        <w:t>）。他們的財富不應使他們貪婪，而應讓他們以許多實際的方式表達愛（</w:t>
-      </w:r>
-      <w:hyperlink r:id="rId43">
+        <w:t>）。</w:t>
+      </w:r>
+    </w:p>
+    <w:p>
+      <w:pPr>
+        <w:pStyle w:val="ListNumber"/>
+        <w:spacing w:line="240" w:lineRule="auto"/>
+        <w:ind w:left="720"/>
+      </w:pPr>
+      <w:r>
+        <w:rPr>
+          <w:lang w:val="zh_TW" w:bidi="zh_TW"/>
+        </w:rPr>
+      </w:r>
+      <w:r>
+        <w:rPr>
+          <w:lang w:val="zh_TW" w:bidi="zh_TW"/>
+        </w:rPr>
+        <w:t>迦得支派的人（</w:t>
+      </w:r>
+      <w:hyperlink r:id="rId50">
         <w:r>
           <w:rPr>
             <w:lang w:val="zh_TW" w:bidi="zh_TW"/>
@@ -1044,674 +1189,15 @@
             <w:color w:val="0000EE"/>
             <w:u w:val="single"/>
           </w:rPr>
-          <w:t>哥林多後書8:2</w:t>
+          <w:t>代上5:14</w:t>
         </w:r>
       </w:hyperlink>
       <w:r>
         <w:rPr>
           <w:lang w:val="zh_TW" w:bidi="zh_TW"/>
         </w:rPr>
-        <w:t>）。他們的財富應該引導他們信靠神，而不是憂慮（</w:t>
-      </w:r>
-      <w:hyperlink r:id="rId44">
-        <w:r>
-          <w:rPr>
-            <w:lang w:val="zh_TW" w:bidi="zh_TW"/>
-          </w:rPr>
-          <w:rPr>
-            <w:color w:val="0000EE"/>
-            <w:u w:val="single"/>
-          </w:rPr>
-          <w:t>路加福音12:29–31</w:t>
-        </w:r>
-      </w:hyperlink>
-      <w:r>
-        <w:rPr>
-          <w:lang w:val="zh_TW" w:bidi="zh_TW"/>
-        </w:rPr>
-        <w:t>；</w:t>
-      </w:r>
-      <w:hyperlink r:id="rId18">
-        <w:r>
-          <w:rPr>
-            <w:lang w:val="zh_TW" w:bidi="zh_TW"/>
-          </w:rPr>
-          <w:rPr>
-            <w:color w:val="0000EE"/>
-            <w:u w:val="single"/>
-          </w:rPr>
-          <w:t>提摩太前書6:17</w:t>
-        </w:r>
-      </w:hyperlink>
-      <w:r>
-        <w:rPr>
-          <w:lang w:val="zh_TW" w:bidi="zh_TW"/>
-        </w:rPr>
         <w:t>）。</w:t>
-      </w:r>
-    </w:p>
-    <w:p>
-      <w:pPr/>
-      <w:r>
-        <w:rPr>
-          <w:lang w:val="zh_TW" w:bidi="zh_TW"/>
-        </w:rPr>
-      </w:r>
-      <w:r>
-        <w:rPr>
-          <w:lang w:val="zh_TW" w:bidi="zh_TW"/>
-        </w:rPr>
-        <w:t>聖經教導關於財富的道德標準取決於一個人看待財富的態度。那些以物質財富為最終目標的人，靈性上是貧窮的（</w:t>
-      </w:r>
-      <w:hyperlink r:id="rId45">
-        <w:r>
-          <w:rPr>
-            <w:lang w:val="zh_TW" w:bidi="zh_TW"/>
-          </w:rPr>
-          <w:rPr>
-            <w:color w:val="0000EE"/>
-            <w:u w:val="single"/>
-          </w:rPr>
-          <w:t>馬太福音16:26</w:t>
-        </w:r>
-      </w:hyperlink>
-      <w:r>
-        <w:rPr>
-          <w:lang w:val="zh_TW" w:bidi="zh_TW"/>
-        </w:rPr>
-        <w:t>；</w:t>
-      </w:r>
-      <w:hyperlink r:id="rId46">
-        <w:r>
-          <w:rPr>
-            <w:lang w:val="zh_TW" w:bidi="zh_TW"/>
-          </w:rPr>
-          <w:rPr>
-            <w:color w:val="0000EE"/>
-            <w:u w:val="single"/>
-          </w:rPr>
-          <w:t>啟示錄3:17</w:t>
-        </w:r>
-      </w:hyperlink>
-      <w:r>
-        <w:rPr>
-          <w:lang w:val="zh_TW" w:bidi="zh_TW"/>
-        </w:rPr>
-        <w:t>）。在耶穌眼裡，真正富有的人，是那些以基督為王，甘心事奉祂的人（</w:t>
-      </w:r>
-      <w:hyperlink r:id="rId47">
-        <w:r>
-          <w:rPr>
-            <w:lang w:val="zh_TW" w:bidi="zh_TW"/>
-          </w:rPr>
-          <w:rPr>
-            <w:color w:val="0000EE"/>
-            <w:u w:val="single"/>
-          </w:rPr>
-          <w:t>馬太福音13:44–46</w:t>
-        </w:r>
-      </w:hyperlink>
-      <w:r>
-        <w:rPr>
-          <w:lang w:val="zh_TW" w:bidi="zh_TW"/>
-        </w:rPr>
-        <w:t>）。真正的財富源於事奉神，並過著有信心和善行的生活（</w:t>
-      </w:r>
-      <w:hyperlink r:id="rId48">
-        <w:r>
-          <w:rPr>
-            <w:lang w:val="zh_TW" w:bidi="zh_TW"/>
-          </w:rPr>
-          <w:rPr>
-            <w:color w:val="0000EE"/>
-            <w:u w:val="single"/>
-          </w:rPr>
-          <w:t>提摩太前書6:18</w:t>
-        </w:r>
-      </w:hyperlink>
-      <w:r>
-        <w:rPr>
-          <w:lang w:val="zh_TW" w:bidi="zh_TW"/>
-        </w:rPr>
-        <w:t>；</w:t>
-      </w:r>
-      <w:hyperlink r:id="rId49">
-        <w:r>
-          <w:rPr>
-            <w:lang w:val="zh_TW" w:bidi="zh_TW"/>
-          </w:rPr>
-          <w:rPr>
-            <w:color w:val="0000EE"/>
-            <w:u w:val="single"/>
-          </w:rPr>
-          <w:t>雅各書2:5</w:t>
-        </w:r>
-      </w:hyperlink>
-      <w:r>
-        <w:rPr>
-          <w:lang w:val="zh_TW" w:bidi="zh_TW"/>
-        </w:rPr>
-        <w:t>）——這是任何事物都無法奪去的財富：「</w:t>
-      </w:r>
-      <w:r>
-        <w:rPr>
-          <w:lang w:val="zh_TW" w:bidi="zh_TW"/>
-        </w:rPr>
-        <w:t>因為你的財寶在哪裏，你的心也在那裏</w:t>
-      </w:r>
-      <w:r>
-        <w:rPr>
-          <w:lang w:val="zh_TW" w:bidi="zh_TW"/>
-        </w:rPr>
-        <w:t>」（</w:t>
-      </w:r>
-      <w:hyperlink r:id="rId50">
-        <w:r>
-          <w:rPr>
-            <w:lang w:val="zh_TW" w:bidi="zh_TW"/>
-          </w:rPr>
-          <w:rPr>
-            <w:color w:val="0000EE"/>
-            <w:u w:val="single"/>
-          </w:rPr>
-          <w:t>馬太福音6:21</w:t>
-        </w:r>
-      </w:hyperlink>
-      <w:r>
-        <w:rPr>
-          <w:lang w:val="zh_TW" w:bidi="zh_TW"/>
-        </w:rPr>
-        <w:t>）。</w:t>
-      </w:r>
-    </w:p>
-    <w:p>
-      <w:pPr/>
-      <w:r>
-        <w:rPr>
-          <w:lang w:val="zh_TW" w:bidi="zh_TW"/>
-        </w:rPr>
-      </w:r>
-      <w:r>
-        <w:rPr>
-          <w:i/>
-          <w:lang w:val="zh_TW" w:bidi="zh_TW"/>
-        </w:rPr>
-        <w:t>另見</w:t>
-      </w:r>
-      <w:r>
-        <w:rPr>
-          <w:lang w:val="zh_TW" w:bidi="zh_TW"/>
-        </w:rPr>
-        <w:t xml:space="preserve"> </w:t>
-      </w:r>
-      <w:r>
-        <w:rPr>
-          <w:lang w:val="zh_TW" w:bidi="zh_TW"/>
-        </w:rPr>
-        <w:t>金錢</w:t>
-      </w:r>
-      <w:r>
-        <w:rPr>
-          <w:lang w:val="zh_TW" w:bidi="zh_TW"/>
-        </w:rPr>
-        <w:t>、</w:t>
-      </w:r>
-      <w:r>
-        <w:rPr>
-          <w:lang w:val="zh_TW" w:bidi="zh_TW"/>
-        </w:rPr>
-        <w:t>窮人</w:t>
-      </w:r>
-      <w:r>
-        <w:rPr>
-          <w:lang w:val="zh_TW" w:bidi="zh_TW"/>
-        </w:rPr>
-        <w:t>、</w:t>
-      </w:r>
-      <w:r>
-        <w:rPr>
-          <w:lang w:val="zh_TW" w:bidi="zh_TW"/>
-        </w:rPr>
-        <w:t>工價</w:t>
-      </w:r>
-      <w:r>
-        <w:rPr>
-          <w:lang w:val="zh_TW" w:bidi="zh_TW"/>
-        </w:rPr>
-        <w:t>、</w:t>
-      </w:r>
-      <w:r>
-        <w:rPr>
-          <w:lang w:val="zh_TW" w:bidi="zh_TW"/>
-        </w:rPr>
-        <w:t>財富</w:t>
-      </w:r>
-      <w:r>
-        <w:rPr>
-          <w:lang w:val="zh_TW" w:bidi="zh_TW"/>
-        </w:rPr>
-        <w:t>。</w:t>
-      </w:r>
-      <w:r>
-        <w:rPr>
-          <w:lang w:val="zh_TW" w:bidi="zh_TW"/>
-        </w:rPr>
-      </w:r>
-      <w:r>
-        <w:rPr>
-          <w:lang w:val="zh_TW" w:bidi="zh_TW"/>
-        </w:rPr>
-      </w:r>
-    </w:p>
-    <w:p>
-      <w:pPr/>
-      <w:r>
-        <w:rPr>
-          <w:lang w:val="zh_TW" w:bidi="zh_TW"/>
-        </w:rPr>
-      </w:r>
-    </w:p>
-    <w:p>
-      <w:pPr>
-        <w:pStyle w:val="Heading2"/>
-      </w:pPr>
-      <w:r>
-        <w:rPr>
-          <w:lang w:val="zh_TW" w:bidi="zh_TW"/>
-        </w:rPr>
-        <w:t>財富</w:t>
-      </w:r>
-      <w:r>
-        <w:rPr>
-          <w:lang w:val="zh_TW" w:bidi="zh_TW"/>
-        </w:rPr>
-      </w:r>
-    </w:p>
-    <w:p>
-      <w:pPr/>
-      <w:r>
-        <w:rPr>
-          <w:lang w:val="zh_TW" w:bidi="zh_TW"/>
-        </w:rPr>
-      </w:r>
-      <w:r>
-        <w:rPr>
-          <w:lang w:val="zh_TW" w:bidi="zh_TW"/>
-        </w:rPr>
-        <w:t>指豐富的資源，通常指金錢或物質財產，價值通常以國家貨幣等通用單位表示。財富幾乎與「富有」同義，兩者有時也可以泛指指家庭、朋友，甚至道德品質的豐富。</w:t>
-      </w:r>
-    </w:p>
-    <w:p>
-      <w:pPr/>
-      <w:r>
-        <w:rPr>
-          <w:lang w:val="zh_TW" w:bidi="zh_TW"/>
-        </w:rPr>
-      </w:r>
-      <w:r>
-        <w:rPr>
-          <w:lang w:val="zh_TW" w:bidi="zh_TW"/>
-        </w:rPr>
-        <w:t>在舊約中，財富是神恩寵的標誌（</w:t>
-      </w:r>
-      <w:hyperlink r:id="rId51">
-        <w:r>
-          <w:rPr>
-            <w:lang w:val="zh_TW" w:bidi="zh_TW"/>
-          </w:rPr>
-          <w:rPr>
-            <w:color w:val="0000EE"/>
-            <w:u w:val="single"/>
-          </w:rPr>
-          <w:t>詩112:3</w:t>
-        </w:r>
-      </w:hyperlink>
-      <w:r>
-        <w:rPr>
-          <w:lang w:val="zh_TW" w:bidi="zh_TW"/>
-        </w:rPr>
-        <w:t>），神賜人獲取財富的能力（</w:t>
-      </w:r>
-      <w:hyperlink r:id="rId52">
-        <w:r>
-          <w:rPr>
-            <w:lang w:val="zh_TW" w:bidi="zh_TW"/>
-          </w:rPr>
-          <w:rPr>
-            <w:color w:val="0000EE"/>
-            <w:u w:val="single"/>
-          </w:rPr>
-          <w:t>申8:18</w:t>
-        </w:r>
-      </w:hyperlink>
-      <w:r>
-        <w:rPr>
-          <w:lang w:val="zh_TW" w:bidi="zh_TW"/>
-        </w:rPr>
-        <w:t>）。約伯的敬虔和財富都是眾所周知的（</w:t>
-      </w:r>
-      <w:hyperlink r:id="rId53">
-        <w:r>
-          <w:rPr>
-            <w:lang w:val="zh_TW" w:bidi="zh_TW"/>
-          </w:rPr>
-          <w:rPr>
-            <w:color w:val="0000EE"/>
-            <w:u w:val="single"/>
-          </w:rPr>
-          <w:t>伯1:1–3</w:t>
-        </w:r>
-      </w:hyperlink>
-      <w:r>
-        <w:rPr>
-          <w:lang w:val="zh_TW" w:bidi="zh_TW"/>
-        </w:rPr>
-        <w:t>）。所羅門或許是歷史上最富有的人；因為所羅門求的是智慧和洞察，而非物質財富，神賜給他「資財、豐富、尊榮」（</w:t>
-      </w:r>
-      <w:hyperlink r:id="rId54">
-        <w:r>
-          <w:rPr>
-            <w:lang w:val="zh_TW" w:bidi="zh_TW"/>
-          </w:rPr>
-          <w:rPr>
-            <w:color w:val="0000EE"/>
-            <w:u w:val="single"/>
-          </w:rPr>
-          <w:t>王上3:10–13</w:t>
-        </w:r>
-      </w:hyperlink>
-      <w:r>
-        <w:rPr>
-          <w:lang w:val="zh_TW" w:bidi="zh_TW"/>
-        </w:rPr>
-        <w:t>；</w:t>
-      </w:r>
-      <w:hyperlink r:id="rId55">
-        <w:r>
-          <w:rPr>
-            <w:lang w:val="zh_TW" w:bidi="zh_TW"/>
-          </w:rPr>
-          <w:rPr>
-            <w:color w:val="0000EE"/>
-            <w:u w:val="single"/>
-          </w:rPr>
-          <w:t>代下1:11–12</w:t>
-        </w:r>
-      </w:hyperlink>
-      <w:r>
-        <w:rPr>
-          <w:lang w:val="zh_TW" w:bidi="zh_TW"/>
-        </w:rPr>
-        <w:t>）。然而，聖經明確表示，一個人的生命並不在於他擁有的財產多寡（</w:t>
-      </w:r>
-      <w:hyperlink r:id="rId56">
-        <w:r>
-          <w:rPr>
-            <w:lang w:val="zh_TW" w:bidi="zh_TW"/>
-          </w:rPr>
-          <w:rPr>
-            <w:color w:val="0000EE"/>
-            <w:u w:val="single"/>
-          </w:rPr>
-          <w:t>路12:15</w:t>
-        </w:r>
-      </w:hyperlink>
-      <w:r>
-        <w:rPr>
-          <w:lang w:val="zh_TW" w:bidi="zh_TW"/>
-        </w:rPr>
-        <w:t>）。</w:t>
-      </w:r>
-    </w:p>
-    <w:p>
-      <w:pPr/>
-      <w:r>
-        <w:rPr>
-          <w:lang w:val="zh_TW" w:bidi="zh_TW"/>
-        </w:rPr>
-      </w:r>
-      <w:r>
-        <w:rPr>
-          <w:lang w:val="zh_TW" w:bidi="zh_TW"/>
-        </w:rPr>
-        <w:t>在新約中，富人往往被描繪為不敬虔的，例如富有的農夫（</w:t>
-      </w:r>
-      <w:hyperlink r:id="rId30">
-        <w:r>
-          <w:rPr>
-            <w:lang w:val="zh_TW" w:bidi="zh_TW"/>
-          </w:rPr>
-          <w:rPr>
-            <w:color w:val="0000EE"/>
-            <w:u w:val="single"/>
-          </w:rPr>
-          <w:t>路12:16–21</w:t>
-        </w:r>
-      </w:hyperlink>
-      <w:r>
-        <w:rPr>
-          <w:lang w:val="zh_TW" w:bidi="zh_TW"/>
-        </w:rPr>
-        <w:t>）和忽視乞丐拉撒路的財主（</w:t>
-      </w:r>
-      <w:hyperlink r:id="rId28">
-        <w:r>
-          <w:rPr>
-            <w:lang w:val="zh_TW" w:bidi="zh_TW"/>
-          </w:rPr>
-          <w:rPr>
-            <w:color w:val="0000EE"/>
-            <w:u w:val="single"/>
-          </w:rPr>
-          <w:t>16:19–31</w:t>
-        </w:r>
-      </w:hyperlink>
-      <w:r>
-        <w:rPr>
-          <w:lang w:val="zh_TW" w:bidi="zh_TW"/>
-        </w:rPr>
-        <w:t>）。富人因壓迫和貪婪而被譴責（</w:t>
-      </w:r>
-      <w:hyperlink r:id="rId57">
-        <w:r>
-          <w:rPr>
-            <w:lang w:val="zh_TW" w:bidi="zh_TW"/>
-          </w:rPr>
-          <w:rPr>
-            <w:color w:val="0000EE"/>
-            <w:u w:val="single"/>
-          </w:rPr>
-          <w:t>雅5:1–6</w:t>
-        </w:r>
-      </w:hyperlink>
-      <w:r>
-        <w:rPr>
-          <w:lang w:val="zh_TW" w:bidi="zh_TW"/>
-        </w:rPr>
-        <w:t>）。</w:t>
-      </w:r>
-      <w:hyperlink r:id="rId58">
-        <w:r>
-          <w:rPr>
-            <w:lang w:val="zh_TW" w:bidi="zh_TW"/>
-          </w:rPr>
-          <w:rPr>
-            <w:color w:val="0000EE"/>
-            <w:u w:val="single"/>
-          </w:rPr>
-          <w:t>路加福音六章24節</w:t>
-        </w:r>
-      </w:hyperlink>
-      <w:r>
-        <w:rPr>
-          <w:lang w:val="zh_TW" w:bidi="zh_TW"/>
-        </w:rPr>
-        <w:t>對富人宣告禍哉，三卷對觀福音都提到財富的危險（</w:t>
-      </w:r>
-      <w:hyperlink r:id="rId33">
-        <w:r>
-          <w:rPr>
-            <w:lang w:val="zh_TW" w:bidi="zh_TW"/>
-          </w:rPr>
-          <w:rPr>
-            <w:color w:val="0000EE"/>
-            <w:u w:val="single"/>
-          </w:rPr>
-          <w:t>太13:22</w:t>
-        </w:r>
-      </w:hyperlink>
-      <w:r>
-        <w:rPr>
-          <w:lang w:val="zh_TW" w:bidi="zh_TW"/>
-        </w:rPr>
-        <w:t>；</w:t>
-      </w:r>
-      <w:hyperlink r:id="rId59">
-        <w:r>
-          <w:rPr>
-            <w:lang w:val="zh_TW" w:bidi="zh_TW"/>
-          </w:rPr>
-          <w:rPr>
-            <w:color w:val="0000EE"/>
-            <w:u w:val="single"/>
-          </w:rPr>
-          <w:t>可4:19</w:t>
-        </w:r>
-      </w:hyperlink>
-      <w:r>
-        <w:rPr>
-          <w:lang w:val="zh_TW" w:bidi="zh_TW"/>
-        </w:rPr>
-        <w:t>；</w:t>
-      </w:r>
-      <w:hyperlink r:id="rId60">
-        <w:r>
-          <w:rPr>
-            <w:lang w:val="zh_TW" w:bidi="zh_TW"/>
-          </w:rPr>
-          <w:rPr>
-            <w:color w:val="0000EE"/>
-            <w:u w:val="single"/>
-          </w:rPr>
-          <w:t>路8:14</w:t>
-        </w:r>
-      </w:hyperlink>
-      <w:r>
-        <w:rPr>
-          <w:lang w:val="zh_TW" w:bidi="zh_TW"/>
-        </w:rPr>
-        <w:t>）。但並非所有富人都是邪惡的。耶穌被安葬在亞利馬太的一位富人約瑟的墓中（</w:t>
-      </w:r>
-      <w:hyperlink r:id="rId61">
-        <w:r>
-          <w:rPr>
-            <w:lang w:val="zh_TW" w:bidi="zh_TW"/>
-          </w:rPr>
-          <w:rPr>
-            <w:color w:val="0000EE"/>
-            <w:u w:val="single"/>
-          </w:rPr>
-          <w:t>太27:57</w:t>
-        </w:r>
-      </w:hyperlink>
-      <w:r>
-        <w:rPr>
-          <w:lang w:val="zh_TW" w:bidi="zh_TW"/>
-        </w:rPr>
-        <w:t>）。尼哥德慕為為耶穌的埋葬提供了豐厚的禮物（</w:t>
-      </w:r>
-      <w:hyperlink r:id="rId62">
-        <w:r>
-          <w:rPr>
-            <w:lang w:val="zh_TW" w:bidi="zh_TW"/>
-          </w:rPr>
-          <w:rPr>
-            <w:color w:val="0000EE"/>
-            <w:u w:val="single"/>
-          </w:rPr>
-          <w:t>約19:39</w:t>
-        </w:r>
-      </w:hyperlink>
-      <w:r>
-        <w:rPr>
-          <w:lang w:val="zh_TW" w:bidi="zh_TW"/>
-        </w:rPr>
-        <w:t>），他是「猶太人的官」（</w:t>
-      </w:r>
-      <w:hyperlink r:id="rId63">
-        <w:r>
-          <w:rPr>
-            <w:lang w:val="zh_TW" w:bidi="zh_TW"/>
-          </w:rPr>
-          <w:rPr>
-            <w:color w:val="0000EE"/>
-            <w:u w:val="single"/>
-          </w:rPr>
-          <w:t>3:1</w:t>
-        </w:r>
-      </w:hyperlink>
-      <w:r>
-        <w:rPr>
-          <w:lang w:val="zh_TW" w:bidi="zh_TW"/>
-        </w:rPr>
-        <w:t>），可能也是一位富人。</w:t>
-      </w:r>
-    </w:p>
-    <w:p>
-      <w:pPr/>
-      <w:r>
-        <w:rPr>
-          <w:lang w:val="zh_TW" w:bidi="zh_TW"/>
-        </w:rPr>
-      </w:r>
-      <w:r>
-        <w:rPr>
-          <w:i/>
-          <w:lang w:val="zh_TW" w:bidi="zh_TW"/>
-        </w:rPr>
-        <w:t>另見</w:t>
-      </w:r>
-      <w:r>
-        <w:rPr>
-          <w:lang w:val="zh_TW" w:bidi="zh_TW"/>
-        </w:rPr>
-        <w:t xml:space="preserve"> </w:t>
-      </w:r>
-      <w:r>
-        <w:rPr>
-          <w:lang w:val="zh_TW" w:bidi="zh_TW"/>
-        </w:rPr>
-        <w:t>瑪門，</w:t>
-      </w:r>
-      <w:r>
-        <w:rPr>
-          <w:lang w:val="zh_TW" w:bidi="zh_TW"/>
-        </w:rPr>
-        <w:t>金錢，</w:t>
-      </w:r>
-      <w:r>
-        <w:rPr>
-          <w:lang w:val="zh_TW" w:bidi="zh_TW"/>
-        </w:rPr>
-        <w:t>貧人，錢</w:t>
-      </w:r>
-      <w:r>
-        <w:rPr>
-          <w:lang w:val="zh_TW" w:bidi="zh_TW"/>
-        </w:rPr>
-        <w:t>財，</w:t>
-      </w:r>
-      <w:r>
-        <w:rPr>
-          <w:lang w:val="zh_TW" w:bidi="zh_TW"/>
-        </w:rPr>
-        <w:t>工資</w:t>
-      </w:r>
-      <w:r>
-        <w:rPr>
-          <w:lang w:val="zh_TW" w:bidi="zh_TW"/>
-        </w:rPr>
-        <w:t>。</w:t>
+        <w:br/>
       </w:r>
       <w:r>
         <w:rPr>
@@ -3613,6 +3099,12 @@
   </w:num>
   <w:num w:numId="13" w16cid:durableId="592781308">
     <w:abstractNumId w:val="11"/>
+  </w:num>
+  <w:num w:numId="14">
+    <w:abstractNumId w:val="3"/>
+    <w:lvlOverride w:ilvl="0">
+      <w:startOverride w:val="1"/>
+    </w:lvlOverride>
   </w:num>
   <w:numIdMacAtCleanup w:val="10"/>
 </w:numbering>

--- a/zht/docx/013.content.docx
+++ b/zht/docx/013.content.docx
@@ -19,7 +19,7 @@
         <w:rPr>
           <w:lang w:val="zh_TW" w:bidi="zh_TW"/>
         </w:rPr>
-        <w:t>Resource: Tyndale Open Bible Dictionary</w:t>
+        <w:t>Resource: Aquifer Open Bible Dictionary</w:t>
       </w:r>
       <w:r>
         <w:rPr>
@@ -112,7 +112,7 @@
         <w:rPr>
           <w:lang w:val="zh_TW" w:bidi="zh_TW"/>
         </w:rPr>
-        <w:t>Tyndale Open Bible Dictionary</w:t>
+        <w:t>Aquifer Open Bible Dictionary</w:t>
       </w:r>
     </w:p>
     <w:p>

--- a/zht/docx/013.content.docx
+++ b/zht/docx/013.content.docx
@@ -149,7 +149,7 @@
         <w:rPr>
           <w:lang w:val="zh_TW" w:bidi="zh_TW"/>
         </w:rPr>
-        <w:t>bu</w:t>
+        <w:t>bo</w:t>
       </w:r>
       <w:r>
         <w:rPr>
@@ -212,910 +212,7 @@
         <w:rPr>
           <w:lang w:val="zh_TW" w:bidi="zh_TW"/>
         </w:rPr>
-        <w:t>不可赦免的罪</w:t>
-      </w:r>
-      <w:r>
-        <w:rPr>
-          <w:lang w:val="zh_TW" w:bidi="zh_TW"/>
-        </w:rPr>
-      </w:r>
-    </w:p>
-    <w:p>
-      <w:pPr/>
-      <w:r>
-        <w:rPr>
-          <w:lang w:val="zh_TW" w:bidi="zh_TW"/>
-        </w:rPr>
-      </w:r>
-      <w:r>
-        <w:rPr>
-          <w:lang w:val="zh_TW" w:bidi="zh_TW"/>
-        </w:rPr>
-        <w:t>將聖靈通過耶穌基督所展現的工作歸功給撒但。這種罪是褻瀆聖靈。</w:t>
-      </w:r>
-    </w:p>
-    <w:p>
-      <w:pPr/>
-      <w:r>
-        <w:rPr>
-          <w:lang w:val="zh_TW" w:bidi="zh_TW"/>
-        </w:rPr>
-      </w:r>
-      <w:r>
-        <w:rPr>
-          <w:lang w:val="zh_TW" w:bidi="zh_TW"/>
-        </w:rPr>
-        <w:t>不可赦免的罪必須根據其上下文來理解，這可以在</w:t>
-      </w:r>
-      <w:hyperlink r:id="rId13">
-        <w:r>
-          <w:rPr>
-            <w:lang w:val="zh_TW" w:bidi="zh_TW"/>
-          </w:rPr>
-          <w:rPr>
-            <w:color w:val="0000EE"/>
-            <w:u w:val="single"/>
-          </w:rPr>
-          <w:t>馬太福音十二章31至32節</w:t>
-        </w:r>
-      </w:hyperlink>
-      <w:r>
-        <w:rPr>
-          <w:lang w:val="zh_TW" w:bidi="zh_TW"/>
-        </w:rPr>
-        <w:t>和</w:t>
-      </w:r>
-      <w:hyperlink r:id="rId14">
-        <w:r>
-          <w:rPr>
-            <w:lang w:val="zh_TW" w:bidi="zh_TW"/>
-          </w:rPr>
-          <w:rPr>
-            <w:color w:val="0000EE"/>
-            <w:u w:val="single"/>
-          </w:rPr>
-          <w:t>馬可福音三章28至30節</w:t>
-        </w:r>
-      </w:hyperlink>
-      <w:r>
-        <w:rPr>
-          <w:lang w:val="zh_TW" w:bidi="zh_TW"/>
-        </w:rPr>
-        <w:t>中找到。在這些經文中，耶穌剛剛從一個又瞎又啞的人身上趕出了一個鬼，無可爭辯地顯示出神的大能。但法利賽人因為頑固的不信，將這種神大能的顯現歸功於別西卜，就是魔鬼（</w:t>
-      </w:r>
-      <w:hyperlink r:id="rId15">
-        <w:r>
-          <w:rPr>
-            <w:lang w:val="zh_TW" w:bidi="zh_TW"/>
-          </w:rPr>
-          <w:rPr>
-            <w:color w:val="0000EE"/>
-            <w:u w:val="single"/>
-          </w:rPr>
-          <w:t>太12:24</w:t>
-        </w:r>
-      </w:hyperlink>
-      <w:r>
-        <w:rPr>
-          <w:lang w:val="zh_TW" w:bidi="zh_TW"/>
-        </w:rPr>
-        <w:t>）。幾處經文揭示，許多猶太人表達了同樣錯誤的看法，認為耶穌藉著魔鬼的能力行神蹟（</w:t>
-      </w:r>
-      <w:hyperlink r:id="rId16">
-        <w:r>
-          <w:rPr>
-            <w:lang w:val="zh_TW" w:bidi="zh_TW"/>
-          </w:rPr>
-          <w:rPr>
-            <w:color w:val="0000EE"/>
-            <w:u w:val="single"/>
-          </w:rPr>
-          <w:t>太9:34</w:t>
-        </w:r>
-      </w:hyperlink>
-      <w:r>
-        <w:rPr>
-          <w:lang w:val="zh_TW" w:bidi="zh_TW"/>
-        </w:rPr>
-        <w:t>；</w:t>
-      </w:r>
-      <w:hyperlink r:id="rId17">
-        <w:r>
-          <w:rPr>
-            <w:lang w:val="zh_TW" w:bidi="zh_TW"/>
-          </w:rPr>
-          <w:rPr>
-            <w:color w:val="0000EE"/>
-            <w:u w:val="single"/>
-          </w:rPr>
-          <w:t>11:18</w:t>
-        </w:r>
-      </w:hyperlink>
-      <w:r>
-        <w:rPr>
-          <w:lang w:val="zh_TW" w:bidi="zh_TW"/>
-        </w:rPr>
-        <w:t>；</w:t>
-      </w:r>
-      <w:hyperlink r:id="rId18">
-        <w:r>
-          <w:rPr>
-            <w:lang w:val="zh_TW" w:bidi="zh_TW"/>
-          </w:rPr>
-          <w:rPr>
-            <w:color w:val="0000EE"/>
-            <w:u w:val="single"/>
-          </w:rPr>
-          <w:t>路7:33，</w:t>
-        </w:r>
-      </w:hyperlink>
-      <w:hyperlink r:id="rId19">
-        <w:r>
-          <w:rPr>
-            <w:lang w:val="zh_TW" w:bidi="zh_TW"/>
-          </w:rPr>
-          <w:rPr>
-            <w:color w:val="0000EE"/>
-            <w:u w:val="single"/>
-          </w:rPr>
-          <w:t>11:14–20</w:t>
-        </w:r>
-      </w:hyperlink>
-      <w:r>
-        <w:rPr>
-          <w:lang w:val="zh_TW" w:bidi="zh_TW"/>
-        </w:rPr>
-        <w:t>；</w:t>
-      </w:r>
-      <w:hyperlink r:id="rId20">
-        <w:r>
-          <w:rPr>
-            <w:lang w:val="zh_TW" w:bidi="zh_TW"/>
-          </w:rPr>
-          <w:rPr>
-            <w:color w:val="0000EE"/>
-            <w:u w:val="single"/>
-          </w:rPr>
-          <w:t>約7:20，</w:t>
-        </w:r>
-      </w:hyperlink>
-      <w:hyperlink r:id="rId21">
-        <w:r>
-          <w:rPr>
-            <w:lang w:val="zh_TW" w:bidi="zh_TW"/>
-          </w:rPr>
-          <w:rPr>
-            <w:color w:val="0000EE"/>
-            <w:u w:val="single"/>
-          </w:rPr>
-          <w:t>8:48、52，</w:t>
-        </w:r>
-      </w:hyperlink>
-      <w:hyperlink r:id="rId22">
-        <w:r>
-          <w:rPr>
-            <w:lang w:val="zh_TW" w:bidi="zh_TW"/>
-          </w:rPr>
-          <w:rPr>
-            <w:color w:val="0000EE"/>
-            <w:u w:val="single"/>
-          </w:rPr>
-          <w:t>10:20</w:t>
-        </w:r>
-      </w:hyperlink>
-      <w:r>
-        <w:rPr>
-          <w:lang w:val="zh_TW" w:bidi="zh_TW"/>
-        </w:rPr>
-        <w:t>）。一群猶太人（主要是法利賽人）犯了將聖靈通過主耶穌所顯示的工作歸功給魔鬼的罪。當他們說耶穌由聖靈的力量完成的工作，是源自別西卜（即魔鬼），他們便犯了</w:t>
-      </w:r>
-      <w:r>
-        <w:rPr>
-          <w:i/>
-          <w:lang w:val="zh_TW" w:bidi="zh_TW"/>
-        </w:rPr>
-        <w:t>不可赦免的</w:t>
-      </w:r>
-      <w:r>
-        <w:rPr>
-          <w:lang w:val="zh_TW" w:bidi="zh_TW"/>
-        </w:rPr>
-        <w:t>罪。簡而言之，他們大膽地將耶穌的工作描述為來自於魔鬼，因此犯下了嚴重的罪。令人關注的是，許多猶太人在耶穌死後仍延續這一錯誤指控。他們並未否認耶穌行了神蹟，而是聲稱衪所行的神蹟是出於魔鬼的力量。</w:t>
-      </w:r>
-    </w:p>
-    <w:p>
-      <w:pPr>
-        <w:pStyle w:val="Heading3"/>
-      </w:pPr>
-      <w:r>
-        <w:rPr>
-          <w:lang w:val="zh_TW" w:bidi="zh_TW"/>
-        </w:rPr>
-        <w:t>什麼不是不可赦免的罪</w:t>
-      </w:r>
-    </w:p>
-    <w:p>
-      <w:pPr/>
-      <w:r>
-        <w:rPr>
-          <w:lang w:val="zh_TW" w:bidi="zh_TW"/>
-        </w:rPr>
-      </w:r>
-      <w:r>
-        <w:rPr>
-          <w:lang w:val="zh_TW" w:bidi="zh_TW"/>
-        </w:rPr>
-        <w:t>不可赦免的罪不是以色列對神的悖逆，儘管這種叛逆導致成千上萬人受到永遠的審判和神的祝福暫時被撤回。約翰提到的「至於死的罪」（</w:t>
-      </w:r>
-      <w:hyperlink r:id="rId23">
-        <w:r>
-          <w:rPr>
-            <w:lang w:val="zh_TW" w:bidi="zh_TW"/>
-          </w:rPr>
-          <w:rPr>
-            <w:color w:val="0000EE"/>
-            <w:u w:val="single"/>
-          </w:rPr>
-          <w:t>約一5:16–17</w:t>
-        </w:r>
-      </w:hyperlink>
-      <w:r>
-        <w:rPr>
-          <w:lang w:val="zh_TW" w:bidi="zh_TW"/>
-        </w:rPr>
-        <w:t>）並不是不可赦免的罪。對一位已經得著救贖和罪的赦免（</w:t>
-      </w:r>
-      <w:hyperlink r:id="rId24">
-        <w:r>
-          <w:rPr>
-            <w:lang w:val="zh_TW" w:bidi="zh_TW"/>
-          </w:rPr>
-          <w:rPr>
-            <w:color w:val="0000EE"/>
-            <w:u w:val="single"/>
-          </w:rPr>
-          <w:t>弗1:7</w:t>
-        </w:r>
-      </w:hyperlink>
-      <w:r>
-        <w:rPr>
-          <w:lang w:val="zh_TW" w:bidi="zh_TW"/>
-        </w:rPr>
-        <w:t>），並得著現今和將來罪的潔淨（</w:t>
-      </w:r>
-      <w:hyperlink r:id="rId25">
-        <w:r>
-          <w:rPr>
-            <w:lang w:val="zh_TW" w:bidi="zh_TW"/>
-          </w:rPr>
-          <w:rPr>
-            <w:color w:val="0000EE"/>
-            <w:u w:val="single"/>
-          </w:rPr>
-          <w:t>約一1:7</w:t>
-        </w:r>
-      </w:hyperlink>
-      <w:r>
-        <w:rPr>
-          <w:lang w:val="zh_TW" w:bidi="zh_TW"/>
-        </w:rPr>
-        <w:t>）且擁有永生（</w:t>
-      </w:r>
-      <w:hyperlink r:id="rId26">
-        <w:r>
-          <w:rPr>
-            <w:lang w:val="zh_TW" w:bidi="zh_TW"/>
-          </w:rPr>
-          <w:rPr>
-            <w:color w:val="0000EE"/>
-            <w:u w:val="single"/>
-          </w:rPr>
-          <w:t>約3:16</w:t>
-        </w:r>
-      </w:hyperlink>
-      <w:r>
-        <w:rPr>
-          <w:lang w:val="zh_TW" w:bidi="zh_TW"/>
-        </w:rPr>
-        <w:t>）的人來說，不可能犯下不可赦免的罪。但那些犯下「至於死的罪」的人都是基督徒。</w:t>
-      </w:r>
-      <w:hyperlink r:id="rId27">
-        <w:r>
-          <w:rPr>
-            <w:lang w:val="zh_TW" w:bidi="zh_TW"/>
-          </w:rPr>
-          <w:rPr>
-            <w:color w:val="0000EE"/>
-            <w:u w:val="single"/>
-          </w:rPr>
-          <w:t>約翰壹書五章16節</w:t>
-        </w:r>
-      </w:hyperlink>
-      <w:r>
-        <w:rPr>
-          <w:lang w:val="zh_TW" w:bidi="zh_TW"/>
-        </w:rPr>
-        <w:t>說犯下「至於死的罪」的人是在基督裡的「弟兄」。</w:t>
-      </w:r>
-    </w:p>
-    <w:p>
-      <w:pPr/>
-      <w:r>
-        <w:rPr>
-          <w:lang w:val="zh_TW" w:bidi="zh_TW"/>
-        </w:rPr>
-      </w:r>
-      <w:r>
-        <w:rPr>
-          <w:lang w:val="zh_TW" w:bidi="zh_TW"/>
-        </w:rPr>
-        <w:t>不可赦免的罪不是拒絕主耶穌，除非拒絕者在不信中去世。這樣的罪在永恆中不會被饒恕，但這並不等同於耶穌所指的不可赦免的罪：「凡說話干犯人子的，還可得赦免；惟獨說話干犯聖靈的，今世來世總不得赦免」（</w:t>
-      </w:r>
-      <w:hyperlink r:id="rId28">
-        <w:r>
-          <w:rPr>
-            <w:lang w:val="zh_TW" w:bidi="zh_TW"/>
-          </w:rPr>
-          <w:rPr>
-            <w:color w:val="0000EE"/>
-            <w:u w:val="single"/>
-          </w:rPr>
-          <w:t>太12:32</w:t>
-        </w:r>
-      </w:hyperlink>
-      <w:r>
-        <w:rPr>
-          <w:lang w:val="zh_TW" w:bidi="zh_TW"/>
-        </w:rPr>
-        <w:t>）。許多經文反覆警告，不信救主將導致永遠的死亡（</w:t>
-      </w:r>
-      <w:hyperlink r:id="rId29">
-        <w:r>
-          <w:rPr>
-            <w:lang w:val="zh_TW" w:bidi="zh_TW"/>
-          </w:rPr>
-          <w:rPr>
-            <w:color w:val="0000EE"/>
-            <w:u w:val="single"/>
-          </w:rPr>
-          <w:t>約3:18、36</w:t>
-        </w:r>
-      </w:hyperlink>
-      <w:r>
-        <w:rPr>
-          <w:lang w:val="zh_TW" w:bidi="zh_TW"/>
-        </w:rPr>
-        <w:t>；</w:t>
-      </w:r>
-      <w:hyperlink r:id="rId30">
-        <w:r>
-          <w:rPr>
-            <w:lang w:val="zh_TW" w:bidi="zh_TW"/>
-          </w:rPr>
-          <w:rPr>
-            <w:color w:val="0000EE"/>
-            <w:u w:val="single"/>
-          </w:rPr>
-          <w:t>約一5:12</w:t>
-        </w:r>
-      </w:hyperlink>
-      <w:r>
-        <w:rPr>
-          <w:lang w:val="zh_TW" w:bidi="zh_TW"/>
-        </w:rPr>
-        <w:t>；</w:t>
-      </w:r>
-      <w:hyperlink r:id="rId31">
-        <w:r>
-          <w:rPr>
-            <w:lang w:val="zh_TW" w:bidi="zh_TW"/>
-          </w:rPr>
-          <w:rPr>
-            <w:color w:val="0000EE"/>
-            <w:u w:val="single"/>
-          </w:rPr>
-          <w:t>啟20:15，</w:t>
-        </w:r>
-      </w:hyperlink>
-      <w:hyperlink r:id="rId32">
-        <w:r>
-          <w:rPr>
-            <w:lang w:val="zh_TW" w:bidi="zh_TW"/>
-          </w:rPr>
-          <w:rPr>
-            <w:color w:val="0000EE"/>
-            <w:u w:val="single"/>
-          </w:rPr>
-          <w:t>21:8</w:t>
-        </w:r>
-      </w:hyperlink>
-      <w:r>
-        <w:rPr>
-          <w:lang w:val="zh_TW" w:bidi="zh_TW"/>
-        </w:rPr>
-        <w:t>），但這些經文並未直接指不可赦免的罪。耶穌斷言，一個人可以不信祂，甚至說話干犯祂，卻不一定犯了不可赦免的罪。</w:t>
-      </w:r>
-    </w:p>
-    <w:p>
-      <w:pPr/>
-      <w:r>
-        <w:rPr>
-          <w:lang w:val="zh_TW" w:bidi="zh_TW"/>
-        </w:rPr>
-      </w:r>
-      <w:r>
-        <w:rPr>
-          <w:i/>
-          <w:lang w:val="zh_TW" w:bidi="zh_TW"/>
-        </w:rPr>
-        <w:t>另見</w:t>
-      </w:r>
-      <w:r>
-        <w:rPr>
-          <w:lang w:val="zh_TW" w:bidi="zh_TW"/>
-        </w:rPr>
-        <w:t xml:space="preserve"> </w:t>
-      </w:r>
-      <w:r>
-        <w:rPr>
-          <w:lang w:val="zh_TW" w:bidi="zh_TW"/>
-        </w:rPr>
-        <w:t>稱義、被稱義，</w:t>
-      </w:r>
-      <w:r>
-        <w:rPr>
-          <w:lang w:val="zh_TW" w:bidi="zh_TW"/>
-        </w:rPr>
-        <w:t>至死的罪</w:t>
-      </w:r>
-      <w:r>
-        <w:rPr>
-          <w:lang w:val="zh_TW" w:bidi="zh_TW"/>
-        </w:rPr>
-        <w:t>。</w:t>
-      </w:r>
-      <w:r>
-        <w:rPr>
-          <w:lang w:val="zh_TW" w:bidi="zh_TW"/>
-        </w:rPr>
-      </w:r>
-      <w:r>
-        <w:rPr>
-          <w:lang w:val="zh_TW" w:bidi="zh_TW"/>
-        </w:rPr>
-      </w:r>
-    </w:p>
-    <w:p>
-      <w:pPr/>
-      <w:r>
-        <w:rPr>
-          <w:lang w:val="zh_TW" w:bidi="zh_TW"/>
-        </w:rPr>
-      </w:r>
-    </w:p>
-    <w:p>
-      <w:pPr>
-        <w:pStyle w:val="Heading2"/>
-      </w:pPr>
-      <w:r>
-        <w:rPr>
-          <w:lang w:val="zh_TW" w:bidi="zh_TW"/>
-        </w:rPr>
-        <w:t>不能生育</w:t>
-      </w:r>
-      <w:r>
-        <w:rPr>
-          <w:lang w:val="zh_TW" w:bidi="zh_TW"/>
-        </w:rPr>
-      </w:r>
-    </w:p>
-    <w:p>
-      <w:pPr/>
-      <w:r>
-        <w:rPr>
-          <w:lang w:val="zh_TW" w:bidi="zh_TW"/>
-        </w:rPr>
-      </w:r>
-      <w:r>
-        <w:rPr>
-          <w:lang w:val="zh_TW" w:bidi="zh_TW"/>
-        </w:rPr>
-        <w:t>指不能生育（無法生孩子）或沒有子女的狀態。</w:t>
-      </w:r>
-    </w:p>
-    <w:p>
-      <w:pPr/>
-      <w:r>
-        <w:rPr>
-          <w:lang w:val="zh_TW" w:bidi="zh_TW"/>
-        </w:rPr>
-      </w:r>
-      <w:r>
-        <w:rPr>
-          <w:lang w:val="zh_TW" w:bidi="zh_TW"/>
-        </w:rPr>
-        <w:t>在古代，人們把不能生育視為極大的悲痛。洪水之後，神吩咐人「要生養眾多，遍滿了地面」（</w:t>
-      </w:r>
-      <w:hyperlink r:id="rId33">
-        <w:r>
-          <w:rPr>
-            <w:lang w:val="zh_TW" w:bidi="zh_TW"/>
-          </w:rPr>
-          <w:rPr>
-            <w:color w:val="0000EE"/>
-            <w:u w:val="single"/>
-          </w:rPr>
-          <w:t>創9:1</w:t>
-        </w:r>
-      </w:hyperlink>
-      <w:r>
-        <w:rPr>
-          <w:lang w:val="zh_TW" w:bidi="zh_TW"/>
-        </w:rPr>
-        <w:t>）。後來，耶利米也發出相似的勸告（</w:t>
-      </w:r>
-      <w:hyperlink r:id="rId34">
-        <w:r>
-          <w:rPr>
-            <w:lang w:val="zh_TW" w:bidi="zh_TW"/>
-          </w:rPr>
-          <w:rPr>
-            <w:color w:val="0000EE"/>
-            <w:u w:val="single"/>
-          </w:rPr>
-          <w:t>耶29:6</w:t>
-        </w:r>
-      </w:hyperlink>
-      <w:r>
-        <w:rPr>
-          <w:lang w:val="zh_TW" w:bidi="zh_TW"/>
-        </w:rPr>
-        <w:t>）。在一夫多妻的婚姻（即一個男人有多個妻子）中，不能生育的妻子可能會遭人嘲笑，她也可能因其他妻子能生育而產生強烈的嫉妒感（</w:t>
-      </w:r>
-      <w:hyperlink r:id="rId35">
-        <w:r>
-          <w:rPr>
-            <w:lang w:val="zh_TW" w:bidi="zh_TW"/>
-          </w:rPr>
-          <w:rPr>
-            <w:color w:val="0000EE"/>
-            <w:u w:val="single"/>
-          </w:rPr>
-          <w:t>創16:4</w:t>
-        </w:r>
-      </w:hyperlink>
-      <w:r>
-        <w:rPr>
-          <w:lang w:val="zh_TW" w:bidi="zh_TW"/>
-        </w:rPr>
-        <w:t>；</w:t>
-      </w:r>
-      <w:hyperlink r:id="rId36">
-        <w:r>
-          <w:rPr>
-            <w:lang w:val="zh_TW" w:bidi="zh_TW"/>
-          </w:rPr>
-          <w:rPr>
-            <w:color w:val="0000EE"/>
-            <w:u w:val="single"/>
-          </w:rPr>
-          <w:t>耶30:1</w:t>
-        </w:r>
-      </w:hyperlink>
-      <w:r>
-        <w:rPr>
-          <w:lang w:val="zh_TW" w:bidi="zh_TW"/>
-        </w:rPr>
-        <w:t>）。妻子為丈夫生子的壓力非常大，以致不能生育的妻子會把侍女給丈夫作代孕之人（即為這對夫婦生孩子的婦女；</w:t>
-      </w:r>
-      <w:hyperlink r:id="rId37">
-        <w:r>
-          <w:rPr>
-            <w:lang w:val="zh_TW" w:bidi="zh_TW"/>
-          </w:rPr>
-          <w:rPr>
-            <w:color w:val="0000EE"/>
-            <w:u w:val="single"/>
-          </w:rPr>
-          <w:t>創16:1–2</w:t>
-        </w:r>
-      </w:hyperlink>
-      <w:r>
-        <w:rPr>
-          <w:lang w:val="zh_TW" w:bidi="zh_TW"/>
-        </w:rPr>
-        <w:t>，</w:t>
-      </w:r>
-      <w:hyperlink r:id="rId38">
-        <w:r>
-          <w:rPr>
-            <w:lang w:val="zh_TW" w:bidi="zh_TW"/>
-          </w:rPr>
-          <w:rPr>
-            <w:color w:val="0000EE"/>
-            <w:u w:val="single"/>
-          </w:rPr>
-          <w:t>30:3</w:t>
-        </w:r>
-      </w:hyperlink>
-      <w:r>
-        <w:rPr>
-          <w:lang w:val="zh_TW" w:bidi="zh_TW"/>
-        </w:rPr>
-        <w:t>）。如果一個丈夫死時沒有留下子女，他的兄弟就有義務娶寡嫂，為他生子（</w:t>
-      </w:r>
-      <w:hyperlink r:id="rId39">
-        <w:r>
-          <w:rPr>
-            <w:lang w:val="zh_TW" w:bidi="zh_TW"/>
-          </w:rPr>
-          <w:rPr>
-            <w:color w:val="0000EE"/>
-            <w:u w:val="single"/>
-          </w:rPr>
-          <w:t>創38:8</w:t>
-        </w:r>
-      </w:hyperlink>
-      <w:r>
-        <w:rPr>
-          <w:lang w:val="zh_TW" w:bidi="zh_TW"/>
-        </w:rPr>
-        <w:t>）。</w:t>
-      </w:r>
-    </w:p>
-    <w:p>
-      <w:pPr/>
-      <w:r>
-        <w:rPr>
-          <w:lang w:val="zh_TW" w:bidi="zh_TW"/>
-        </w:rPr>
-      </w:r>
-      <w:r>
-        <w:rPr>
-          <w:lang w:val="zh_TW" w:bidi="zh_TW"/>
-        </w:rPr>
-        <w:t>人們有時會視不能生育為咒詛或神的懲罰（</w:t>
-      </w:r>
-      <w:hyperlink r:id="rId40">
-        <w:r>
-          <w:rPr>
-            <w:lang w:val="zh_TW" w:bidi="zh_TW"/>
-          </w:rPr>
-          <w:rPr>
-            <w:color w:val="0000EE"/>
-            <w:u w:val="single"/>
-          </w:rPr>
-          <w:t>何9:11</w:t>
-        </w:r>
-      </w:hyperlink>
-      <w:r>
-        <w:rPr>
-          <w:lang w:val="zh_TW" w:bidi="zh_TW"/>
-        </w:rPr>
-        <w:t>、</w:t>
-      </w:r>
-      <w:hyperlink r:id="rId40">
-        <w:r>
-          <w:rPr>
-            <w:lang w:val="zh_TW" w:bidi="zh_TW"/>
-          </w:rPr>
-          <w:rPr>
-            <w:color w:val="0000EE"/>
-            <w:u w:val="single"/>
-          </w:rPr>
-          <w:t>14</w:t>
-        </w:r>
-      </w:hyperlink>
-      <w:r>
-        <w:rPr>
-          <w:lang w:val="zh_TW" w:bidi="zh_TW"/>
-        </w:rPr>
-        <w:t>；</w:t>
-      </w:r>
-      <w:hyperlink r:id="rId41">
-        <w:r>
-          <w:rPr>
-            <w:lang w:val="zh_TW" w:bidi="zh_TW"/>
-          </w:rPr>
-          <w:rPr>
-            <w:color w:val="0000EE"/>
-            <w:u w:val="single"/>
-          </w:rPr>
-          <w:t>創20:17–18</w:t>
-        </w:r>
-      </w:hyperlink>
-      <w:r>
-        <w:rPr>
-          <w:lang w:val="zh_TW" w:bidi="zh_TW"/>
-        </w:rPr>
-        <w:t>）。人懇切祈求之後，神也可能除去這樣的情況（</w:t>
-      </w:r>
-      <w:hyperlink r:id="rId42">
-        <w:r>
-          <w:rPr>
-            <w:lang w:val="zh_TW" w:bidi="zh_TW"/>
-          </w:rPr>
-          <w:rPr>
-            <w:color w:val="0000EE"/>
-            <w:u w:val="single"/>
-          </w:rPr>
-          <w:t>創25:21</w:t>
-        </w:r>
-      </w:hyperlink>
-      <w:r>
-        <w:rPr>
-          <w:lang w:val="zh_TW" w:bidi="zh_TW"/>
-        </w:rPr>
-        <w:t>；</w:t>
-      </w:r>
-      <w:hyperlink r:id="rId43">
-        <w:r>
-          <w:rPr>
-            <w:lang w:val="zh_TW" w:bidi="zh_TW"/>
-          </w:rPr>
-          <w:rPr>
-            <w:color w:val="0000EE"/>
-            <w:u w:val="single"/>
-          </w:rPr>
-          <w:t>撒上1:16</w:t>
-        </w:r>
-      </w:hyperlink>
-      <w:r>
-        <w:rPr>
-          <w:lang w:val="zh_TW" w:bidi="zh_TW"/>
-        </w:rPr>
-        <w:t>、</w:t>
-      </w:r>
-      <w:hyperlink r:id="rId43">
-        <w:r>
-          <w:rPr>
-            <w:lang w:val="zh_TW" w:bidi="zh_TW"/>
-          </w:rPr>
-          <w:rPr>
-            <w:color w:val="0000EE"/>
-            <w:u w:val="single"/>
-          </w:rPr>
-          <w:t>20</w:t>
-        </w:r>
-      </w:hyperlink>
-      <w:r>
-        <w:rPr>
-          <w:lang w:val="zh_TW" w:bidi="zh_TW"/>
-        </w:rPr>
-        <w:t>）。神的先知或使者也能改變不能生育的情況（</w:t>
-      </w:r>
-      <w:hyperlink r:id="rId44">
-        <w:r>
-          <w:rPr>
-            <w:lang w:val="zh_TW" w:bidi="zh_TW"/>
-          </w:rPr>
-          <w:rPr>
-            <w:color w:val="0000EE"/>
-            <w:u w:val="single"/>
-          </w:rPr>
-          <w:t>王下4:16</w:t>
-        </w:r>
-      </w:hyperlink>
-      <w:r>
-        <w:rPr>
-          <w:lang w:val="zh_TW" w:bidi="zh_TW"/>
-        </w:rPr>
-        <w:t>；</w:t>
-      </w:r>
-      <w:hyperlink r:id="rId45">
-        <w:r>
-          <w:rPr>
-            <w:lang w:val="zh_TW" w:bidi="zh_TW"/>
-          </w:rPr>
-          <w:rPr>
-            <w:color w:val="0000EE"/>
-            <w:u w:val="single"/>
-          </w:rPr>
-          <w:t>創18:14</w:t>
-        </w:r>
-      </w:hyperlink>
-      <w:r>
-        <w:rPr>
-          <w:lang w:val="zh_TW" w:bidi="zh_TW"/>
-        </w:rPr>
-        <w:t>）。</w:t>
-      </w:r>
-    </w:p>
-    <w:p>
-      <w:pPr/>
-      <w:r>
-        <w:rPr>
-          <w:lang w:val="zh_TW" w:bidi="zh_TW"/>
-        </w:rPr>
-      </w:r>
-      <w:r>
-        <w:rPr>
-          <w:lang w:val="zh_TW" w:bidi="zh_TW"/>
-        </w:rPr>
-        <w:t>有一個故事記載，一位停止生育的妻子用風茄（一種被認為能助孕的植物）交換與丈夫同房的機會，結果生了三個孩子（</w:t>
-      </w:r>
-      <w:hyperlink r:id="rId46">
-        <w:r>
-          <w:rPr>
-            <w:lang w:val="zh_TW" w:bidi="zh_TW"/>
-          </w:rPr>
-          <w:rPr>
-            <w:color w:val="0000EE"/>
-            <w:u w:val="single"/>
-          </w:rPr>
-          <w:t>創30:14–21</w:t>
-        </w:r>
-      </w:hyperlink>
-      <w:r>
-        <w:rPr>
-          <w:lang w:val="zh_TW" w:bidi="zh_TW"/>
-        </w:rPr>
-        <w:t>）。神應許，以色列人若遵行祂的律法，他們就不會遭遇不育（無法生孩子；</w:t>
-      </w:r>
-      <w:hyperlink r:id="rId47">
-        <w:r>
-          <w:rPr>
-            <w:lang w:val="zh_TW" w:bidi="zh_TW"/>
-          </w:rPr>
-          <w:rPr>
-            <w:color w:val="0000EE"/>
-            <w:u w:val="single"/>
-          </w:rPr>
-          <w:t>申7:14</w:t>
-        </w:r>
-      </w:hyperlink>
-      <w:r>
-        <w:rPr>
-          <w:lang w:val="zh_TW" w:bidi="zh_TW"/>
-        </w:rPr>
-        <w:t>）的情況。在古代文獻中，較為罕見的觀念是：不能生育也可能由於男人不育。最後，儘管不能生育在古代被視為痛苦，耶穌卻告訴耶路撒冷的婦女，那些不能生育的日子反倒比她們即將面對的苦難更好（</w:t>
-      </w:r>
-      <w:hyperlink r:id="rId48">
-        <w:r>
-          <w:rPr>
-            <w:lang w:val="zh_TW" w:bidi="zh_TW"/>
-          </w:rPr>
-          <w:rPr>
-            <w:color w:val="0000EE"/>
-            <w:u w:val="single"/>
-          </w:rPr>
-          <w:t>路23:29</w:t>
-        </w:r>
-      </w:hyperlink>
-      <w:r>
-        <w:rPr>
-          <w:lang w:val="zh_TW" w:bidi="zh_TW"/>
-        </w:rPr>
-        <w:t>）。祂教導說，身體的困境並不像屬靈的問題那麼重要。</w:t>
-      </w:r>
-      <w:r>
-        <w:rPr>
-          <w:lang w:val="zh_TW" w:bidi="zh_TW"/>
-        </w:rPr>
-      </w:r>
-      <w:r>
-        <w:rPr>
-          <w:lang w:val="zh_TW" w:bidi="zh_TW"/>
-        </w:rPr>
-      </w:r>
-    </w:p>
-    <w:p>
-      <w:pPr/>
-      <w:r>
-        <w:rPr>
-          <w:lang w:val="zh_TW" w:bidi="zh_TW"/>
-        </w:rPr>
-      </w:r>
-    </w:p>
-    <w:p>
-      <w:pPr>
-        <w:pStyle w:val="Heading2"/>
-      </w:pPr>
-      <w:r>
-        <w:rPr>
-          <w:lang w:val="zh_TW" w:bidi="zh_TW"/>
-        </w:rPr>
-        <w:t>布斯（人物）</w:t>
+        <w:t>波斯拉</w:t>
       </w:r>
       <w:r>
         <w:rPr>
@@ -1142,18 +239,102 @@
         <w:rPr>
           <w:lang w:val="zh_TW" w:bidi="zh_TW"/>
         </w:rPr>
-        <w:t>亞伯拉罕的姪子，為拿鶴的八個兒子之一（</w:t>
-      </w:r>
-      <w:hyperlink r:id="rId49">
-        <w:r>
-          <w:rPr>
-            <w:lang w:val="zh_TW" w:bidi="zh_TW"/>
-          </w:rPr>
-          <w:rPr>
-            <w:color w:val="0000EE"/>
-            <w:u w:val="single"/>
-          </w:rPr>
-          <w:t>創22:21</w:t>
+        <w:t>以東北部一座堅固設防的城（</w:t>
+      </w:r>
+      <w:hyperlink r:id="rId13">
+        <w:r>
+          <w:rPr>
+            <w:lang w:val="zh_TW" w:bidi="zh_TW"/>
+          </w:rPr>
+          <w:rPr>
+            <w:color w:val="0000EE"/>
+            <w:u w:val="single"/>
+          </w:rPr>
+          <w:t>創36:33</w:t>
+        </w:r>
+      </w:hyperlink>
+      <w:r>
+        <w:rPr>
+          <w:lang w:val="zh_TW" w:bidi="zh_TW"/>
+        </w:rPr>
+        <w:t>；</w:t>
+      </w:r>
+      <w:hyperlink r:id="rId14">
+        <w:r>
+          <w:rPr>
+            <w:lang w:val="zh_TW" w:bidi="zh_TW"/>
+          </w:rPr>
+          <w:rPr>
+            <w:color w:val="0000EE"/>
+            <w:u w:val="single"/>
+          </w:rPr>
+          <w:t>代上1:44</w:t>
+        </w:r>
+      </w:hyperlink>
+      <w:r>
+        <w:rPr>
+          <w:lang w:val="zh_TW" w:bidi="zh_TW"/>
+        </w:rPr>
+        <w:t>），由於其三面都有峭壁環繞，人們認為它幾乎無法被攻取。它位於佩特拉（Petra）以北約48.3公里（30英里）處，今名為布賽拉（Buseirah），控制著君王大道上的交通。當神審判以東時，波斯拉被列為將要傾覆的堅固城之一（</w:t>
+      </w:r>
+      <w:hyperlink r:id="rId15">
+        <w:r>
+          <w:rPr>
+            <w:lang w:val="zh_TW" w:bidi="zh_TW"/>
+          </w:rPr>
+          <w:rPr>
+            <w:color w:val="0000EE"/>
+            <w:u w:val="single"/>
+          </w:rPr>
+          <w:t>賽34:6，</w:t>
+        </w:r>
+      </w:hyperlink>
+      <w:hyperlink r:id="rId16">
+        <w:r>
+          <w:rPr>
+            <w:lang w:val="zh_TW" w:bidi="zh_TW"/>
+          </w:rPr>
+          <w:rPr>
+            <w:color w:val="0000EE"/>
+            <w:u w:val="single"/>
+          </w:rPr>
+          <w:t>63:1</w:t>
+        </w:r>
+      </w:hyperlink>
+      <w:r>
+        <w:rPr>
+          <w:lang w:val="zh_TW" w:bidi="zh_TW"/>
+        </w:rPr>
+        <w:t>；</w:t>
+      </w:r>
+      <w:hyperlink r:id="rId17">
+        <w:r>
+          <w:rPr>
+            <w:lang w:val="zh_TW" w:bidi="zh_TW"/>
+          </w:rPr>
+          <w:rPr>
+            <w:color w:val="0000EE"/>
+            <w:u w:val="single"/>
+          </w:rPr>
+          <w:t>耶49:13</w:t>
+        </w:r>
+      </w:hyperlink>
+      <w:r>
+        <w:rPr>
+          <w:lang w:val="zh_TW" w:bidi="zh_TW"/>
+        </w:rPr>
+        <w:t>；</w:t>
+      </w:r>
+      <w:hyperlink r:id="rId18">
+        <w:r>
+          <w:rPr>
+            <w:lang w:val="zh_TW" w:bidi="zh_TW"/>
+          </w:rPr>
+          <w:rPr>
+            <w:color w:val="0000EE"/>
+            <w:u w:val="single"/>
+          </w:rPr>
+          <w:t>摩1:12</w:t>
         </w:r>
       </w:hyperlink>
       <w:r>
@@ -1178,18 +359,540 @@
         <w:rPr>
           <w:lang w:val="zh_TW" w:bidi="zh_TW"/>
         </w:rPr>
-        <w:t>迦得支派的人（</w:t>
-      </w:r>
-      <w:hyperlink r:id="rId50">
-        <w:r>
-          <w:rPr>
-            <w:lang w:val="zh_TW" w:bidi="zh_TW"/>
-          </w:rPr>
-          <w:rPr>
-            <w:color w:val="0000EE"/>
-            <w:u w:val="single"/>
-          </w:rPr>
-          <w:t>代上5:14</w:t>
+        <w:t>先知耶利米所提到的一座城；這座城將隨著摩押一同傾覆（</w:t>
+      </w:r>
+      <w:hyperlink r:id="rId19">
+        <w:r>
+          <w:rPr>
+            <w:lang w:val="zh_TW" w:bidi="zh_TW"/>
+          </w:rPr>
+          <w:rPr>
+            <w:color w:val="0000EE"/>
+            <w:u w:val="single"/>
+          </w:rPr>
+          <w:t>耶48:24</w:t>
+        </w:r>
+      </w:hyperlink>
+      <w:r>
+        <w:rPr>
+          <w:lang w:val="zh_TW" w:bidi="zh_TW"/>
+        </w:rPr>
+        <w:t>）；它很可能是比悉（Bezer）的另一種拼寫形式。</w:t>
+      </w:r>
+      <w:r>
+        <w:rPr>
+          <w:i/>
+          <w:lang w:val="zh_TW" w:bidi="zh_TW"/>
+        </w:rPr>
+        <w:t>見</w:t>
+      </w:r>
+      <w:r>
+        <w:rPr>
+          <w:lang w:val="zh_TW" w:bidi="zh_TW"/>
+        </w:rPr>
+        <w:t xml:space="preserve"> </w:t>
+      </w:r>
+      <w:r>
+        <w:rPr>
+          <w:lang w:val="zh_TW" w:bidi="zh_TW"/>
+        </w:rPr>
+        <w:t>比悉（地點）</w:t>
+      </w:r>
+      <w:r>
+        <w:rPr>
+          <w:lang w:val="zh_TW" w:bidi="zh_TW"/>
+        </w:rPr>
+        <w:t>。</w:t>
+      </w:r>
+    </w:p>
+    <w:p>
+      <w:pPr>
+        <w:pStyle w:val="ListNumber"/>
+        <w:spacing w:line="240" w:lineRule="auto"/>
+        <w:ind w:left="720"/>
+      </w:pPr>
+      <w:r>
+        <w:rPr>
+          <w:lang w:val="zh_TW" w:bidi="zh_TW"/>
+        </w:rPr>
+      </w:r>
+      <w:r>
+        <w:rPr>
+          <w:lang w:val="zh_TW" w:bidi="zh_TW"/>
+        </w:rPr>
+        <w:t>一座又稱波所拉（Bosorah）的城，猶大‧馬加比（Judas Maccabeus）在基列戰役期間攻取了這座城（</w:t>
+      </w:r>
+      <w:hyperlink r:id="rId20">
+        <w:r>
+          <w:rPr>
+            <w:lang w:val="zh_TW" w:bidi="zh_TW"/>
+          </w:rPr>
+          <w:rPr>
+            <w:color w:val="0000EE"/>
+            <w:u w:val="single"/>
+          </w:rPr>
+          <w:t>馬加比一書5:26</w:t>
+        </w:r>
+      </w:hyperlink>
+      <w:r>
+        <w:rPr>
+          <w:lang w:val="zh_TW" w:bidi="zh_TW"/>
+        </w:rPr>
+        <w:t>、</w:t>
+      </w:r>
+      <w:hyperlink r:id="rId20">
+        <w:r>
+          <w:rPr>
+            <w:lang w:val="zh_TW" w:bidi="zh_TW"/>
+          </w:rPr>
+          <w:rPr>
+            <w:color w:val="0000EE"/>
+            <w:u w:val="single"/>
+          </w:rPr>
+          <w:t>28</w:t>
+        </w:r>
+      </w:hyperlink>
+      <w:r>
+        <w:rPr>
+          <w:lang w:val="zh_TW" w:bidi="zh_TW"/>
+        </w:rPr>
+        <w:t>）。它可能就是上述第2項所提到的地方。</w:t>
+      </w:r>
+      <w:r>
+        <w:rPr>
+          <w:lang w:val="zh_TW" w:bidi="zh_TW"/>
+        </w:rPr>
+      </w:r>
+      <w:r>
+        <w:rPr>
+          <w:lang w:val="zh_TW" w:bidi="zh_TW"/>
+        </w:rPr>
+      </w:r>
+    </w:p>
+    <w:p>
+      <w:pPr/>
+      <w:r>
+        <w:rPr>
+          <w:lang w:val="zh_TW" w:bidi="zh_TW"/>
+        </w:rPr>
+      </w:r>
+    </w:p>
+    <w:p>
+      <w:pPr>
+        <w:pStyle w:val="Heading2"/>
+      </w:pPr>
+      <w:r>
+        <w:rPr>
+          <w:lang w:val="zh_TW" w:bidi="zh_TW"/>
+        </w:rPr>
+        <w:t>波提乏</w:t>
+      </w:r>
+      <w:r>
+        <w:rPr>
+          <w:lang w:val="zh_TW" w:bidi="zh_TW"/>
+        </w:rPr>
+      </w:r>
+    </w:p>
+    <w:p>
+      <w:pPr/>
+      <w:r>
+        <w:rPr>
+          <w:lang w:val="zh_TW" w:bidi="zh_TW"/>
+        </w:rPr>
+      </w:r>
+      <w:r>
+        <w:rPr>
+          <w:lang w:val="zh_TW" w:bidi="zh_TW"/>
+        </w:rPr>
+        <w:t>買下約瑟的那位官員，當時約瑟被哥哥們賣給以實瑪利人（或米甸人）後，被帶到埃及（</w:t>
+      </w:r>
+      <w:hyperlink r:id="rId21">
+        <w:r>
+          <w:rPr>
+            <w:lang w:val="zh_TW" w:bidi="zh_TW"/>
+          </w:rPr>
+          <w:rPr>
+            <w:color w:val="0000EE"/>
+            <w:u w:val="single"/>
+          </w:rPr>
+          <w:t>創37:36</w:t>
+        </w:r>
+      </w:hyperlink>
+      <w:r>
+        <w:rPr>
+          <w:lang w:val="zh_TW" w:bidi="zh_TW"/>
+        </w:rPr>
+        <w:t>，</w:t>
+      </w:r>
+      <w:hyperlink r:id="rId22">
+        <w:r>
+          <w:rPr>
+            <w:lang w:val="zh_TW" w:bidi="zh_TW"/>
+          </w:rPr>
+          <w:rPr>
+            <w:color w:val="0000EE"/>
+            <w:u w:val="single"/>
+          </w:rPr>
+          <w:t>39:1</w:t>
+        </w:r>
+      </w:hyperlink>
+      <w:r>
+        <w:rPr>
+          <w:lang w:val="zh_TW" w:bidi="zh_TW"/>
+        </w:rPr>
+        <w:t>）。譯為「官員」的這個詞源自一個亞喀得文（Akkadian）的詞語，其意思是宮廷官員。到了公元前一千年期間，這個詞開始帶有「太監」的意思。因此，有英文譯本沿用七十士譯本的傳統，在</w:t>
+      </w:r>
+      <w:hyperlink r:id="rId21">
+        <w:r>
+          <w:rPr>
+            <w:lang w:val="zh_TW" w:bidi="zh_TW"/>
+          </w:rPr>
+          <w:rPr>
+            <w:color w:val="0000EE"/>
+            <w:u w:val="single"/>
+          </w:rPr>
+          <w:t>創世記三十七章36節</w:t>
+        </w:r>
+      </w:hyperlink>
+      <w:r>
+        <w:rPr>
+          <w:lang w:val="zh_TW" w:bidi="zh_TW"/>
+        </w:rPr>
+        <w:t>將其譯為「太監」。然而，大多數英文譯本則將其譯為「官員」或「官長」，而這種譯法較恰當。關於埃及的太監，我們幾乎一無所知；而且在公元前二千年期間，太監顯然並未在法老的宮廷中擔任職務。</w:t>
+      </w:r>
+    </w:p>
+    <w:p>
+      <w:pPr/>
+      <w:r>
+        <w:rPr>
+          <w:lang w:val="zh_TW" w:bidi="zh_TW"/>
+        </w:rPr>
+      </w:r>
+      <w:r>
+        <w:rPr>
+          <w:lang w:val="zh_TW" w:bidi="zh_TW"/>
+        </w:rPr>
+        <w:t>波提乏的另一個職銜是「護衛長」。這似乎是一種閃族文（Semitic）表達方式，是用來翻譯埃及的官職名稱，而不是直接音譯埃及文。這個職銜也用於尼布甲尼撒的將軍尼布撒拉旦（見</w:t>
+      </w:r>
+      <w:hyperlink r:id="rId23">
+        <w:r>
+          <w:rPr>
+            <w:lang w:val="zh_TW" w:bidi="zh_TW"/>
+          </w:rPr>
+          <w:rPr>
+            <w:color w:val="0000EE"/>
+            <w:u w:val="single"/>
+          </w:rPr>
+          <w:t>王下25:8</w:t>
+        </w:r>
+      </w:hyperlink>
+      <w:r>
+        <w:rPr>
+          <w:lang w:val="zh_TW" w:bidi="zh_TW"/>
+        </w:rPr>
+        <w:t>、</w:t>
+      </w:r>
+      <w:hyperlink r:id="rId23">
+        <w:r>
+          <w:rPr>
+            <w:lang w:val="zh_TW" w:bidi="zh_TW"/>
+          </w:rPr>
+          <w:rPr>
+            <w:color w:val="0000EE"/>
+            <w:u w:val="single"/>
+          </w:rPr>
+          <w:t>11</w:t>
+        </w:r>
+      </w:hyperlink>
+      <w:r>
+        <w:rPr>
+          <w:lang w:val="zh_TW" w:bidi="zh_TW"/>
+        </w:rPr>
+        <w:t>、</w:t>
+      </w:r>
+      <w:hyperlink r:id="rId23">
+        <w:r>
+          <w:rPr>
+            <w:lang w:val="zh_TW" w:bidi="zh_TW"/>
+          </w:rPr>
+          <w:rPr>
+            <w:color w:val="0000EE"/>
+            <w:u w:val="single"/>
+          </w:rPr>
+          <w:t>20</w:t>
+        </w:r>
+      </w:hyperlink>
+      <w:r>
+        <w:rPr>
+          <w:lang w:val="zh_TW" w:bidi="zh_TW"/>
+        </w:rPr>
+        <w:t>；</w:t>
+      </w:r>
+      <w:hyperlink r:id="rId24">
+        <w:r>
+          <w:rPr>
+            <w:lang w:val="zh_TW" w:bidi="zh_TW"/>
+          </w:rPr>
+          <w:rPr>
+            <w:color w:val="0000EE"/>
+            <w:u w:val="single"/>
+          </w:rPr>
+          <w:t>耶39:9–11</w:t>
+        </w:r>
+      </w:hyperlink>
+      <w:r>
+        <w:rPr>
+          <w:lang w:val="zh_TW" w:bidi="zh_TW"/>
+        </w:rPr>
+        <w:t>）。與此職銜相對應的埃及官職顯示，這名官員可能是負責訓練隸屬於王的侍從。這些職銜表明，波提乏是一位具有相當地位和身分的人。自公元前1800年起，埃及人購買閃族奴僕處理家務已是常見做法，因此波提乏買下約瑟也符合當時的習俗。</w:t>
+      </w:r>
+    </w:p>
+    <w:p>
+      <w:pPr/>
+      <w:r>
+        <w:rPr>
+          <w:lang w:val="zh_TW" w:bidi="zh_TW"/>
+        </w:rPr>
+      </w:r>
+      <w:r>
+        <w:rPr>
+          <w:lang w:val="zh_TW" w:bidi="zh_TW"/>
+        </w:rPr>
+        <w:t>波提乏這個名字似乎是埃及名字的音譯，意思是「瑞（Re，太陽神）所賜的人」。這種命名方式自公元前13世紀左右已見於埃及。</w:t>
+      </w:r>
+    </w:p>
+    <w:p>
+      <w:pPr/>
+      <w:r>
+        <w:rPr>
+          <w:lang w:val="zh_TW" w:bidi="zh_TW"/>
+        </w:rPr>
+      </w:r>
+      <w:r>
+        <w:rPr>
+          <w:lang w:val="zh_TW" w:bidi="zh_TW"/>
+        </w:rPr>
+        <w:t>約瑟遭人誣告企圖勾引波提乏的妻子後，被關進監獄（</w:t>
+      </w:r>
+      <w:hyperlink r:id="rId25">
+        <w:r>
+          <w:rPr>
+            <w:lang w:val="zh_TW" w:bidi="zh_TW"/>
+          </w:rPr>
+          <w:rPr>
+            <w:color w:val="0000EE"/>
+            <w:u w:val="single"/>
+          </w:rPr>
+          <w:t>創39:20</w:t>
+        </w:r>
+      </w:hyperlink>
+      <w:r>
+        <w:rPr>
+          <w:lang w:val="zh_TW" w:bidi="zh_TW"/>
+        </w:rPr>
+        <w:t>）。有人認為，既然波提乏是「護衛長」，他可能也是監獄的主管。然而，</w:t>
+      </w:r>
+      <w:hyperlink r:id="rId26">
+        <w:r>
+          <w:rPr>
+            <w:lang w:val="zh_TW" w:bidi="zh_TW"/>
+          </w:rPr>
+          <w:rPr>
+            <w:color w:val="0000EE"/>
+            <w:u w:val="single"/>
+          </w:rPr>
+          <w:t>創世記三十九章21節</w:t>
+        </w:r>
+      </w:hyperlink>
+      <w:r>
+        <w:rPr>
+          <w:lang w:val="zh_TW" w:bidi="zh_TW"/>
+        </w:rPr>
+        <w:t>記載，「司獄」賞識約瑟的能力（波提乏早已知道這一點——參</w:t>
+      </w:r>
+      <w:hyperlink r:id="rId27">
+        <w:r>
+          <w:rPr>
+            <w:lang w:val="zh_TW" w:bidi="zh_TW"/>
+          </w:rPr>
+          <w:rPr>
+            <w:color w:val="0000EE"/>
+            <w:u w:val="single"/>
+          </w:rPr>
+          <w:t>2–6節</w:t>
+        </w:r>
+      </w:hyperlink>
+      <w:r>
+        <w:rPr>
+          <w:lang w:val="zh_TW" w:bidi="zh_TW"/>
+        </w:rPr>
+        <w:t>），因此把重要職責交給他。司獄是在約瑟入獄後才發現他的才能，因此這人似乎不是波提乏。</w:t>
+      </w:r>
+    </w:p>
+    <w:p>
+      <w:pPr/>
+      <w:r>
+        <w:rPr>
+          <w:lang w:val="zh_TW" w:bidi="zh_TW"/>
+        </w:rPr>
+      </w:r>
+      <w:r>
+        <w:rPr>
+          <w:i/>
+          <w:lang w:val="zh_TW" w:bidi="zh_TW"/>
+        </w:rPr>
+        <w:t>另見</w:t>
+      </w:r>
+      <w:r>
+        <w:rPr>
+          <w:lang w:val="zh_TW" w:bidi="zh_TW"/>
+        </w:rPr>
+        <w:t xml:space="preserve"> </w:t>
+      </w:r>
+      <w:r>
+        <w:rPr>
+          <w:lang w:val="zh_TW" w:bidi="zh_TW"/>
+        </w:rPr>
+        <w:t>埃及，埃及人</w:t>
+      </w:r>
+      <w:r>
+        <w:rPr>
+          <w:lang w:val="zh_TW" w:bidi="zh_TW"/>
+        </w:rPr>
+        <w:t>；</w:t>
+      </w:r>
+      <w:r>
+        <w:rPr>
+          <w:lang w:val="zh_TW" w:bidi="zh_TW"/>
+        </w:rPr>
+        <w:t>約瑟 #1</w:t>
+      </w:r>
+      <w:r>
+        <w:rPr>
+          <w:lang w:val="zh_TW" w:bidi="zh_TW"/>
+        </w:rPr>
+        <w:t>。</w:t>
+      </w:r>
+      <w:r>
+        <w:rPr>
+          <w:lang w:val="zh_TW" w:bidi="zh_TW"/>
+        </w:rPr>
+      </w:r>
+      <w:r>
+        <w:rPr>
+          <w:lang w:val="zh_TW" w:bidi="zh_TW"/>
+        </w:rPr>
+      </w:r>
+    </w:p>
+    <w:p>
+      <w:pPr/>
+      <w:r>
+        <w:rPr>
+          <w:lang w:val="zh_TW" w:bidi="zh_TW"/>
+        </w:rPr>
+      </w:r>
+    </w:p>
+    <w:p>
+      <w:pPr>
+        <w:pStyle w:val="Heading2"/>
+      </w:pPr>
+      <w:r>
+        <w:rPr>
+          <w:lang w:val="zh_TW" w:bidi="zh_TW"/>
+        </w:rPr>
+        <w:t>伯大尼</w:t>
+      </w:r>
+      <w:r>
+        <w:rPr>
+          <w:lang w:val="zh_TW" w:bidi="zh_TW"/>
+        </w:rPr>
+      </w:r>
+    </w:p>
+    <w:p>
+      <w:pPr>
+        <w:pStyle w:val="ListNumber"/>
+        <w:numPr>
+          <w:ilvl w:val="0"/>
+          <w:numId w:val="15"/>
+        </w:numPr>
+        <w:spacing w:line="240" w:lineRule="auto"/>
+        <w:ind w:left="720"/>
+      </w:pPr>
+      <w:r>
+        <w:rPr>
+          <w:lang w:val="zh_TW" w:bidi="zh_TW"/>
+        </w:rPr>
+      </w:r>
+      <w:r>
+        <w:rPr>
+          <w:lang w:val="zh_TW" w:bidi="zh_TW"/>
+        </w:rPr>
+        <w:t>伯大尼是一個位於橄欖山東坡的村莊，有時被稱為「橄欖山上的伯大尼」。它距離耶路撒冷約一哩半（2.4公里）。耶穌和祂的門徒在猶太時，有時會住在伯大尼，例如逾越節期間參加聖殿禮儀時（</w:t>
+      </w:r>
+      <w:hyperlink r:id="rId28">
+        <w:r>
+          <w:rPr>
+            <w:lang w:val="zh_TW" w:bidi="zh_TW"/>
+          </w:rPr>
+          <w:rPr>
+            <w:color w:val="0000EE"/>
+            <w:u w:val="single"/>
+          </w:rPr>
+          <w:t>太21:17</w:t>
+        </w:r>
+      </w:hyperlink>
+      <w:r>
+        <w:rPr>
+          <w:lang w:val="zh_TW" w:bidi="zh_TW"/>
+        </w:rPr>
+        <w:t>；</w:t>
+      </w:r>
+      <w:hyperlink r:id="rId29">
+        <w:r>
+          <w:rPr>
+            <w:lang w:val="zh_TW" w:bidi="zh_TW"/>
+          </w:rPr>
+          <w:rPr>
+            <w:color w:val="0000EE"/>
+            <w:u w:val="single"/>
+          </w:rPr>
+          <w:t>可11:11</w:t>
+        </w:r>
+      </w:hyperlink>
+      <w:r>
+        <w:rPr>
+          <w:lang w:val="zh_TW" w:bidi="zh_TW"/>
+        </w:rPr>
+        <w:t>）。耶穌在伯大尼麻瘋病人西門的家用餐時，一位婦人用昂貴的香膏膏抹祂的頭（</w:t>
+      </w:r>
+      <w:hyperlink r:id="rId30">
+        <w:r>
+          <w:rPr>
+            <w:lang w:val="zh_TW" w:bidi="zh_TW"/>
+          </w:rPr>
+          <w:rPr>
+            <w:color w:val="0000EE"/>
+            <w:u w:val="single"/>
+          </w:rPr>
+          <w:t>太26:6–13</w:t>
+        </w:r>
+      </w:hyperlink>
+      <w:r>
+        <w:rPr>
+          <w:lang w:val="zh_TW" w:bidi="zh_TW"/>
+        </w:rPr>
+        <w:t>；</w:t>
+      </w:r>
+      <w:hyperlink r:id="rId31">
+        <w:r>
+          <w:rPr>
+            <w:lang w:val="zh_TW" w:bidi="zh_TW"/>
+          </w:rPr>
+          <w:rPr>
+            <w:color w:val="0000EE"/>
+            <w:u w:val="single"/>
+          </w:rPr>
+          <w:t>可14:3–9</w:t>
         </w:r>
       </w:hyperlink>
       <w:r>
@@ -1198,6 +901,1896 @@
         </w:rPr>
         <w:t>）。</w:t>
         <w:br/>
+      </w:r>
+      <w:r>
+        <w:rPr>
+          <w:lang w:val="zh_TW" w:bidi="zh_TW"/>
+        </w:rPr>
+        <w:t>伯大尼也是馬利亞、馬大和她們兄弟拉撒路的家鄉，耶穌曾在此使拉撒路復活（</w:t>
+      </w:r>
+      <w:hyperlink r:id="rId32">
+        <w:r>
+          <w:rPr>
+            <w:lang w:val="zh_TW" w:bidi="zh_TW"/>
+          </w:rPr>
+          <w:rPr>
+            <w:color w:val="0000EE"/>
+            <w:u w:val="single"/>
+          </w:rPr>
+          <w:t>約11:1、18</w:t>
+        </w:r>
+      </w:hyperlink>
+      <w:r>
+        <w:rPr>
+          <w:lang w:val="zh_TW" w:bidi="zh_TW"/>
+        </w:rPr>
+        <w:t>）。伯大尼鄰近伯法其，是耶穌預備榮耀進入耶路撒冷路線上的一個村莊（</w:t>
+      </w:r>
+      <w:hyperlink r:id="rId33">
+        <w:r>
+          <w:rPr>
+            <w:lang w:val="zh_TW" w:bidi="zh_TW"/>
+          </w:rPr>
+          <w:rPr>
+            <w:color w:val="0000EE"/>
+            <w:u w:val="single"/>
+          </w:rPr>
+          <w:t>可11:1</w:t>
+        </w:r>
+      </w:hyperlink>
+      <w:r>
+        <w:rPr>
+          <w:lang w:val="zh_TW" w:bidi="zh_TW"/>
+        </w:rPr>
+        <w:t>；</w:t>
+      </w:r>
+      <w:hyperlink r:id="rId34">
+        <w:r>
+          <w:rPr>
+            <w:lang w:val="zh_TW" w:bidi="zh_TW"/>
+          </w:rPr>
+          <w:rPr>
+            <w:color w:val="0000EE"/>
+            <w:u w:val="single"/>
+          </w:rPr>
+          <w:t>路19:29</w:t>
+        </w:r>
+      </w:hyperlink>
+      <w:r>
+        <w:rPr>
+          <w:lang w:val="zh_TW" w:bidi="zh_TW"/>
+        </w:rPr>
+        <w:t>）在伯大尼，耶穌復活後祝福門徒，並離開他們（</w:t>
+      </w:r>
+      <w:hyperlink r:id="rId35">
+        <w:r>
+          <w:rPr>
+            <w:lang w:val="zh_TW" w:bidi="zh_TW"/>
+          </w:rPr>
+          <w:rPr>
+            <w:color w:val="0000EE"/>
+            <w:u w:val="single"/>
+          </w:rPr>
+          <w:t>路24:50</w:t>
+        </w:r>
+      </w:hyperlink>
+      <w:r>
+        <w:rPr>
+          <w:lang w:val="zh_TW" w:bidi="zh_TW"/>
+        </w:rPr>
+        <w:t>）。今天，這個地方被稱為伊勒-阿薩瑞業（el-Azariyeh，拉撒路之地）。</w:t>
+      </w:r>
+    </w:p>
+    <w:p>
+      <w:pPr>
+        <w:pStyle w:val="ListNumber"/>
+        <w:spacing w:line="240" w:lineRule="auto"/>
+        <w:ind w:left="720"/>
+      </w:pPr>
+      <w:r>
+        <w:rPr>
+          <w:lang w:val="zh_TW" w:bidi="zh_TW"/>
+        </w:rPr>
+      </w:r>
+      <w:r>
+        <w:rPr>
+          <w:lang w:val="zh_TW" w:bidi="zh_TW"/>
+        </w:rPr>
+        <w:t>伯大尼是一個位於「約旦河的另一邊」（東岸）的村莊，施洗約翰在這裡施洗（</w:t>
+      </w:r>
+      <w:hyperlink r:id="rId36">
+        <w:r>
+          <w:rPr>
+            <w:lang w:val="zh_TW" w:bidi="zh_TW"/>
+          </w:rPr>
+          <w:rPr>
+            <w:color w:val="0000EE"/>
+            <w:u w:val="single"/>
+          </w:rPr>
+          <w:t>約1:28</w:t>
+        </w:r>
+      </w:hyperlink>
+      <w:r>
+        <w:rPr>
+          <w:lang w:val="zh_TW" w:bidi="zh_TW"/>
+        </w:rPr>
+        <w:t>）。這個地方通常被稱為「約旦河外的伯大尼」。</w:t>
+      </w:r>
+      <w:r>
+        <w:rPr>
+          <w:lang w:val="zh_TW" w:bidi="zh_TW"/>
+        </w:rPr>
+      </w:r>
+      <w:r>
+        <w:rPr>
+          <w:lang w:val="zh_TW" w:bidi="zh_TW"/>
+        </w:rPr>
+      </w:r>
+    </w:p>
+    <w:p>
+      <w:pPr/>
+      <w:r>
+        <w:rPr>
+          <w:lang w:val="zh_TW" w:bidi="zh_TW"/>
+        </w:rPr>
+      </w:r>
+    </w:p>
+    <w:p>
+      <w:pPr>
+        <w:pStyle w:val="Heading2"/>
+      </w:pPr>
+      <w:r>
+        <w:rPr>
+          <w:lang w:val="zh_TW" w:bidi="zh_TW"/>
+        </w:rPr>
+        <w:t>伯法其</w:t>
+      </w:r>
+      <w:r>
+        <w:rPr>
+          <w:lang w:val="zh_TW" w:bidi="zh_TW"/>
+        </w:rPr>
+      </w:r>
+    </w:p>
+    <w:p>
+      <w:pPr/>
+      <w:r>
+        <w:rPr>
+          <w:lang w:val="zh_TW" w:bidi="zh_TW"/>
+        </w:rPr>
+      </w:r>
+      <w:r>
+        <w:rPr>
+          <w:lang w:val="zh_TW" w:bidi="zh_TW"/>
+        </w:rPr>
+        <w:t>位於耶路撒冷附近橄欖山上的一個村莊。在伯法其，兩位門徒取來了驢駒，耶穌騎著牠進入耶路撒冷（</w:t>
+      </w:r>
+      <w:hyperlink r:id="rId37">
+        <w:r>
+          <w:rPr>
+            <w:lang w:val="zh_TW" w:bidi="zh_TW"/>
+          </w:rPr>
+          <w:rPr>
+            <w:color w:val="0000EE"/>
+            <w:u w:val="single"/>
+          </w:rPr>
+          <w:t>太21:1–6</w:t>
+        </w:r>
+      </w:hyperlink>
+      <w:r>
+        <w:rPr>
+          <w:lang w:val="zh_TW" w:bidi="zh_TW"/>
+        </w:rPr>
+        <w:t>；</w:t>
+      </w:r>
+      <w:hyperlink r:id="rId38">
+        <w:r>
+          <w:rPr>
+            <w:lang w:val="zh_TW" w:bidi="zh_TW"/>
+          </w:rPr>
+          <w:rPr>
+            <w:color w:val="0000EE"/>
+            <w:u w:val="single"/>
+          </w:rPr>
+          <w:t>可11:1–6</w:t>
+        </w:r>
+      </w:hyperlink>
+      <w:r>
+        <w:rPr>
+          <w:lang w:val="zh_TW" w:bidi="zh_TW"/>
+        </w:rPr>
+        <w:t>；</w:t>
+      </w:r>
+      <w:hyperlink r:id="rId39">
+        <w:r>
+          <w:rPr>
+            <w:lang w:val="zh_TW" w:bidi="zh_TW"/>
+          </w:rPr>
+          <w:rPr>
+            <w:color w:val="0000EE"/>
+            <w:u w:val="single"/>
+          </w:rPr>
+          <w:t>路19:29–35</w:t>
+        </w:r>
+      </w:hyperlink>
+      <w:r>
+        <w:rPr>
+          <w:lang w:val="zh_TW" w:bidi="zh_TW"/>
+        </w:rPr>
+        <w:t>）。</w:t>
+      </w:r>
+      <w:r>
+        <w:rPr>
+          <w:lang w:val="zh_TW" w:bidi="zh_TW"/>
+        </w:rPr>
+      </w:r>
+      <w:r>
+        <w:rPr>
+          <w:lang w:val="zh_TW" w:bidi="zh_TW"/>
+        </w:rPr>
+      </w:r>
+    </w:p>
+    <w:p>
+      <w:pPr/>
+      <w:r>
+        <w:rPr>
+          <w:lang w:val="zh_TW" w:bidi="zh_TW"/>
+        </w:rPr>
+      </w:r>
+    </w:p>
+    <w:p>
+      <w:pPr>
+        <w:pStyle w:val="Heading2"/>
+      </w:pPr>
+      <w:r>
+        <w:rPr>
+          <w:lang w:val="zh_TW" w:bidi="zh_TW"/>
+        </w:rPr>
+        <w:t>伯利恆</w:t>
+      </w:r>
+      <w:r>
+        <w:rPr>
+          <w:lang w:val="zh_TW" w:bidi="zh_TW"/>
+        </w:rPr>
+      </w:r>
+    </w:p>
+    <w:p>
+      <w:pPr>
+        <w:pStyle w:val="ListNumber"/>
+        <w:numPr>
+          <w:ilvl w:val="0"/>
+          <w:numId w:val="16"/>
+        </w:numPr>
+        <w:spacing w:line="240" w:lineRule="auto"/>
+        <w:ind w:left="720"/>
+      </w:pPr>
+      <w:r>
+        <w:rPr>
+          <w:lang w:val="zh_TW" w:bidi="zh_TW"/>
+        </w:rPr>
+      </w:r>
+      <w:r>
+        <w:rPr>
+          <w:lang w:val="zh_TW" w:bidi="zh_TW"/>
+        </w:rPr>
+        <w:t>「大衛的城」，也是耶穌基督的出生地。它位於耶路撒冷以南8公里（5英里）處。為了與西布倫地區的另一座伯利恆城區分開來，這座城有時稱為伯利恆—猶大或以法他（</w:t>
+      </w:r>
+      <w:hyperlink r:id="rId40">
+        <w:r>
+          <w:rPr>
+            <w:lang w:val="zh_TW" w:bidi="zh_TW"/>
+          </w:rPr>
+          <w:rPr>
+            <w:color w:val="0000EE"/>
+            <w:u w:val="single"/>
+          </w:rPr>
+          <w:t>創35:19</w:t>
+        </w:r>
+      </w:hyperlink>
+      <w:r>
+        <w:rPr>
+          <w:lang w:val="zh_TW" w:bidi="zh_TW"/>
+        </w:rPr>
+        <w:t>；</w:t>
+      </w:r>
+      <w:hyperlink r:id="rId41">
+        <w:r>
+          <w:rPr>
+            <w:lang w:val="zh_TW" w:bidi="zh_TW"/>
+          </w:rPr>
+          <w:rPr>
+            <w:color w:val="0000EE"/>
+            <w:u w:val="single"/>
+          </w:rPr>
+          <w:t>彌5:2</w:t>
+        </w:r>
+      </w:hyperlink>
+      <w:r>
+        <w:rPr>
+          <w:lang w:val="zh_TW" w:bidi="zh_TW"/>
+        </w:rPr>
+        <w:t>）。</w:t>
+        <w:br/>
+      </w:r>
+      <w:r>
+        <w:rPr>
+          <w:lang w:val="zh_TW" w:bidi="zh_TW"/>
+        </w:rPr>
+        <w:t>伯利恆原是一個與族長時代有關的迦南人聚居地。雅各的妻子拉結死在伯利恆附近並葬在那裡（</w:t>
+      </w:r>
+      <w:hyperlink r:id="rId42">
+        <w:r>
+          <w:rPr>
+            <w:lang w:val="zh_TW" w:bidi="zh_TW"/>
+          </w:rPr>
+          <w:rPr>
+            <w:color w:val="0000EE"/>
+            <w:u w:val="single"/>
+          </w:rPr>
+          <w:t>創35:16</w:t>
+        </w:r>
+      </w:hyperlink>
+      <w:r>
+        <w:rPr>
+          <w:lang w:val="zh_TW" w:bidi="zh_TW"/>
+        </w:rPr>
+        <w:t>、</w:t>
+      </w:r>
+      <w:hyperlink r:id="rId42">
+        <w:r>
+          <w:rPr>
+            <w:lang w:val="zh_TW" w:bidi="zh_TW"/>
+          </w:rPr>
+          <w:rPr>
+            <w:color w:val="0000EE"/>
+            <w:u w:val="single"/>
+          </w:rPr>
+          <w:t>19</w:t>
+        </w:r>
+      </w:hyperlink>
+      <w:r>
+        <w:rPr>
+          <w:lang w:val="zh_TW" w:bidi="zh_TW"/>
+        </w:rPr>
+        <w:t>，</w:t>
+      </w:r>
+      <w:hyperlink r:id="rId43">
+        <w:r>
+          <w:rPr>
+            <w:lang w:val="zh_TW" w:bidi="zh_TW"/>
+          </w:rPr>
+          <w:rPr>
+            <w:color w:val="0000EE"/>
+            <w:u w:val="single"/>
+          </w:rPr>
+          <w:t>48:7</w:t>
+        </w:r>
+      </w:hyperlink>
+      <w:r>
+        <w:rPr>
+          <w:lang w:val="zh_TW" w:bidi="zh_TW"/>
+        </w:rPr>
+        <w:t>）。伯利恆最早的歷史記載，出現在公元前14世紀的阿瑪爾拿信件（Amarna letters）中，信中稱這地方為</w:t>
+      </w:r>
+      <w:r>
+        <w:rPr>
+          <w:i/>
+          <w:lang w:val="zh_TW" w:bidi="zh_TW"/>
+        </w:rPr>
+        <w:t>bitil u-lahama</w:t>
+      </w:r>
+      <w:r>
+        <w:rPr>
+          <w:lang w:val="zh_TW" w:bidi="zh_TW"/>
+        </w:rPr>
+        <w:t>，位於耶路撒冷南方。這個名稱可能有「拉哈瑪女神之殿（house of the goddess Lahama）」的意思。迦勒家族的一個支系便定居於此，他的兒子薩瑪被稱為「伯利恆之祖」（</w:t>
+      </w:r>
+      <w:hyperlink r:id="rId44">
+        <w:r>
+          <w:rPr>
+            <w:lang w:val="zh_TW" w:bidi="zh_TW"/>
+          </w:rPr>
+          <w:rPr>
+            <w:color w:val="0000EE"/>
+            <w:u w:val="single"/>
+          </w:rPr>
+          <w:t>代上2:51</w:t>
+        </w:r>
+      </w:hyperlink>
+      <w:r>
+        <w:rPr>
+          <w:lang w:val="zh_TW" w:bidi="zh_TW"/>
+        </w:rPr>
+        <w:t>）。伯利恆也是一位年輕利未人的家鄉；他曾作米迦的祭司（</w:t>
+      </w:r>
+      <w:hyperlink r:id="rId45">
+        <w:r>
+          <w:rPr>
+            <w:lang w:val="zh_TW" w:bidi="zh_TW"/>
+          </w:rPr>
+          <w:rPr>
+            <w:color w:val="0000EE"/>
+            <w:u w:val="single"/>
+          </w:rPr>
+          <w:t>士17:7–8</w:t>
+        </w:r>
+      </w:hyperlink>
+      <w:r>
+        <w:rPr>
+          <w:lang w:val="zh_TW" w:bidi="zh_TW"/>
+        </w:rPr>
+        <w:t>），此外，波阿斯、路得、俄備得，以及大衛的父親耶西，也都與伯利恆有關（</w:t>
+      </w:r>
+      <w:hyperlink r:id="rId46">
+        <w:r>
+          <w:rPr>
+            <w:lang w:val="zh_TW" w:bidi="zh_TW"/>
+          </w:rPr>
+          <w:rPr>
+            <w:color w:val="0000EE"/>
+            <w:u w:val="single"/>
+          </w:rPr>
+          <w:t>得4:11</w:t>
+        </w:r>
+      </w:hyperlink>
+      <w:r>
+        <w:rPr>
+          <w:lang w:val="zh_TW" w:bidi="zh_TW"/>
+        </w:rPr>
+        <w:t>、</w:t>
+      </w:r>
+      <w:hyperlink r:id="rId46">
+        <w:r>
+          <w:rPr>
+            <w:lang w:val="zh_TW" w:bidi="zh_TW"/>
+          </w:rPr>
+          <w:rPr>
+            <w:color w:val="0000EE"/>
+            <w:u w:val="single"/>
+          </w:rPr>
+          <w:t>17</w:t>
+        </w:r>
+      </w:hyperlink>
+      <w:r>
+        <w:rPr>
+          <w:lang w:val="zh_TW" w:bidi="zh_TW"/>
+        </w:rPr>
+        <w:t>；</w:t>
+      </w:r>
+      <w:hyperlink r:id="rId47">
+        <w:r>
+          <w:rPr>
+            <w:lang w:val="zh_TW" w:bidi="zh_TW"/>
+          </w:rPr>
+          <w:rPr>
+            <w:color w:val="0000EE"/>
+            <w:u w:val="single"/>
+          </w:rPr>
+          <w:t>撒上16:18</w:t>
+        </w:r>
+      </w:hyperlink>
+      <w:r>
+        <w:rPr>
+          <w:lang w:val="zh_TW" w:bidi="zh_TW"/>
+        </w:rPr>
+        <w:t>）。</w:t>
+        <w:br/>
+      </w:r>
+      <w:r>
+        <w:rPr>
+          <w:lang w:val="zh_TW" w:bidi="zh_TW"/>
+        </w:rPr>
+        <w:t>伯利恆是大衛的出生地 （</w:t>
+      </w:r>
+      <w:hyperlink r:id="rId48">
+        <w:r>
+          <w:rPr>
+            <w:lang w:val="zh_TW" w:bidi="zh_TW"/>
+          </w:rPr>
+          <w:rPr>
+            <w:color w:val="0000EE"/>
+            <w:u w:val="single"/>
+          </w:rPr>
+          <w:t>撒上17:12</w:t>
+        </w:r>
+      </w:hyperlink>
+      <w:r>
+        <w:rPr>
+          <w:lang w:val="zh_TW" w:bidi="zh_TW"/>
+        </w:rPr>
+        <w:t>），也是大衛的一位勇士伊勒哈難的家鄉（</w:t>
+      </w:r>
+      <w:hyperlink r:id="rId49">
+        <w:r>
+          <w:rPr>
+            <w:lang w:val="zh_TW" w:bidi="zh_TW"/>
+          </w:rPr>
+          <w:rPr>
+            <w:color w:val="0000EE"/>
+            <w:u w:val="single"/>
+          </w:rPr>
+          <w:t>撒下23:24</w:t>
+        </w:r>
+      </w:hyperlink>
+      <w:r>
+        <w:rPr>
+          <w:lang w:val="zh_TW" w:bidi="zh_TW"/>
+        </w:rPr>
+        <w:t>；</w:t>
+      </w:r>
+      <w:hyperlink r:id="rId50">
+        <w:r>
+          <w:rPr>
+            <w:lang w:val="zh_TW" w:bidi="zh_TW"/>
+          </w:rPr>
+          <w:rPr>
+            <w:color w:val="0000EE"/>
+            <w:u w:val="single"/>
+          </w:rPr>
+          <w:t>代上11:26</w:t>
+        </w:r>
+      </w:hyperlink>
+      <w:r>
+        <w:rPr>
+          <w:lang w:val="zh_TW" w:bidi="zh_TW"/>
+        </w:rPr>
+        <w:t>）。有一次，非利士人的一隊人馬駐守在伯利恆。大衛的三位勇士冒險衝破他們的防線，從城門旁的井裡打水帶給大衛喝；這件事成為一段著名的英勇事蹟（</w:t>
+      </w:r>
+      <w:hyperlink r:id="rId51">
+        <w:r>
+          <w:rPr>
+            <w:lang w:val="zh_TW" w:bidi="zh_TW"/>
+          </w:rPr>
+          <w:rPr>
+            <w:color w:val="0000EE"/>
+            <w:u w:val="single"/>
+          </w:rPr>
+          <w:t>撒下23:14–17</w:t>
+        </w:r>
+      </w:hyperlink>
+      <w:r>
+        <w:rPr>
+          <w:lang w:val="zh_TW" w:bidi="zh_TW"/>
+        </w:rPr>
+        <w:t>）。許多年後，聖經又提到伯利恆附近的金罕寓。猶大人為躲避巴比倫人，前往埃及途中曾在那裡停留 （</w:t>
+      </w:r>
+      <w:hyperlink r:id="rId52">
+        <w:r>
+          <w:rPr>
+            <w:lang w:val="zh_TW" w:bidi="zh_TW"/>
+          </w:rPr>
+          <w:rPr>
+            <w:color w:val="0000EE"/>
+            <w:u w:val="single"/>
+          </w:rPr>
+          <w:t>耶41:17</w:t>
+        </w:r>
+      </w:hyperlink>
+      <w:r>
+        <w:rPr>
+          <w:lang w:val="zh_TW" w:bidi="zh_TW"/>
+        </w:rPr>
+        <w:t>）。從巴比倫被擄歸回的人當中，也有一些來自伯利恆 （</w:t>
+      </w:r>
+      <w:hyperlink r:id="rId53">
+        <w:r>
+          <w:rPr>
+            <w:lang w:val="zh_TW" w:bidi="zh_TW"/>
+          </w:rPr>
+          <w:rPr>
+            <w:color w:val="0000EE"/>
+            <w:u w:val="single"/>
+          </w:rPr>
+          <w:t>拉2:21</w:t>
+        </w:r>
+      </w:hyperlink>
+      <w:r>
+        <w:rPr>
+          <w:lang w:val="zh_TW" w:bidi="zh_TW"/>
+        </w:rPr>
+        <w:t>；</w:t>
+      </w:r>
+      <w:hyperlink r:id="rId54">
+        <w:r>
+          <w:rPr>
+            <w:lang w:val="zh_TW" w:bidi="zh_TW"/>
+          </w:rPr>
+          <w:rPr>
+            <w:color w:val="0000EE"/>
+            <w:u w:val="single"/>
+          </w:rPr>
+          <w:t>尼7:26</w:t>
+        </w:r>
+      </w:hyperlink>
+      <w:r>
+        <w:rPr>
+          <w:lang w:val="zh_TW" w:bidi="zh_TW"/>
+        </w:rPr>
+        <w:t>；</w:t>
+      </w:r>
+      <w:hyperlink r:id="rId55">
+        <w:r>
+          <w:rPr>
+            <w:lang w:val="zh_TW" w:bidi="zh_TW"/>
+          </w:rPr>
+          <w:rPr>
+            <w:color w:val="0000EE"/>
+            <w:u w:val="single"/>
+          </w:rPr>
+          <w:t>以斯拉一書5:17</w:t>
+        </w:r>
+      </w:hyperlink>
+      <w:r>
+        <w:rPr>
+          <w:lang w:val="zh_TW" w:bidi="zh_TW"/>
+        </w:rPr>
+        <w:t>）。</w:t>
+        <w:br/>
+      </w:r>
+      <w:r>
+        <w:rPr>
+          <w:lang w:val="zh_TW" w:bidi="zh_TW"/>
+        </w:rPr>
+        <w:t>耶穌出生時，伯利恆只是一個村莊（</w:t>
+      </w:r>
+      <w:hyperlink r:id="rId56">
+        <w:r>
+          <w:rPr>
+            <w:lang w:val="zh_TW" w:bidi="zh_TW"/>
+          </w:rPr>
+          <w:rPr>
+            <w:color w:val="0000EE"/>
+            <w:u w:val="single"/>
+          </w:rPr>
+          <w:t>太2:1–16</w:t>
+        </w:r>
+      </w:hyperlink>
+      <w:r>
+        <w:rPr>
+          <w:lang w:val="zh_TW" w:bidi="zh_TW"/>
+        </w:rPr>
+        <w:t>；</w:t>
+      </w:r>
+      <w:hyperlink r:id="rId57">
+        <w:r>
+          <w:rPr>
+            <w:lang w:val="zh_TW" w:bidi="zh_TW"/>
+          </w:rPr>
+          <w:rPr>
+            <w:color w:val="0000EE"/>
+            <w:u w:val="single"/>
+          </w:rPr>
+          <w:t>路2:4</w:t>
+        </w:r>
+      </w:hyperlink>
+      <w:hyperlink r:id="rId58">
+        <w:r>
+          <w:rPr>
+            <w:lang w:val="zh_TW" w:bidi="zh_TW"/>
+          </w:rPr>
+          <w:rPr>
+            <w:color w:val="0000EE"/>
+            <w:u w:val="single"/>
+          </w:rPr>
+          <w:t>–</w:t>
+        </w:r>
+      </w:hyperlink>
+      <w:hyperlink r:id="rId57">
+        <w:r>
+          <w:rPr>
+            <w:lang w:val="zh_TW" w:bidi="zh_TW"/>
+          </w:rPr>
+          <w:rPr>
+            <w:color w:val="0000EE"/>
+            <w:u w:val="single"/>
+          </w:rPr>
+          <w:t>6</w:t>
+        </w:r>
+      </w:hyperlink>
+      <w:r>
+        <w:rPr>
+          <w:lang w:val="zh_TW" w:bidi="zh_TW"/>
+        </w:rPr>
+        <w:t>、</w:t>
+      </w:r>
+      <w:hyperlink r:id="rId57">
+        <w:r>
+          <w:rPr>
+            <w:lang w:val="zh_TW" w:bidi="zh_TW"/>
+          </w:rPr>
+          <w:rPr>
+            <w:color w:val="0000EE"/>
+            <w:u w:val="single"/>
+          </w:rPr>
+          <w:t>15</w:t>
+        </w:r>
+      </w:hyperlink>
+      <w:r>
+        <w:rPr>
+          <w:lang w:val="zh_TW" w:bidi="zh_TW"/>
+        </w:rPr>
+        <w:t>；</w:t>
+      </w:r>
+      <w:hyperlink r:id="rId59">
+        <w:r>
+          <w:rPr>
+            <w:lang w:val="zh_TW" w:bidi="zh_TW"/>
+          </w:rPr>
+          <w:rPr>
+            <w:color w:val="0000EE"/>
+            <w:u w:val="single"/>
+          </w:rPr>
+          <w:t>約7:42</w:t>
+        </w:r>
+      </w:hyperlink>
+      <w:r>
+        <w:rPr>
+          <w:lang w:val="zh_TW" w:bidi="zh_TW"/>
+        </w:rPr>
+        <w:t>）。由於凱撒奧古斯都下令進行人口普查，約瑟必須前往伯利恆，「因他本是大衛一族一家的人」（</w:t>
+      </w:r>
+      <w:hyperlink r:id="rId60">
+        <w:r>
+          <w:rPr>
+            <w:lang w:val="zh_TW" w:bidi="zh_TW"/>
+          </w:rPr>
+          <w:rPr>
+            <w:color w:val="0000EE"/>
+            <w:u w:val="single"/>
+          </w:rPr>
+          <w:t>路2:4</w:t>
+        </w:r>
+      </w:hyperlink>
+      <w:r>
+        <w:rPr>
+          <w:lang w:val="zh_TW" w:bidi="zh_TW"/>
+        </w:rPr>
+        <w:t>）。有可能他們的家族當時仍擁有伯利恆的產業。有人認為耶穌可能出生在城外的一個洞穴裡。早期基督教作家如殉道者游斯丁（Justin Martyr）和俄利根（Origen）都持這種看法。居住在聖地的俄利根（Origen）曾寫道：「在伯利恆，人們會指給你看祂出生的洞穴，也會指給你看洞穴裡的馬槽，就是祂曾被包裹在襁褓中、躺臥的地方。」</w:t>
+        <w:br/>
+      </w:r>
+      <w:r>
+        <w:rPr>
+          <w:lang w:val="zh_TW" w:bidi="zh_TW"/>
+        </w:rPr>
+        <w:t>後來，耶柔米（Jerome）描述過這個石窟（一個小洞穴）。當時，君士坦丁皇帝（Emperor Constantine）已在該處興建一座大殿，而這個洞穴就在其中。公元1934至1935年的考古發掘顯示，這座建築曾經歷第二階段的擴建工程。公元527至565年間，也就是查士丁尼（Justinian）統治時期，君士坦丁所建的大殿進一步擴建。如今有階梯通往這個洞穴。洞穴呈長方形，因此有人認為，為君士坦丁興建大殿的人曾改建原來的洞穴。然而，在君士坦丁興建大殿之前，沒有任何關於這個洞穴的描述留存下來。</w:t>
+      </w:r>
+    </w:p>
+    <w:p>
+      <w:pPr>
+        <w:pStyle w:val="ListNumber"/>
+        <w:spacing w:line="240" w:lineRule="auto"/>
+        <w:ind w:left="720"/>
+      </w:pPr>
+      <w:r>
+        <w:rPr>
+          <w:lang w:val="zh_TW" w:bidi="zh_TW"/>
+        </w:rPr>
+      </w:r>
+      <w:r>
+        <w:rPr>
+          <w:lang w:val="zh_TW" w:bidi="zh_TW"/>
+        </w:rPr>
+        <w:t>西布倫支派境內的一座城（</w:t>
+      </w:r>
+      <w:hyperlink r:id="rId61">
+        <w:r>
+          <w:rPr>
+            <w:lang w:val="zh_TW" w:bidi="zh_TW"/>
+          </w:rPr>
+          <w:rPr>
+            <w:color w:val="0000EE"/>
+            <w:u w:val="single"/>
+          </w:rPr>
+          <w:t>書19:15</w:t>
+        </w:r>
+      </w:hyperlink>
+      <w:r>
+        <w:rPr>
+          <w:lang w:val="zh_TW" w:bidi="zh_TW"/>
+        </w:rPr>
+        <w:t>）。裡很可能是士師以比讚的家鄉；他是以色列早期的一位士師（</w:t>
+      </w:r>
+      <w:hyperlink r:id="rId62">
+        <w:r>
+          <w:rPr>
+            <w:lang w:val="zh_TW" w:bidi="zh_TW"/>
+          </w:rPr>
+          <w:rPr>
+            <w:color w:val="0000EE"/>
+            <w:u w:val="single"/>
+          </w:rPr>
+          <w:t>士12:8–10</w:t>
+        </w:r>
+      </w:hyperlink>
+      <w:r>
+        <w:rPr>
+          <w:lang w:val="zh_TW" w:bidi="zh_TW"/>
+        </w:rPr>
+        <w:t>）。今日一般認為，這座城就是貝特拉罕（Beit Lahm）村，位於拿撒勒西北約11.3公里（7英里）處。</w:t>
+      </w:r>
+      <w:r>
+        <w:rPr>
+          <w:lang w:val="zh_TW" w:bidi="zh_TW"/>
+        </w:rPr>
+      </w:r>
+      <w:r>
+        <w:rPr>
+          <w:lang w:val="zh_TW" w:bidi="zh_TW"/>
+        </w:rPr>
+      </w:r>
+    </w:p>
+    <w:p>
+      <w:pPr/>
+      <w:r>
+        <w:rPr>
+          <w:lang w:val="zh_TW" w:bidi="zh_TW"/>
+        </w:rPr>
+      </w:r>
+    </w:p>
+    <w:p>
+      <w:pPr>
+        <w:pStyle w:val="Heading2"/>
+      </w:pPr>
+      <w:r>
+        <w:rPr>
+          <w:lang w:val="zh_TW" w:bidi="zh_TW"/>
+        </w:rPr>
+        <w:t>伯賽大</w:t>
+      </w:r>
+      <w:r>
+        <w:rPr>
+          <w:lang w:val="zh_TW" w:bidi="zh_TW"/>
+        </w:rPr>
+      </w:r>
+    </w:p>
+    <w:p>
+      <w:pPr>
+        <w:pStyle w:val="ListNumber"/>
+        <w:numPr>
+          <w:ilvl w:val="0"/>
+          <w:numId w:val="17"/>
+        </w:numPr>
+        <w:spacing w:line="240" w:lineRule="auto"/>
+        <w:ind w:left="720"/>
+      </w:pPr>
+      <w:r>
+        <w:rPr>
+          <w:lang w:val="zh_TW" w:bidi="zh_TW"/>
+        </w:rPr>
+      </w:r>
+      <w:r>
+        <w:rPr>
+          <w:lang w:val="zh_TW" w:bidi="zh_TW"/>
+        </w:rPr>
+        <w:t>一個位於加利利海東北的城。伯賽大是耶穌的三個門徒的家鄉：安得烈、彼得和腓力（</w:t>
+      </w:r>
+      <w:hyperlink r:id="rId63">
+        <w:r>
+          <w:rPr>
+            <w:lang w:val="zh_TW" w:bidi="zh_TW"/>
+          </w:rPr>
+          <w:rPr>
+            <w:color w:val="0000EE"/>
+            <w:u w:val="single"/>
+          </w:rPr>
+          <w:t>約1:44，</w:t>
+        </w:r>
+      </w:hyperlink>
+      <w:hyperlink r:id="rId64">
+        <w:r>
+          <w:rPr>
+            <w:lang w:val="zh_TW" w:bidi="zh_TW"/>
+          </w:rPr>
+          <w:rPr>
+            <w:color w:val="0000EE"/>
+            <w:u w:val="single"/>
+          </w:rPr>
+          <w:t>12:21</w:t>
+        </w:r>
+      </w:hyperlink>
+      <w:r>
+        <w:rPr>
+          <w:lang w:val="zh_TW" w:bidi="zh_TW"/>
+        </w:rPr>
+        <w:t>）。儘管耶穌在那裡行了神蹟，伯賽大的人仍然不信祂。因此，耶穌警告說，災難將降臨到這個城（</w:t>
+      </w:r>
+      <w:hyperlink r:id="rId65">
+        <w:r>
+          <w:rPr>
+            <w:lang w:val="zh_TW" w:bidi="zh_TW"/>
+          </w:rPr>
+          <w:rPr>
+            <w:color w:val="0000EE"/>
+            <w:u w:val="single"/>
+          </w:rPr>
+          <w:t>太11:21–22</w:t>
+        </w:r>
+      </w:hyperlink>
+      <w:r>
+        <w:rPr>
+          <w:lang w:val="zh_TW" w:bidi="zh_TW"/>
+        </w:rPr>
+        <w:t>；</w:t>
+      </w:r>
+      <w:hyperlink r:id="rId66">
+        <w:r>
+          <w:rPr>
+            <w:lang w:val="zh_TW" w:bidi="zh_TW"/>
+          </w:rPr>
+          <w:rPr>
+            <w:color w:val="0000EE"/>
+            <w:u w:val="single"/>
+          </w:rPr>
+          <w:t>路10:13</w:t>
+        </w:r>
+      </w:hyperlink>
+      <w:r>
+        <w:rPr>
+          <w:lang w:val="zh_TW" w:bidi="zh_TW"/>
+        </w:rPr>
+        <w:t>）。一個瞎子在伯賽大得醫治（</w:t>
+      </w:r>
+      <w:hyperlink r:id="rId67">
+        <w:r>
+          <w:rPr>
+            <w:lang w:val="zh_TW" w:bidi="zh_TW"/>
+          </w:rPr>
+          <w:rPr>
+            <w:color w:val="0000EE"/>
+            <w:u w:val="single"/>
+          </w:rPr>
+          <w:t>可8:22–26</w:t>
+        </w:r>
+      </w:hyperlink>
+      <w:r>
+        <w:rPr>
+          <w:lang w:val="zh_TW" w:bidi="zh_TW"/>
+        </w:rPr>
+        <w:t>），此外，耶穌在伯賽大附近用五餅二魚的神蹟餵飽了五千多人（</w:t>
+      </w:r>
+      <w:hyperlink r:id="rId68">
+        <w:r>
+          <w:rPr>
+            <w:lang w:val="zh_TW" w:bidi="zh_TW"/>
+          </w:rPr>
+          <w:rPr>
+            <w:color w:val="0000EE"/>
+            <w:u w:val="single"/>
+          </w:rPr>
+          <w:t>可6:34–45</w:t>
+        </w:r>
+      </w:hyperlink>
+      <w:r>
+        <w:rPr>
+          <w:lang w:val="zh_TW" w:bidi="zh_TW"/>
+        </w:rPr>
+        <w:t>；</w:t>
+      </w:r>
+      <w:hyperlink r:id="rId69">
+        <w:r>
+          <w:rPr>
+            <w:lang w:val="zh_TW" w:bidi="zh_TW"/>
+          </w:rPr>
+          <w:rPr>
+            <w:color w:val="0000EE"/>
+            <w:u w:val="single"/>
+          </w:rPr>
+          <w:t>路9:10–17</w:t>
+        </w:r>
+      </w:hyperlink>
+      <w:r>
+        <w:rPr>
+          <w:lang w:val="zh_TW" w:bidi="zh_TW"/>
+        </w:rPr>
+        <w:t>）。</w:t>
+        <w:br/>
+      </w:r>
+      <w:r>
+        <w:rPr>
+          <w:lang w:val="zh_TW" w:bidi="zh_TW"/>
+        </w:rPr>
+        <w:t>伯賽大在多份古代文獻中被提及，尤其是在公元一世紀公元的猶太歷史學家約瑟夫（Josephus）的著作中。曾經有一個理論認為有兩個伯賽大，分別位於加利利海的兩側。這個理論源於馬可福音的記載，其中暗示五千人吃飽的神蹟發生在伯賽大對岸，而路加福音則提到神蹟發生於伯賽大附近。一種解釋是，這個神蹟發生在伯賽大周圍地區，而到達該城的最快捷方式是橫渡湖的一部分。這種觀點對傳統認為的神蹟發生地（位於西岸的以塔加〔et-Tabgha〕，靠近迦百農）提出了質疑，但比認為存在兩個如此接近的伯賽大的理論更為合理。</w:t>
+        <w:br/>
+      </w:r>
+      <w:r>
+        <w:rPr>
+          <w:lang w:val="zh_TW" w:bidi="zh_TW"/>
+        </w:rPr>
+        <w:t>伯賽大最初只是一個漁村，但在凱撒奧古斯都去世後，大希律的兒子分封王腓力將它擴建並美化。根據約瑟夫的記載，腓力後來被埋葬在伯賽大。該城以奧古斯都的女兒猶利亞（Julia）的名字重新命名，稱為猶利亞城（Julias）。約瑟夫在公元66至70年第一次猶太起義期間擔任軍事指揮官時，也曾保衛伯賽大。</w:t>
+        <w:br/>
+      </w:r>
+      <w:r>
+        <w:rPr>
+          <w:lang w:val="zh_TW" w:bidi="zh_TW"/>
+        </w:rPr>
+        <w:t>約瑟夫描述伯賽大為「位於革尼撒勒湖」（加利利海的另一個名字）旁，但「靠近約旦河」。他還提到它位於下高拉尼提斯（Lower Gaulanitis），這是一個鄰接加利利海東北部的地區。然而，至今尚未在湖邊或河邊發現符合伯賽大規模或描述的古代遺址。有建議認為阿拉廢丘（el-Araj）是伯賽大的遺址，但支持的考古證據很少。而位於距湖約3.2公里（兩英里）的泰勒遺址（et-Tell）則發現重要的羅馬佔領及建築活動的痕跡，目前被認為是古代伯賽大的最可能位置。</w:t>
+      </w:r>
+    </w:p>
+    <w:p>
+      <w:pPr>
+        <w:pStyle w:val="ListNumber"/>
+        <w:spacing w:line="240" w:lineRule="auto"/>
+        <w:ind w:left="720"/>
+      </w:pPr>
+      <w:r>
+        <w:rPr>
+          <w:lang w:val="zh_TW" w:bidi="zh_TW"/>
+        </w:rPr>
+      </w:r>
+      <w:r>
+        <w:rPr>
+          <w:lang w:val="zh_TW" w:bidi="zh_TW"/>
+        </w:rPr>
+        <w:t>於耶路撒冷的一個池子的名稱，也被稱為畢士大或伯薩大。</w:t>
+        <w:br/>
+      </w:r>
+      <w:r>
+        <w:rPr>
+          <w:i/>
+          <w:lang w:val="zh_TW" w:bidi="zh_TW"/>
+        </w:rPr>
+        <w:t>見</w:t>
+      </w:r>
+      <w:r>
+        <w:rPr>
+          <w:lang w:val="zh_TW" w:bidi="zh_TW"/>
+        </w:rPr>
+        <w:t xml:space="preserve"> </w:t>
+      </w:r>
+      <w:r>
+        <w:rPr>
+          <w:lang w:val="zh_TW" w:bidi="zh_TW"/>
+        </w:rPr>
+        <w:t>畢士大；</w:t>
+      </w:r>
+      <w:r>
+        <w:rPr>
+          <w:lang w:val="zh_TW" w:bidi="zh_TW"/>
+        </w:rPr>
+        <w:t>伯薩大</w:t>
+      </w:r>
+      <w:r>
+        <w:rPr>
+          <w:lang w:val="zh_TW" w:bidi="zh_TW"/>
+        </w:rPr>
+        <w:t>。</w:t>
+      </w:r>
+      <w:r>
+        <w:rPr>
+          <w:lang w:val="zh_TW" w:bidi="zh_TW"/>
+        </w:rPr>
+      </w:r>
+      <w:r>
+        <w:rPr>
+          <w:lang w:val="zh_TW" w:bidi="zh_TW"/>
+        </w:rPr>
+      </w:r>
+    </w:p>
+    <w:p>
+      <w:pPr/>
+      <w:r>
+        <w:rPr>
+          <w:lang w:val="zh_TW" w:bidi="zh_TW"/>
+        </w:rPr>
+      </w:r>
+    </w:p>
+    <w:p>
+      <w:pPr>
+        <w:pStyle w:val="Heading2"/>
+      </w:pPr>
+      <w:r>
+        <w:rPr>
+          <w:lang w:val="zh_TW" w:bidi="zh_TW"/>
+        </w:rPr>
+        <w:t>伯‧珊，伯‧善</w:t>
+      </w:r>
+      <w:r>
+        <w:rPr>
+          <w:lang w:val="zh_TW" w:bidi="zh_TW"/>
+        </w:rPr>
+      </w:r>
+    </w:p>
+    <w:p>
+      <w:pPr/>
+      <w:r>
+        <w:rPr>
+          <w:lang w:val="zh_TW" w:bidi="zh_TW"/>
+        </w:rPr>
+      </w:r>
+      <w:r>
+        <w:rPr>
+          <w:lang w:val="zh_TW" w:bidi="zh_TW"/>
+        </w:rPr>
+        <w:t>位於亞熱帶約旦谷地、一具有戰略性地位的巴勒斯坦城。它位於加利利海以南24.1公里（15英里），距約旦河以西6.4公里（4英里）。</w:t>
+      </w:r>
+    </w:p>
+    <w:p>
+      <w:pPr/>
+      <w:r>
+        <w:rPr>
+          <w:lang w:val="zh_TW" w:bidi="zh_TW"/>
+        </w:rPr>
+      </w:r>
+      <w:r>
+        <w:rPr>
+          <w:lang w:val="zh_TW" w:bidi="zh_TW"/>
+        </w:rPr>
+        <w:t>伯‧珊（又稱伯‧善）位於耶斯列平原的東端，守護著一個重要的約旦河渡口。該城位於兩條貿易路線的交會點，一條向北通往加利利和大馬士革，另一條向西穿越耶斯列平原和撒馬利亞山區。</w:t>
+      </w:r>
+    </w:p>
+    <w:p>
+      <w:pPr/>
+      <w:r>
+        <w:rPr>
+          <w:lang w:val="zh_TW" w:bidi="zh_TW"/>
+        </w:rPr>
+      </w:r>
+      <w:r>
+        <w:rPr>
+          <w:lang w:val="zh_TW" w:bidi="zh_TW"/>
+        </w:rPr>
+        <w:t>當非利士人在基利波山的戰役中擊敗以色列和掃羅王時，伯‧珊是一個非利士人的城。掃羅和他兒子的屍體被羞辱地掛在城牆上，掃羅的頭被展示在大袞的廟中，大袞是一位非利士的神（</w:t>
+      </w:r>
+      <w:hyperlink r:id="rId70">
+        <w:r>
+          <w:rPr>
+            <w:lang w:val="zh_TW" w:bidi="zh_TW"/>
+          </w:rPr>
+          <w:rPr>
+            <w:color w:val="0000EE"/>
+            <w:u w:val="single"/>
+          </w:rPr>
+          <w:t>撒上31:10</w:t>
+        </w:r>
+      </w:hyperlink>
+      <w:r>
+        <w:rPr>
+          <w:lang w:val="zh_TW" w:bidi="zh_TW"/>
+        </w:rPr>
+        <w:t>–</w:t>
+      </w:r>
+      <w:hyperlink r:id="rId70">
+        <w:r>
+          <w:rPr>
+            <w:lang w:val="zh_TW" w:bidi="zh_TW"/>
+          </w:rPr>
+          <w:rPr>
+            <w:color w:val="0000EE"/>
+            <w:u w:val="single"/>
+          </w:rPr>
+          <w:t>13</w:t>
+        </w:r>
+      </w:hyperlink>
+      <w:r>
+        <w:rPr>
+          <w:lang w:val="zh_TW" w:bidi="zh_TW"/>
+        </w:rPr>
+        <w:t>；</w:t>
+      </w:r>
+      <w:hyperlink r:id="rId71">
+        <w:r>
+          <w:rPr>
+            <w:lang w:val="zh_TW" w:bidi="zh_TW"/>
+          </w:rPr>
+          <w:rPr>
+            <w:color w:val="0000EE"/>
+            <w:u w:val="single"/>
+          </w:rPr>
+          <w:t>撒下21:12</w:t>
+        </w:r>
+      </w:hyperlink>
+      <w:r>
+        <w:rPr>
+          <w:lang w:val="zh_TW" w:bidi="zh_TW"/>
+        </w:rPr>
+        <w:t>–</w:t>
+      </w:r>
+      <w:hyperlink r:id="rId71">
+        <w:r>
+          <w:rPr>
+            <w:lang w:val="zh_TW" w:bidi="zh_TW"/>
+          </w:rPr>
+          <w:rPr>
+            <w:color w:val="0000EE"/>
+            <w:u w:val="single"/>
+          </w:rPr>
+          <w:t>14</w:t>
+        </w:r>
+      </w:hyperlink>
+      <w:r>
+        <w:rPr>
+          <w:lang w:val="zh_TW" w:bidi="zh_TW"/>
+        </w:rPr>
+        <w:t>；</w:t>
+      </w:r>
+      <w:hyperlink r:id="rId72">
+        <w:r>
+          <w:rPr>
+            <w:lang w:val="zh_TW" w:bidi="zh_TW"/>
+          </w:rPr>
+          <w:rPr>
+            <w:color w:val="0000EE"/>
+            <w:u w:val="single"/>
+          </w:rPr>
+          <w:t>代上10:8</w:t>
+        </w:r>
+      </w:hyperlink>
+      <w:r>
+        <w:rPr>
+          <w:lang w:val="zh_TW" w:bidi="zh_TW"/>
+        </w:rPr>
+        <w:t>–</w:t>
+      </w:r>
+      <w:hyperlink r:id="rId72">
+        <w:r>
+          <w:rPr>
+            <w:lang w:val="zh_TW" w:bidi="zh_TW"/>
+          </w:rPr>
+          <w:rPr>
+            <w:color w:val="0000EE"/>
+            <w:u w:val="single"/>
+          </w:rPr>
+          <w:t>10</w:t>
+        </w:r>
+      </w:hyperlink>
+      <w:r>
+        <w:rPr>
+          <w:lang w:val="zh_TW" w:bidi="zh_TW"/>
+        </w:rPr>
+        <w:t>）。後來，這座城成為大衛王國的一部分。</w:t>
+      </w:r>
+    </w:p>
+    <w:p>
+      <w:pPr/>
+      <w:r>
+        <w:rPr>
+          <w:lang w:val="zh_TW" w:bidi="zh_TW"/>
+        </w:rPr>
+      </w:r>
+      <w:r>
+        <w:rPr>
+          <w:lang w:val="zh_TW" w:bidi="zh_TW"/>
+        </w:rPr>
+        <w:t>伯‧珊被認為是現代的胡斯恩遺址（Tell el-Husn）。這一點由兩份提到伯‧珊名字的埃及文獻所證實。該遺址或土丘高64.9公尺（13英尺），底部周長約804.5公尺（半英里）。在以色列征服迦南時，包括伯‧珊在內的地區屬於以薩迦支派的領地，後來被瑪拿西支派佔領（</w:t>
+      </w:r>
+      <w:hyperlink r:id="rId73">
+        <w:r>
+          <w:rPr>
+            <w:lang w:val="zh_TW" w:bidi="zh_TW"/>
+          </w:rPr>
+          <w:rPr>
+            <w:color w:val="0000EE"/>
+            <w:u w:val="single"/>
+          </w:rPr>
+          <w:t>書17:11</w:t>
+        </w:r>
+      </w:hyperlink>
+      <w:r>
+        <w:rPr>
+          <w:lang w:val="zh_TW" w:bidi="zh_TW"/>
+        </w:rPr>
+        <w:t>）。在所羅門王的統治時期，伯‧珊是巴拿地區的一部分（</w:t>
+      </w:r>
+      <w:hyperlink r:id="rId74">
+        <w:r>
+          <w:rPr>
+            <w:lang w:val="zh_TW" w:bidi="zh_TW"/>
+          </w:rPr>
+          <w:rPr>
+            <w:color w:val="0000EE"/>
+            <w:u w:val="single"/>
+          </w:rPr>
+          <w:t>王上4:12</w:t>
+        </w:r>
+      </w:hyperlink>
+      <w:r>
+        <w:rPr>
+          <w:lang w:val="zh_TW" w:bidi="zh_TW"/>
+        </w:rPr>
+        <w:t>）。</w:t>
+      </w:r>
+    </w:p>
+    <w:p>
+      <w:pPr/>
+      <w:r>
+        <w:rPr>
+          <w:lang w:val="zh_TW" w:bidi="zh_TW"/>
+        </w:rPr>
+      </w:r>
+      <w:r>
+        <w:rPr>
+          <w:lang w:val="zh_TW" w:bidi="zh_TW"/>
+        </w:rPr>
+        <w:t>這座城在公元前10世紀被埃及法老</w:t>
+      </w:r>
+      <w:r>
+        <w:rPr>
+          <w:lang w:val="zh_TW" w:bidi="zh_TW"/>
+        </w:rPr>
+        <w:t>舍順克一世</w:t>
+      </w:r>
+      <w:r>
+        <w:rPr>
+          <w:lang w:val="zh_TW" w:bidi="zh_TW"/>
+        </w:rPr>
+        <w:t>（Sheshonk I）摧毀。在舊約時期往後的時間裡，伯‧珊的地位並不顯著。在巴比倫被擄時期和被擄歸回後的波斯時期，伯‧珊偶爾被佔領。</w:t>
+      </w:r>
+    </w:p>
+    <w:p>
+      <w:pPr/>
+      <w:r>
+        <w:rPr>
+          <w:lang w:val="zh_TW" w:bidi="zh_TW"/>
+        </w:rPr>
+      </w:r>
+      <w:r>
+        <w:rPr>
+          <w:lang w:val="zh_TW" w:bidi="zh_TW"/>
+        </w:rPr>
+        <w:t>在希臘化時期，伯‧珊被命名為西古提波利斯（Scythopolis），因為埃及王托勒密二世（Ptolemy II）安置了西西安傭兵（Scythian mercenaries）於此。當地修建了希臘神狄俄尼索斯（Dionysus）和宙斯（Zeus）的神廟。在哈斯蒙尼家族（Hasmonean）王朝時期，伯‧珊成為一個重要的行政中心。伯‧珊作為希臘-羅馬商業城的聯盟（即低加波里的成員，</w:t>
+      </w:r>
+      <w:hyperlink r:id="rId75">
+        <w:r>
+          <w:rPr>
+            <w:lang w:val="zh_TW" w:bidi="zh_TW"/>
+          </w:rPr>
+          <w:rPr>
+            <w:color w:val="0000EE"/>
+            <w:u w:val="single"/>
+          </w:rPr>
+          <w:t>太4:25</w:t>
+        </w:r>
+      </w:hyperlink>
+      <w:r>
+        <w:rPr>
+          <w:lang w:val="zh_TW" w:bidi="zh_TW"/>
+        </w:rPr>
+        <w:t>；</w:t>
+      </w:r>
+      <w:hyperlink r:id="rId76">
+        <w:r>
+          <w:rPr>
+            <w:lang w:val="zh_TW" w:bidi="zh_TW"/>
+          </w:rPr>
+          <w:rPr>
+            <w:color w:val="0000EE"/>
+            <w:u w:val="single"/>
+          </w:rPr>
+          <w:t>可7:31</w:t>
+        </w:r>
+      </w:hyperlink>
+      <w:r>
+        <w:rPr>
+          <w:lang w:val="zh_TW" w:bidi="zh_TW"/>
+        </w:rPr>
+        <w:t>），它繁榮發展，也是該聯盟中唯一一座位於約旦河西側的城。</w:t>
+      </w:r>
+      <w:r>
+        <w:rPr>
+          <w:lang w:val="zh_TW" w:bidi="zh_TW"/>
+        </w:rPr>
+      </w:r>
+      <w:r>
+        <w:rPr>
+          <w:lang w:val="zh_TW" w:bidi="zh_TW"/>
+        </w:rPr>
+      </w:r>
+    </w:p>
+    <w:p>
+      <w:pPr/>
+      <w:r>
+        <w:rPr>
+          <w:lang w:val="zh_TW" w:bidi="zh_TW"/>
+        </w:rPr>
+      </w:r>
+    </w:p>
+    <w:p>
+      <w:pPr>
+        <w:pStyle w:val="Heading2"/>
+      </w:pPr>
+      <w:r>
+        <w:rPr>
+          <w:lang w:val="zh_TW" w:bidi="zh_TW"/>
+        </w:rPr>
+        <w:t>伯特利（地點），伯特利人</w:t>
+      </w:r>
+      <w:r>
+        <w:rPr>
+          <w:lang w:val="zh_TW" w:bidi="zh_TW"/>
+        </w:rPr>
+      </w:r>
+    </w:p>
+    <w:p>
+      <w:pPr>
+        <w:pStyle w:val="ListNumber"/>
+        <w:numPr>
+          <w:ilvl w:val="0"/>
+          <w:numId w:val="18"/>
+        </w:numPr>
+        <w:spacing w:line="240" w:lineRule="auto"/>
+        <w:ind w:left="720"/>
+      </w:pPr>
+      <w:r>
+        <w:rPr>
+          <w:lang w:val="zh_TW" w:bidi="zh_TW"/>
+        </w:rPr>
+      </w:r>
+      <w:r>
+        <w:rPr>
+          <w:lang w:val="zh_TW" w:bidi="zh_TW"/>
+        </w:rPr>
+        <w:t>這是舊約聖經時代一座重要的城，位於耶路撒冷以北約17.7公里（11英里），處於南北山脊道路上，靠近便雅憫與以法蓮的邊界（</w:t>
+      </w:r>
+      <w:hyperlink r:id="rId77">
+        <w:r>
+          <w:rPr>
+            <w:lang w:val="zh_TW" w:bidi="zh_TW"/>
+          </w:rPr>
+          <w:rPr>
+            <w:color w:val="0000EE"/>
+            <w:u w:val="single"/>
+          </w:rPr>
+          <w:t>書16:1–2</w:t>
+        </w:r>
+      </w:hyperlink>
+      <w:r>
+        <w:rPr>
+          <w:lang w:val="zh_TW" w:bidi="zh_TW"/>
+        </w:rPr>
+        <w:t>，</w:t>
+      </w:r>
+      <w:hyperlink r:id="rId78">
+        <w:r>
+          <w:rPr>
+            <w:lang w:val="zh_TW" w:bidi="zh_TW"/>
+          </w:rPr>
+          <w:rPr>
+            <w:color w:val="0000EE"/>
+            <w:u w:val="single"/>
+          </w:rPr>
+          <w:t>18:13</w:t>
+        </w:r>
+      </w:hyperlink>
+      <w:r>
+        <w:rPr>
+          <w:lang w:val="zh_TW" w:bidi="zh_TW"/>
+        </w:rPr>
+        <w:t>）。</w:t>
+      </w:r>
+      <w:hyperlink r:id="rId79">
+        <w:r>
+          <w:rPr>
+            <w:lang w:val="zh_TW" w:bidi="zh_TW"/>
+          </w:rPr>
+          <w:rPr>
+            <w:color w:val="0000EE"/>
+            <w:u w:val="single"/>
+          </w:rPr>
+          <w:t>列王紀上十六章34節</w:t>
+        </w:r>
+      </w:hyperlink>
+      <w:r>
+        <w:rPr>
+          <w:lang w:val="zh_TW" w:bidi="zh_TW"/>
+        </w:rPr>
+        <w:t>稱這城的一個居民希伊勒為伯特利人。伯特利是當時的貿易中心，從地中海沿岸與外約旦地區經耶利哥而來的貨物都會在此集散。雖然伯特利身處乾旱的山地，但城中有幾處泉水，足以供應居民使用。此地出土的最古老文物是一個可追溯至公元前3500年的水罐。</w:t>
+        <w:br/>
+      </w:r>
+      <w:r>
+        <w:rPr>
+          <w:lang w:val="zh_TW" w:bidi="zh_TW"/>
+        </w:rPr>
+        <w:t>「伯特利」這名稱的意思是「伊勒（神）之家」，迦南人可能早在公元前四千年就已使用這名稱。從石器時代至青銅時代之間的考古發現顯示，迦南人曾在那座山丘上敬拜名為伊勒的神明。</w:t>
+        <w:br/>
+      </w:r>
+      <w:r>
+        <w:rPr>
+          <w:lang w:val="zh_TW" w:bidi="zh_TW"/>
+        </w:rPr>
+        <w:t>族長雅各在那裡領受神的異夢之後，給那地方起名為伯特利——或是把舊名重新賦予新的含義（</w:t>
+      </w:r>
+      <w:hyperlink r:id="rId80">
+        <w:r>
+          <w:rPr>
+            <w:lang w:val="zh_TW" w:bidi="zh_TW"/>
+          </w:rPr>
+          <w:rPr>
+            <w:color w:val="0000EE"/>
+            <w:u w:val="single"/>
+          </w:rPr>
+          <w:t>創28:10–22</w:t>
+        </w:r>
+      </w:hyperlink>
+      <w:r>
+        <w:rPr>
+          <w:lang w:val="zh_TW" w:bidi="zh_TW"/>
+        </w:rPr>
+        <w:t>）。據記載，這個地方早在族長亞伯拉罕時代便已稱為伯特利（</w:t>
+      </w:r>
+      <w:hyperlink r:id="rId81">
+        <w:r>
+          <w:rPr>
+            <w:lang w:val="zh_TW" w:bidi="zh_TW"/>
+          </w:rPr>
+          <w:rPr>
+            <w:color w:val="0000EE"/>
+            <w:u w:val="single"/>
+          </w:rPr>
+          <w:t>創12:8</w:t>
+        </w:r>
+      </w:hyperlink>
+      <w:r>
+        <w:rPr>
+          <w:lang w:val="zh_TW" w:bidi="zh_TW"/>
+        </w:rPr>
+        <w:t>）。然而，這名稱可能是後來對早期地方名稱所作的更新，因為伯特利原名叫路斯（</w:t>
+      </w:r>
+      <w:hyperlink r:id="rId82">
+        <w:r>
+          <w:rPr>
+            <w:lang w:val="zh_TW" w:bidi="zh_TW"/>
+          </w:rPr>
+          <w:rPr>
+            <w:color w:val="0000EE"/>
+            <w:u w:val="single"/>
+          </w:rPr>
+          <w:t>創28:19</w:t>
+        </w:r>
+      </w:hyperlink>
+      <w:r>
+        <w:rPr>
+          <w:lang w:val="zh_TW" w:bidi="zh_TW"/>
+        </w:rPr>
+        <w:t>）。也有可能當時的聖所稱為伯特利，而附近的城則叫路斯。</w:t>
+        <w:br/>
+      </w:r>
+      <w:r>
+        <w:rPr>
+          <w:lang w:val="zh_TW" w:bidi="zh_TW"/>
+        </w:rPr>
+        <w:t>到青銅器時代中期之初（大約在公元前2200年），伯特利這名稱已經被確立，並在其歷史中一直沿用。有一段經文記述一個來自路斯的人在赫人之地再建立一座同名的城，在此同時提及了這兩個名稱（</w:t>
+      </w:r>
+      <w:hyperlink r:id="rId83">
+        <w:r>
+          <w:rPr>
+            <w:lang w:val="zh_TW" w:bidi="zh_TW"/>
+          </w:rPr>
+          <w:rPr>
+            <w:color w:val="0000EE"/>
+            <w:u w:val="single"/>
+          </w:rPr>
+          <w:t>士1:26</w:t>
+        </w:r>
+      </w:hyperlink>
+      <w:r>
+        <w:rPr>
+          <w:lang w:val="zh_TW" w:bidi="zh_TW"/>
+        </w:rPr>
+        <w:t>）。</w:t>
+        <w:br/>
+      </w:r>
+      <w:r>
+        <w:rPr>
+          <w:lang w:val="zh_TW" w:bidi="zh_TW"/>
+        </w:rPr>
+        <w:t>雖然伯特利是分配給便雅憫支派，但實際上是以法蓮支派從那裡的迦南人保障城奪取而來的（</w:t>
+      </w:r>
+      <w:hyperlink r:id="rId84">
+        <w:r>
+          <w:rPr>
+            <w:lang w:val="zh_TW" w:bidi="zh_TW"/>
+          </w:rPr>
+          <w:rPr>
+            <w:color w:val="0000EE"/>
+            <w:u w:val="single"/>
+          </w:rPr>
+          <w:t>士1:22–26</w:t>
+        </w:r>
+      </w:hyperlink>
+      <w:r>
+        <w:rPr>
+          <w:lang w:val="zh_TW" w:bidi="zh_TW"/>
+        </w:rPr>
+        <w:t>；</w:t>
+      </w:r>
+      <w:hyperlink r:id="rId85">
+        <w:r>
+          <w:rPr>
+            <w:lang w:val="zh_TW" w:bidi="zh_TW"/>
+          </w:rPr>
+          <w:rPr>
+            <w:color w:val="0000EE"/>
+            <w:u w:val="single"/>
+          </w:rPr>
+          <w:t>代上7:28</w:t>
+        </w:r>
+      </w:hyperlink>
+      <w:r>
+        <w:rPr>
+          <w:lang w:val="zh_TW" w:bidi="zh_TW"/>
+        </w:rPr>
+        <w:t>）。在士師時期，約櫃曾安放在伯特利，當時以利亞撒的兒子非尼哈在那裡主理以色列人平常的敬拜事奉（</w:t>
+      </w:r>
+      <w:hyperlink r:id="rId86">
+        <w:r>
+          <w:rPr>
+            <w:lang w:val="zh_TW" w:bidi="zh_TW"/>
+          </w:rPr>
+          <w:rPr>
+            <w:color w:val="0000EE"/>
+            <w:u w:val="single"/>
+          </w:rPr>
+          <w:t>士20:18–28</w:t>
+        </w:r>
+      </w:hyperlink>
+      <w:r>
+        <w:rPr>
+          <w:lang w:val="zh_TW" w:bidi="zh_TW"/>
+        </w:rPr>
+        <w:t>，</w:t>
+      </w:r>
+      <w:hyperlink r:id="rId87">
+        <w:r>
+          <w:rPr>
+            <w:lang w:val="zh_TW" w:bidi="zh_TW"/>
+          </w:rPr>
+          <w:rPr>
+            <w:color w:val="0000EE"/>
+            <w:u w:val="single"/>
+          </w:rPr>
+          <w:t>21:2–4</w:t>
+        </w:r>
+      </w:hyperlink>
+      <w:r>
+        <w:rPr>
+          <w:lang w:val="zh_TW" w:bidi="zh_TW"/>
+        </w:rPr>
+        <w:t>）。沒有任何考古證據顯示非利士人在士師時代曾住在伯特利。</w:t>
+        <w:br/>
+      </w:r>
+      <w:r>
+        <w:rPr>
+          <w:lang w:val="zh_TW" w:bidi="zh_TW"/>
+        </w:rPr>
+        <w:t>在掃羅作王時，當其它以色列城遭受攻擊，伯特利卻沒有受波及（參</w:t>
+      </w:r>
+      <w:hyperlink r:id="rId88">
+        <w:r>
+          <w:rPr>
+            <w:lang w:val="zh_TW" w:bidi="zh_TW"/>
+          </w:rPr>
+          <w:rPr>
+            <w:color w:val="0000EE"/>
+            <w:u w:val="single"/>
+          </w:rPr>
+          <w:t>撒上12–14章</w:t>
+        </w:r>
+      </w:hyperlink>
+      <w:r>
+        <w:rPr>
+          <w:lang w:val="zh_TW" w:bidi="zh_TW"/>
+        </w:rPr>
+        <w:t>）。考古證據顯示，掃羅在位初期，伯特利相當富庶，但當他把基比亞設為主要城市之後，伯特利便開始沒落。</w:t>
+        <w:br/>
+      </w:r>
+      <w:r>
+        <w:rPr>
+          <w:lang w:val="zh_TW" w:bidi="zh_TW"/>
+        </w:rPr>
+        <w:t>在耶羅波安一世時代，以色列與猶大分裂之後，伯特利再次變得重要，並成為北國以色列的中心城之一，與南國猶大的首都耶路撒冷相對。伯特利是北國兩座敬拜金牛犢的城之一（</w:t>
+      </w:r>
+      <w:hyperlink r:id="rId89">
+        <w:r>
+          <w:rPr>
+            <w:lang w:val="zh_TW" w:bidi="zh_TW"/>
+          </w:rPr>
+          <w:rPr>
+            <w:color w:val="0000EE"/>
+            <w:u w:val="single"/>
+          </w:rPr>
+          <w:t>王上12:28–33</w:t>
+        </w:r>
+      </w:hyperlink>
+      <w:r>
+        <w:rPr>
+          <w:lang w:val="zh_TW" w:bidi="zh_TW"/>
+        </w:rPr>
+        <w:t>）。至於當時敬拜場所的確切位置，至今仍未找到。</w:t>
+        <w:br/>
+      </w:r>
+      <w:r>
+        <w:rPr>
+          <w:lang w:val="zh_TW" w:bidi="zh_TW"/>
+        </w:rPr>
+        <w:t>曾有一位年老的先知住在這城（</w:t>
+      </w:r>
+      <w:hyperlink r:id="rId90">
+        <w:r>
+          <w:rPr>
+            <w:lang w:val="zh_TW" w:bidi="zh_TW"/>
+          </w:rPr>
+          <w:rPr>
+            <w:color w:val="0000EE"/>
+            <w:u w:val="single"/>
+          </w:rPr>
+          <w:t>王上13:11</w:t>
+        </w:r>
+      </w:hyperlink>
+      <w:r>
+        <w:rPr>
+          <w:lang w:val="zh_TW" w:bidi="zh_TW"/>
+        </w:rPr>
+        <w:t>），他可能屬於以利亞與以利沙時期在伯特利出現的先知群體（</w:t>
+      </w:r>
+      <w:hyperlink r:id="rId91">
+        <w:r>
+          <w:rPr>
+            <w:lang w:val="zh_TW" w:bidi="zh_TW"/>
+          </w:rPr>
+          <w:rPr>
+            <w:color w:val="0000EE"/>
+            <w:u w:val="single"/>
+          </w:rPr>
+          <w:t>王下2:2–3</w:t>
+        </w:r>
+      </w:hyperlink>
+      <w:r>
+        <w:rPr>
+          <w:lang w:val="zh_TW" w:bidi="zh_TW"/>
+        </w:rPr>
+        <w:t>）。在猶大王亞比雅統治期間，伯特利一度落在猶大的控制之下（</w:t>
+      </w:r>
+      <w:hyperlink r:id="rId92">
+        <w:r>
+          <w:rPr>
+            <w:lang w:val="zh_TW" w:bidi="zh_TW"/>
+          </w:rPr>
+          <w:rPr>
+            <w:color w:val="0000EE"/>
+            <w:u w:val="single"/>
+          </w:rPr>
+          <w:t>代下13:19</w:t>
+        </w:r>
+      </w:hyperlink>
+      <w:r>
+        <w:rPr>
+          <w:lang w:val="zh_TW" w:bidi="zh_TW"/>
+        </w:rPr>
+        <w:t>），但後來又回到以色列。先知阿摩司曾在伯特利嚴厲批評以色列的社會與宗教生活，結果祭司亞瑪謝把他趕走（</w:t>
+      </w:r>
+      <w:hyperlink r:id="rId93">
+        <w:r>
+          <w:rPr>
+            <w:lang w:val="zh_TW" w:bidi="zh_TW"/>
+          </w:rPr>
+          <w:rPr>
+            <w:color w:val="0000EE"/>
+            <w:u w:val="single"/>
+          </w:rPr>
+          <w:t>摩7:10–13</w:t>
+        </w:r>
+      </w:hyperlink>
+      <w:r>
+        <w:rPr>
+          <w:lang w:val="zh_TW" w:bidi="zh_TW"/>
+        </w:rPr>
+        <w:t>）。</w:t>
+        <w:br/>
+      </w:r>
+      <w:r>
+        <w:rPr>
+          <w:lang w:val="zh_TW" w:bidi="zh_TW"/>
+        </w:rPr>
+        <w:t>沒有任何考古證據顯示伯特利在公元前722年亞述征服以色列時遭到毀壞。事實上，被擄的祭司中有一人後來歸回伯特利，去教導從美索不達米亞遷來的居民認識耶和華的道（</w:t>
+      </w:r>
+      <w:hyperlink r:id="rId94">
+        <w:r>
+          <w:rPr>
+            <w:lang w:val="zh_TW" w:bidi="zh_TW"/>
+          </w:rPr>
+          <w:rPr>
+            <w:color w:val="0000EE"/>
+            <w:u w:val="single"/>
+          </w:rPr>
+          <w:t>王下17:28</w:t>
+        </w:r>
+      </w:hyperlink>
+      <w:r>
+        <w:rPr>
+          <w:lang w:val="zh_TW" w:bidi="zh_TW"/>
+        </w:rPr>
+        <w:t>）。在猶大王約西亞的時代，伯特利的異教祭壇被拆毀了（</w:t>
+      </w:r>
+      <w:hyperlink r:id="rId95">
+        <w:r>
+          <w:rPr>
+            <w:lang w:val="zh_TW" w:bidi="zh_TW"/>
+          </w:rPr>
+          <w:rPr>
+            <w:color w:val="0000EE"/>
+            <w:u w:val="single"/>
+          </w:rPr>
+          <w:t>王下23:15–20</w:t>
+        </w:r>
+      </w:hyperlink>
+      <w:r>
+        <w:rPr>
+          <w:lang w:val="zh_TW" w:bidi="zh_TW"/>
+        </w:rPr>
+        <w:t>），但城本身並沒有受損。然而，在拿波尼度（Nabonidus）或大流士一世（Darius I）統治期間，伯特利被焚毀，到以斯拉的時代，它已成為一個小村莊（</w:t>
+      </w:r>
+      <w:hyperlink r:id="rId96">
+        <w:r>
+          <w:rPr>
+            <w:lang w:val="zh_TW" w:bidi="zh_TW"/>
+          </w:rPr>
+          <w:rPr>
+            <w:color w:val="0000EE"/>
+            <w:u w:val="single"/>
+          </w:rPr>
+          <w:t>拉2:28</w:t>
+        </w:r>
+      </w:hyperlink>
+      <w:r>
+        <w:rPr>
+          <w:lang w:val="zh_TW" w:bidi="zh_TW"/>
+        </w:rPr>
+        <w:t>）。</w:t>
+      </w:r>
+    </w:p>
+    <w:p>
+      <w:pPr>
+        <w:pStyle w:val="ListNumber"/>
+        <w:spacing w:line="240" w:lineRule="auto"/>
+        <w:ind w:left="720"/>
+      </w:pPr>
+      <w:r>
+        <w:rPr>
+          <w:lang w:val="zh_TW" w:bidi="zh_TW"/>
+        </w:rPr>
+      </w:r>
+      <w:r>
+        <w:rPr>
+          <w:lang w:val="zh_TW" w:bidi="zh_TW"/>
+        </w:rPr>
+        <w:t>猶大境內一座名叫彼土利的城的另一個名稱（</w:t>
+      </w:r>
+      <w:hyperlink r:id="rId97">
+        <w:r>
+          <w:rPr>
+            <w:lang w:val="zh_TW" w:bidi="zh_TW"/>
+          </w:rPr>
+          <w:rPr>
+            <w:color w:val="0000EE"/>
+            <w:u w:val="single"/>
+          </w:rPr>
+          <w:t>撒上30:27</w:t>
+        </w:r>
+      </w:hyperlink>
+      <w:r>
+        <w:rPr>
+          <w:lang w:val="zh_TW" w:bidi="zh_TW"/>
+        </w:rPr>
+        <w:t>）。</w:t>
+        <w:br/>
+      </w:r>
+      <w:r>
+        <w:rPr>
+          <w:i/>
+          <w:lang w:val="zh_TW" w:bidi="zh_TW"/>
+        </w:rPr>
+        <w:t>見</w:t>
+      </w:r>
+      <w:r>
+        <w:rPr>
+          <w:lang w:val="zh_TW" w:bidi="zh_TW"/>
+        </w:rPr>
+        <w:t>彼土利，比土力（地點）</w:t>
+      </w:r>
+      <w:r>
+        <w:rPr>
+          <w:lang w:val="zh_TW" w:bidi="zh_TW"/>
+        </w:rPr>
+        <w:t>。</w:t>
       </w:r>
       <w:r>
         <w:rPr>
@@ -3101,6 +4694,30 @@
     <w:abstractNumId w:val="11"/>
   </w:num>
   <w:num w:numId="14">
+    <w:abstractNumId w:val="3"/>
+    <w:lvlOverride w:ilvl="0">
+      <w:startOverride w:val="1"/>
+    </w:lvlOverride>
+  </w:num>
+  <w:num w:numId="15">
+    <w:abstractNumId w:val="3"/>
+    <w:lvlOverride w:ilvl="0">
+      <w:startOverride w:val="1"/>
+    </w:lvlOverride>
+  </w:num>
+  <w:num w:numId="16">
+    <w:abstractNumId w:val="3"/>
+    <w:lvlOverride w:ilvl="0">
+      <w:startOverride w:val="1"/>
+    </w:lvlOverride>
+  </w:num>
+  <w:num w:numId="17">
+    <w:abstractNumId w:val="3"/>
+    <w:lvlOverride w:ilvl="0">
+      <w:startOverride w:val="1"/>
+    </w:lvlOverride>
+  </w:num>
+  <w:num w:numId="18">
     <w:abstractNumId w:val="3"/>
     <w:lvlOverride w:ilvl="0">
       <w:startOverride w:val="1"/>

--- a/zht/docx/013.content.docx
+++ b/zht/docx/013.content.docx
@@ -800,6 +800,129 @@
         <w:rPr>
           <w:lang w:val="zh_TW" w:bidi="zh_TW"/>
         </w:rPr>
+        <w:t>波提非拉</w:t>
+      </w:r>
+      <w:r>
+        <w:rPr>
+          <w:lang w:val="zh_TW" w:bidi="zh_TW"/>
+        </w:rPr>
+      </w:r>
+    </w:p>
+    <w:p>
+      <w:pPr/>
+      <w:r>
+        <w:rPr>
+          <w:lang w:val="zh_TW" w:bidi="zh_TW"/>
+        </w:rPr>
+      </w:r>
+      <w:r>
+        <w:rPr>
+          <w:lang w:val="zh_TW" w:bidi="zh_TW"/>
+        </w:rPr>
+        <w:t>安城的祭司，法老將他的女兒亞西納賜給約瑟為妻（</w:t>
+      </w:r>
+      <w:hyperlink r:id="rId28">
+        <w:r>
+          <w:rPr>
+            <w:lang w:val="zh_TW" w:bidi="zh_TW"/>
+          </w:rPr>
+          <w:rPr>
+            <w:color w:val="0000EE"/>
+            <w:u w:val="single"/>
+          </w:rPr>
+          <w:t>創41:45、50，</w:t>
+        </w:r>
+      </w:hyperlink>
+      <w:hyperlink r:id="rId29">
+        <w:r>
+          <w:rPr>
+            <w:lang w:val="zh_TW" w:bidi="zh_TW"/>
+          </w:rPr>
+          <w:rPr>
+            <w:color w:val="0000EE"/>
+            <w:u w:val="single"/>
+          </w:rPr>
+          <w:t>46:20</w:t>
+        </w:r>
+      </w:hyperlink>
+      <w:r>
+        <w:rPr>
+          <w:lang w:val="zh_TW" w:bidi="zh_TW"/>
+        </w:rPr>
+        <w:t>）。安（或赫里奧坡里〔Heliopolis〕）是太陽神崇拜的中心，因此波提非拉很可能是這個崇拜體系中的一位高級祭司。他的名字意思是「瑞（太陽神）所賜予的人」，這個名字直到公元前十世紀，才出現在埃及文獻中，因此一些主張創世記寫作年代較晚的學者，以此作為支持其觀點的理由。然而，這個名字在公元前十五世紀（摩西的時代）已經可以見到，而創世記所用的完整形式，可能只是將約瑟時代（公元前20世紀）一個常見的人名，以較後期通行的寫法記錄下來。</w:t>
+      </w:r>
+    </w:p>
+    <w:p>
+      <w:pPr/>
+      <w:r>
+        <w:rPr>
+          <w:lang w:val="zh_TW" w:bidi="zh_TW"/>
+        </w:rPr>
+      </w:r>
+      <w:r>
+        <w:rPr>
+          <w:i/>
+          <w:lang w:val="zh_TW" w:bidi="zh_TW"/>
+        </w:rPr>
+        <w:t>另見</w:t>
+      </w:r>
+      <w:r>
+        <w:rPr>
+          <w:lang w:val="zh_TW" w:bidi="zh_TW"/>
+        </w:rPr>
+        <w:t xml:space="preserve"> </w:t>
+      </w:r>
+      <w:r>
+        <w:rPr>
+          <w:lang w:val="zh_TW" w:bidi="zh_TW"/>
+        </w:rPr>
+        <w:t>埃及，埃及人</w:t>
+      </w:r>
+      <w:r>
+        <w:rPr>
+          <w:lang w:val="zh_TW" w:bidi="zh_TW"/>
+        </w:rPr>
+        <w:t>；</w:t>
+      </w:r>
+      <w:r>
+        <w:rPr>
+          <w:lang w:val="zh_TW" w:bidi="zh_TW"/>
+        </w:rPr>
+        <w:t>約瑟#1</w:t>
+      </w:r>
+      <w:r>
+        <w:rPr>
+          <w:lang w:val="zh_TW" w:bidi="zh_TW"/>
+        </w:rPr>
+        <w:t>。</w:t>
+      </w:r>
+      <w:r>
+        <w:rPr>
+          <w:lang w:val="zh_TW" w:bidi="zh_TW"/>
+        </w:rPr>
+      </w:r>
+      <w:r>
+        <w:rPr>
+          <w:lang w:val="zh_TW" w:bidi="zh_TW"/>
+        </w:rPr>
+      </w:r>
+    </w:p>
+    <w:p>
+      <w:pPr/>
+      <w:r>
+        <w:rPr>
+          <w:lang w:val="zh_TW" w:bidi="zh_TW"/>
+        </w:rPr>
+      </w:r>
+    </w:p>
+    <w:p>
+      <w:pPr>
+        <w:pStyle w:val="Heading2"/>
+      </w:pPr>
+      <w:r>
+        <w:rPr>
+          <w:lang w:val="zh_TW" w:bidi="zh_TW"/>
+        </w:rPr>
         <w:t>伯大尼</w:t>
       </w:r>
       <w:r>
@@ -829,7 +952,7 @@
         </w:rPr>
         <w:t>伯大尼是一個位於橄欖山東坡的村莊，有時被稱為「橄欖山上的伯大尼」。它距離耶路撒冷約一哩半（2.4公里）。耶穌和祂的門徒在猶太時，有時會住在伯大尼，例如逾越節期間參加聖殿禮儀時（</w:t>
       </w:r>
-      <w:hyperlink r:id="rId28">
+      <w:hyperlink r:id="rId30">
         <w:r>
           <w:rPr>
             <w:lang w:val="zh_TW" w:bidi="zh_TW"/>
@@ -847,7 +970,7 @@
         </w:rPr>
         <w:t>；</w:t>
       </w:r>
-      <w:hyperlink r:id="rId29">
+      <w:hyperlink r:id="rId31">
         <w:r>
           <w:rPr>
             <w:lang w:val="zh_TW" w:bidi="zh_TW"/>
@@ -865,7 +988,7 @@
         </w:rPr>
         <w:t>）。耶穌在伯大尼麻瘋病人西門的家用餐時，一位婦人用昂貴的香膏膏抹祂的頭（</w:t>
       </w:r>
-      <w:hyperlink r:id="rId30">
+      <w:hyperlink r:id="rId32">
         <w:r>
           <w:rPr>
             <w:lang w:val="zh_TW" w:bidi="zh_TW"/>
@@ -883,7 +1006,7 @@
         </w:rPr>
         <w:t>；</w:t>
       </w:r>
-      <w:hyperlink r:id="rId31">
+      <w:hyperlink r:id="rId33">
         <w:r>
           <w:rPr>
             <w:lang w:val="zh_TW" w:bidi="zh_TW"/>
@@ -908,7 +1031,7 @@
         </w:rPr>
         <w:t>伯大尼也是馬利亞、馬大和她們兄弟拉撒路的家鄉，耶穌曾在此使拉撒路復活（</w:t>
       </w:r>
-      <w:hyperlink r:id="rId32">
+      <w:hyperlink r:id="rId34">
         <w:r>
           <w:rPr>
             <w:lang w:val="zh_TW" w:bidi="zh_TW"/>
@@ -926,7 +1049,7 @@
         </w:rPr>
         <w:t>）。伯大尼鄰近伯法其，是耶穌預備榮耀進入耶路撒冷路線上的一個村莊（</w:t>
       </w:r>
-      <w:hyperlink r:id="rId33">
+      <w:hyperlink r:id="rId35">
         <w:r>
           <w:rPr>
             <w:lang w:val="zh_TW" w:bidi="zh_TW"/>
@@ -944,7 +1067,7 @@
         </w:rPr>
         <w:t>；</w:t>
       </w:r>
-      <w:hyperlink r:id="rId34">
+      <w:hyperlink r:id="rId36">
         <w:r>
           <w:rPr>
             <w:lang w:val="zh_TW" w:bidi="zh_TW"/>
@@ -962,7 +1085,7 @@
         </w:rPr>
         <w:t>）在伯大尼，耶穌復活後祝福門徒，並離開他們（</w:t>
       </w:r>
-      <w:hyperlink r:id="rId35">
+      <w:hyperlink r:id="rId37">
         <w:r>
           <w:rPr>
             <w:lang w:val="zh_TW" w:bidi="zh_TW"/>
@@ -998,7 +1121,7 @@
         </w:rPr>
         <w:t>伯大尼是一個位於「約旦河的另一邊」（東岸）的村莊，施洗約翰在這裡施洗（</w:t>
       </w:r>
-      <w:hyperlink r:id="rId36">
+      <w:hyperlink r:id="rId38">
         <w:r>
           <w:rPr>
             <w:lang w:val="zh_TW" w:bidi="zh_TW"/>
@@ -1064,7 +1187,7 @@
         </w:rPr>
         <w:t>位於耶路撒冷附近橄欖山上的一個村莊。在伯法其，兩位門徒取來了驢駒，耶穌騎著牠進入耶路撒冷（</w:t>
       </w:r>
-      <w:hyperlink r:id="rId37">
+      <w:hyperlink r:id="rId39">
         <w:r>
           <w:rPr>
             <w:lang w:val="zh_TW" w:bidi="zh_TW"/>
@@ -1082,7 +1205,7 @@
         </w:rPr>
         <w:t>；</w:t>
       </w:r>
-      <w:hyperlink r:id="rId38">
+      <w:hyperlink r:id="rId40">
         <w:r>
           <w:rPr>
             <w:lang w:val="zh_TW" w:bidi="zh_TW"/>
@@ -1100,7 +1223,7 @@
         </w:rPr>
         <w:t>；</w:t>
       </w:r>
-      <w:hyperlink r:id="rId39">
+      <w:hyperlink r:id="rId41">
         <w:r>
           <w:rPr>
             <w:lang w:val="zh_TW" w:bidi="zh_TW"/>
@@ -1174,7 +1297,7 @@
         </w:rPr>
         <w:t>「大衛的城」，也是耶穌基督的出生地。它位於耶路撒冷以南8公里（5英里）處。為了與西布倫地區的另一座伯利恆城區分開來，這座城有時稱為伯利恆—猶大或以法他（</w:t>
       </w:r>
-      <w:hyperlink r:id="rId40">
+      <w:hyperlink r:id="rId42">
         <w:r>
           <w:rPr>
             <w:lang w:val="zh_TW" w:bidi="zh_TW"/>
@@ -1192,7 +1315,7 @@
         </w:rPr>
         <w:t>；</w:t>
       </w:r>
-      <w:hyperlink r:id="rId41">
+      <w:hyperlink r:id="rId43">
         <w:r>
           <w:rPr>
             <w:lang w:val="zh_TW" w:bidi="zh_TW"/>
@@ -1217,7 +1340,7 @@
         </w:rPr>
         <w:t>伯利恆原是一個與族長時代有關的迦南人聚居地。雅各的妻子拉結死在伯利恆附近並葬在那裡（</w:t>
       </w:r>
-      <w:hyperlink r:id="rId42">
+      <w:hyperlink r:id="rId44">
         <w:r>
           <w:rPr>
             <w:lang w:val="zh_TW" w:bidi="zh_TW"/>
@@ -1235,7 +1358,7 @@
         </w:rPr>
         <w:t>、</w:t>
       </w:r>
-      <w:hyperlink r:id="rId42">
+      <w:hyperlink r:id="rId44">
         <w:r>
           <w:rPr>
             <w:lang w:val="zh_TW" w:bidi="zh_TW"/>
@@ -1253,7 +1376,7 @@
         </w:rPr>
         <w:t>，</w:t>
       </w:r>
-      <w:hyperlink r:id="rId43">
+      <w:hyperlink r:id="rId45">
         <w:r>
           <w:rPr>
             <w:lang w:val="zh_TW" w:bidi="zh_TW"/>
@@ -1284,7 +1407,7 @@
         </w:rPr>
         <w:t>，位於耶路撒冷南方。這個名稱可能有「拉哈瑪女神之殿（house of the goddess Lahama）」的意思。迦勒家族的一個支系便定居於此，他的兒子薩瑪被稱為「伯利恆之祖」（</w:t>
       </w:r>
-      <w:hyperlink r:id="rId44">
+      <w:hyperlink r:id="rId46">
         <w:r>
           <w:rPr>
             <w:lang w:val="zh_TW" w:bidi="zh_TW"/>
@@ -1302,7 +1425,7 @@
         </w:rPr>
         <w:t>）。伯利恆也是一位年輕利未人的家鄉；他曾作米迦的祭司（</w:t>
       </w:r>
-      <w:hyperlink r:id="rId45">
+      <w:hyperlink r:id="rId47">
         <w:r>
           <w:rPr>
             <w:lang w:val="zh_TW" w:bidi="zh_TW"/>
@@ -1320,7 +1443,7 @@
         </w:rPr>
         <w:t>），此外，波阿斯、路得、俄備得，以及大衛的父親耶西，也都與伯利恆有關（</w:t>
       </w:r>
-      <w:hyperlink r:id="rId46">
+      <w:hyperlink r:id="rId48">
         <w:r>
           <w:rPr>
             <w:lang w:val="zh_TW" w:bidi="zh_TW"/>
@@ -1338,7 +1461,7 @@
         </w:rPr>
         <w:t>、</w:t>
       </w:r>
-      <w:hyperlink r:id="rId46">
+      <w:hyperlink r:id="rId48">
         <w:r>
           <w:rPr>
             <w:lang w:val="zh_TW" w:bidi="zh_TW"/>
@@ -1356,7 +1479,7 @@
         </w:rPr>
         <w:t>；</w:t>
       </w:r>
-      <w:hyperlink r:id="rId47">
+      <w:hyperlink r:id="rId49">
         <w:r>
           <w:rPr>
             <w:lang w:val="zh_TW" w:bidi="zh_TW"/>
@@ -1381,7 +1504,7 @@
         </w:rPr>
         <w:t>伯利恆是大衛的出生地 （</w:t>
       </w:r>
-      <w:hyperlink r:id="rId48">
+      <w:hyperlink r:id="rId50">
         <w:r>
           <w:rPr>
             <w:lang w:val="zh_TW" w:bidi="zh_TW"/>
@@ -1399,7 +1522,7 @@
         </w:rPr>
         <w:t>），也是大衛的一位勇士伊勒哈難的家鄉（</w:t>
       </w:r>
-      <w:hyperlink r:id="rId49">
+      <w:hyperlink r:id="rId51">
         <w:r>
           <w:rPr>
             <w:lang w:val="zh_TW" w:bidi="zh_TW"/>
@@ -1417,7 +1540,7 @@
         </w:rPr>
         <w:t>；</w:t>
       </w:r>
-      <w:hyperlink r:id="rId50">
+      <w:hyperlink r:id="rId52">
         <w:r>
           <w:rPr>
             <w:lang w:val="zh_TW" w:bidi="zh_TW"/>
@@ -1435,7 +1558,7 @@
         </w:rPr>
         <w:t>）。有一次，非利士人的一隊人馬駐守在伯利恆。大衛的三位勇士冒險衝破他們的防線，從城門旁的井裡打水帶給大衛喝；這件事成為一段著名的英勇事蹟（</w:t>
       </w:r>
-      <w:hyperlink r:id="rId51">
+      <w:hyperlink r:id="rId53">
         <w:r>
           <w:rPr>
             <w:lang w:val="zh_TW" w:bidi="zh_TW"/>
@@ -1453,7 +1576,7 @@
         </w:rPr>
         <w:t>）。許多年後，聖經又提到伯利恆附近的金罕寓。猶大人為躲避巴比倫人，前往埃及途中曾在那裡停留 （</w:t>
       </w:r>
-      <w:hyperlink r:id="rId52">
+      <w:hyperlink r:id="rId54">
         <w:r>
           <w:rPr>
             <w:lang w:val="zh_TW" w:bidi="zh_TW"/>
@@ -1471,7 +1594,7 @@
         </w:rPr>
         <w:t>）。從巴比倫被擄歸回的人當中，也有一些來自伯利恆 （</w:t>
       </w:r>
-      <w:hyperlink r:id="rId53">
+      <w:hyperlink r:id="rId55">
         <w:r>
           <w:rPr>
             <w:lang w:val="zh_TW" w:bidi="zh_TW"/>
@@ -1489,7 +1612,7 @@
         </w:rPr>
         <w:t>；</w:t>
       </w:r>
-      <w:hyperlink r:id="rId54">
+      <w:hyperlink r:id="rId56">
         <w:r>
           <w:rPr>
             <w:lang w:val="zh_TW" w:bidi="zh_TW"/>
@@ -1507,7 +1630,7 @@
         </w:rPr>
         <w:t>；</w:t>
       </w:r>
-      <w:hyperlink r:id="rId55">
+      <w:hyperlink r:id="rId57">
         <w:r>
           <w:rPr>
             <w:lang w:val="zh_TW" w:bidi="zh_TW"/>
@@ -1532,7 +1655,7 @@
         </w:rPr>
         <w:t>耶穌出生時，伯利恆只是一個村莊（</w:t>
       </w:r>
-      <w:hyperlink r:id="rId56">
+      <w:hyperlink r:id="rId58">
         <w:r>
           <w:rPr>
             <w:lang w:val="zh_TW" w:bidi="zh_TW"/>
@@ -1550,7 +1673,7 @@
         </w:rPr>
         <w:t>；</w:t>
       </w:r>
-      <w:hyperlink r:id="rId57">
+      <w:hyperlink r:id="rId59">
         <w:r>
           <w:rPr>
             <w:lang w:val="zh_TW" w:bidi="zh_TW"/>
@@ -1562,7 +1685,7 @@
           <w:t>路2:4</w:t>
         </w:r>
       </w:hyperlink>
-      <w:hyperlink r:id="rId58">
+      <w:hyperlink r:id="rId60">
         <w:r>
           <w:rPr>
             <w:lang w:val="zh_TW" w:bidi="zh_TW"/>
@@ -1574,7 +1697,7 @@
           <w:t>–</w:t>
         </w:r>
       </w:hyperlink>
-      <w:hyperlink r:id="rId57">
+      <w:hyperlink r:id="rId59">
         <w:r>
           <w:rPr>
             <w:lang w:val="zh_TW" w:bidi="zh_TW"/>
@@ -1592,7 +1715,7 @@
         </w:rPr>
         <w:t>、</w:t>
       </w:r>
-      <w:hyperlink r:id="rId57">
+      <w:hyperlink r:id="rId59">
         <w:r>
           <w:rPr>
             <w:lang w:val="zh_TW" w:bidi="zh_TW"/>
@@ -1610,7 +1733,7 @@
         </w:rPr>
         <w:t>；</w:t>
       </w:r>
-      <w:hyperlink r:id="rId59">
+      <w:hyperlink r:id="rId61">
         <w:r>
           <w:rPr>
             <w:lang w:val="zh_TW" w:bidi="zh_TW"/>
@@ -1628,7 +1751,7 @@
         </w:rPr>
         <w:t>）。由於凱撒奧古斯都下令進行人口普查，約瑟必須前往伯利恆，「因他本是大衛一族一家的人」（</w:t>
       </w:r>
-      <w:hyperlink r:id="rId60">
+      <w:hyperlink r:id="rId62">
         <w:r>
           <w:rPr>
             <w:lang w:val="zh_TW" w:bidi="zh_TW"/>
@@ -1671,7 +1794,7 @@
         </w:rPr>
         <w:t>西布倫支派境內的一座城（</w:t>
       </w:r>
-      <w:hyperlink r:id="rId61">
+      <w:hyperlink r:id="rId63">
         <w:r>
           <w:rPr>
             <w:lang w:val="zh_TW" w:bidi="zh_TW"/>
@@ -1689,7 +1812,7 @@
         </w:rPr>
         <w:t>）。裡很可能是士師以比讚的家鄉；他是以色列早期的一位士師（</w:t>
       </w:r>
-      <w:hyperlink r:id="rId62">
+      <w:hyperlink r:id="rId64">
         <w:r>
           <w:rPr>
             <w:lang w:val="zh_TW" w:bidi="zh_TW"/>
@@ -1763,7 +1886,7 @@
         </w:rPr>
         <w:t>一個位於加利利海東北的城。伯賽大是耶穌的三個門徒的家鄉：安得烈、彼得和腓力（</w:t>
       </w:r>
-      <w:hyperlink r:id="rId63">
+      <w:hyperlink r:id="rId65">
         <w:r>
           <w:rPr>
             <w:lang w:val="zh_TW" w:bidi="zh_TW"/>
@@ -1775,7 +1898,7 @@
           <w:t>約1:44，</w:t>
         </w:r>
       </w:hyperlink>
-      <w:hyperlink r:id="rId64">
+      <w:hyperlink r:id="rId66">
         <w:r>
           <w:rPr>
             <w:lang w:val="zh_TW" w:bidi="zh_TW"/>
@@ -1793,7 +1916,7 @@
         </w:rPr>
         <w:t>）。儘管耶穌在那裡行了神蹟，伯賽大的人仍然不信祂。因此，耶穌警告說，災難將降臨到這個城（</w:t>
       </w:r>
-      <w:hyperlink r:id="rId65">
+      <w:hyperlink r:id="rId67">
         <w:r>
           <w:rPr>
             <w:lang w:val="zh_TW" w:bidi="zh_TW"/>
@@ -1811,7 +1934,7 @@
         </w:rPr>
         <w:t>；</w:t>
       </w:r>
-      <w:hyperlink r:id="rId66">
+      <w:hyperlink r:id="rId68">
         <w:r>
           <w:rPr>
             <w:lang w:val="zh_TW" w:bidi="zh_TW"/>
@@ -1829,7 +1952,7 @@
         </w:rPr>
         <w:t>）。一個瞎子在伯賽大得醫治（</w:t>
       </w:r>
-      <w:hyperlink r:id="rId67">
+      <w:hyperlink r:id="rId69">
         <w:r>
           <w:rPr>
             <w:lang w:val="zh_TW" w:bidi="zh_TW"/>
@@ -1847,7 +1970,7 @@
         </w:rPr>
         <w:t>），此外，耶穌在伯賽大附近用五餅二魚的神蹟餵飽了五千多人（</w:t>
       </w:r>
-      <w:hyperlink r:id="rId68">
+      <w:hyperlink r:id="rId70">
         <w:r>
           <w:rPr>
             <w:lang w:val="zh_TW" w:bidi="zh_TW"/>
@@ -1865,7 +1988,7 @@
         </w:rPr>
         <w:t>；</w:t>
       </w:r>
-      <w:hyperlink r:id="rId69">
+      <w:hyperlink r:id="rId71">
         <w:r>
           <w:rPr>
             <w:lang w:val="zh_TW" w:bidi="zh_TW"/>
@@ -2030,7 +2153,7 @@
         </w:rPr>
         <w:t>當非利士人在基利波山的戰役中擊敗以色列和掃羅王時，伯‧珊是一個非利士人的城。掃羅和他兒子的屍體被羞辱地掛在城牆上，掃羅的頭被展示在大袞的廟中，大袞是一位非利士的神（</w:t>
       </w:r>
-      <w:hyperlink r:id="rId70">
+      <w:hyperlink r:id="rId72">
         <w:r>
           <w:rPr>
             <w:lang w:val="zh_TW" w:bidi="zh_TW"/>
@@ -2048,7 +2171,7 @@
         </w:rPr>
         <w:t>–</w:t>
       </w:r>
-      <w:hyperlink r:id="rId70">
+      <w:hyperlink r:id="rId72">
         <w:r>
           <w:rPr>
             <w:lang w:val="zh_TW" w:bidi="zh_TW"/>
@@ -2066,7 +2189,7 @@
         </w:rPr>
         <w:t>；</w:t>
       </w:r>
-      <w:hyperlink r:id="rId71">
+      <w:hyperlink r:id="rId73">
         <w:r>
           <w:rPr>
             <w:lang w:val="zh_TW" w:bidi="zh_TW"/>
@@ -2084,7 +2207,7 @@
         </w:rPr>
         <w:t>–</w:t>
       </w:r>
-      <w:hyperlink r:id="rId71">
+      <w:hyperlink r:id="rId73">
         <w:r>
           <w:rPr>
             <w:lang w:val="zh_TW" w:bidi="zh_TW"/>
@@ -2102,7 +2225,7 @@
         </w:rPr>
         <w:t>；</w:t>
       </w:r>
-      <w:hyperlink r:id="rId72">
+      <w:hyperlink r:id="rId74">
         <w:r>
           <w:rPr>
             <w:lang w:val="zh_TW" w:bidi="zh_TW"/>
@@ -2120,7 +2243,7 @@
         </w:rPr>
         <w:t>–</w:t>
       </w:r>
-      <w:hyperlink r:id="rId72">
+      <w:hyperlink r:id="rId74">
         <w:r>
           <w:rPr>
             <w:lang w:val="zh_TW" w:bidi="zh_TW"/>
@@ -2152,7 +2275,7 @@
         </w:rPr>
         <w:t>伯‧珊被認為是現代的胡斯恩遺址（Tell el-Husn）。這一點由兩份提到伯‧珊名字的埃及文獻所證實。該遺址或土丘高64.9公尺（13英尺），底部周長約804.5公尺（半英里）。在以色列征服迦南時，包括伯‧珊在內的地區屬於以薩迦支派的領地，後來被瑪拿西支派佔領（</w:t>
       </w:r>
-      <w:hyperlink r:id="rId73">
+      <w:hyperlink r:id="rId75">
         <w:r>
           <w:rPr>
             <w:lang w:val="zh_TW" w:bidi="zh_TW"/>
@@ -2170,7 +2293,7 @@
         </w:rPr>
         <w:t>）。在所羅門王的統治時期，伯‧珊是巴拿地區的一部分（</w:t>
       </w:r>
-      <w:hyperlink r:id="rId74">
+      <w:hyperlink r:id="rId76">
         <w:r>
           <w:rPr>
             <w:lang w:val="zh_TW" w:bidi="zh_TW"/>
@@ -2228,7 +2351,7 @@
         </w:rPr>
         <w:t>在希臘化時期，伯‧珊被命名為西古提波利斯（Scythopolis），因為埃及王托勒密二世（Ptolemy II）安置了西西安傭兵（Scythian mercenaries）於此。當地修建了希臘神狄俄尼索斯（Dionysus）和宙斯（Zeus）的神廟。在哈斯蒙尼家族（Hasmonean）王朝時期，伯‧珊成為一個重要的行政中心。伯‧珊作為希臘-羅馬商業城的聯盟（即低加波里的成員，</w:t>
       </w:r>
-      <w:hyperlink r:id="rId75">
+      <w:hyperlink r:id="rId77">
         <w:r>
           <w:rPr>
             <w:lang w:val="zh_TW" w:bidi="zh_TW"/>
@@ -2246,7 +2369,7 @@
         </w:rPr>
         <w:t>；</w:t>
       </w:r>
-      <w:hyperlink r:id="rId76">
+      <w:hyperlink r:id="rId78">
         <w:r>
           <w:rPr>
             <w:lang w:val="zh_TW" w:bidi="zh_TW"/>
@@ -2320,7 +2443,7 @@
         </w:rPr>
         <w:t>這是舊約聖經時代一座重要的城，位於耶路撒冷以北約17.7公里（11英里），處於南北山脊道路上，靠近便雅憫與以法蓮的邊界（</w:t>
       </w:r>
-      <w:hyperlink r:id="rId77">
+      <w:hyperlink r:id="rId79">
         <w:r>
           <w:rPr>
             <w:lang w:val="zh_TW" w:bidi="zh_TW"/>
@@ -2338,7 +2461,7 @@
         </w:rPr>
         <w:t>，</w:t>
       </w:r>
-      <w:hyperlink r:id="rId78">
+      <w:hyperlink r:id="rId80">
         <w:r>
           <w:rPr>
             <w:lang w:val="zh_TW" w:bidi="zh_TW"/>
@@ -2356,7 +2479,7 @@
         </w:rPr>
         <w:t>）。</w:t>
       </w:r>
-      <w:hyperlink r:id="rId79">
+      <w:hyperlink r:id="rId81">
         <w:r>
           <w:rPr>
             <w:lang w:val="zh_TW" w:bidi="zh_TW"/>
@@ -2388,7 +2511,7 @@
         </w:rPr>
         <w:t>族長雅各在那裡領受神的異夢之後，給那地方起名為伯特利——或是把舊名重新賦予新的含義（</w:t>
       </w:r>
-      <w:hyperlink r:id="rId80">
+      <w:hyperlink r:id="rId82">
         <w:r>
           <w:rPr>
             <w:lang w:val="zh_TW" w:bidi="zh_TW"/>
@@ -2406,7 +2529,7 @@
         </w:rPr>
         <w:t>）。據記載，這個地方早在族長亞伯拉罕時代便已稱為伯特利（</w:t>
       </w:r>
-      <w:hyperlink r:id="rId81">
+      <w:hyperlink r:id="rId83">
         <w:r>
           <w:rPr>
             <w:lang w:val="zh_TW" w:bidi="zh_TW"/>
@@ -2424,7 +2547,7 @@
         </w:rPr>
         <w:t>）。然而，這名稱可能是後來對早期地方名稱所作的更新，因為伯特利原名叫路斯（</w:t>
       </w:r>
-      <w:hyperlink r:id="rId82">
+      <w:hyperlink r:id="rId84">
         <w:r>
           <w:rPr>
             <w:lang w:val="zh_TW" w:bidi="zh_TW"/>
@@ -2449,7 +2572,7 @@
         </w:rPr>
         <w:t>到青銅器時代中期之初（大約在公元前2200年），伯特利這名稱已經被確立，並在其歷史中一直沿用。有一段經文記述一個來自路斯的人在赫人之地再建立一座同名的城，在此同時提及了這兩個名稱（</w:t>
       </w:r>
-      <w:hyperlink r:id="rId83">
+      <w:hyperlink r:id="rId85">
         <w:r>
           <w:rPr>
             <w:lang w:val="zh_TW" w:bidi="zh_TW"/>
@@ -2474,7 +2597,7 @@
         </w:rPr>
         <w:t>雖然伯特利是分配給便雅憫支派，但實際上是以法蓮支派從那裡的迦南人保障城奪取而來的（</w:t>
       </w:r>
-      <w:hyperlink r:id="rId84">
+      <w:hyperlink r:id="rId86">
         <w:r>
           <w:rPr>
             <w:lang w:val="zh_TW" w:bidi="zh_TW"/>
@@ -2492,7 +2615,7 @@
         </w:rPr>
         <w:t>；</w:t>
       </w:r>
-      <w:hyperlink r:id="rId85">
+      <w:hyperlink r:id="rId87">
         <w:r>
           <w:rPr>
             <w:lang w:val="zh_TW" w:bidi="zh_TW"/>
@@ -2510,7 +2633,7 @@
         </w:rPr>
         <w:t>）。在士師時期，約櫃曾安放在伯特利，當時以利亞撒的兒子非尼哈在那裡主理以色列人平常的敬拜事奉（</w:t>
       </w:r>
-      <w:hyperlink r:id="rId86">
+      <w:hyperlink r:id="rId88">
         <w:r>
           <w:rPr>
             <w:lang w:val="zh_TW" w:bidi="zh_TW"/>
@@ -2528,7 +2651,7 @@
         </w:rPr>
         <w:t>，</w:t>
       </w:r>
-      <w:hyperlink r:id="rId87">
+      <w:hyperlink r:id="rId89">
         <w:r>
           <w:rPr>
             <w:lang w:val="zh_TW" w:bidi="zh_TW"/>
@@ -2553,7 +2676,7 @@
         </w:rPr>
         <w:t>在掃羅作王時，當其它以色列城遭受攻擊，伯特利卻沒有受波及（參</w:t>
       </w:r>
-      <w:hyperlink r:id="rId88">
+      <w:hyperlink r:id="rId90">
         <w:r>
           <w:rPr>
             <w:lang w:val="zh_TW" w:bidi="zh_TW"/>
@@ -2578,7 +2701,7 @@
         </w:rPr>
         <w:t>在耶羅波安一世時代，以色列與猶大分裂之後，伯特利再次變得重要，並成為北國以色列的中心城之一，與南國猶大的首都耶路撒冷相對。伯特利是北國兩座敬拜金牛犢的城之一（</w:t>
       </w:r>
-      <w:hyperlink r:id="rId89">
+      <w:hyperlink r:id="rId91">
         <w:r>
           <w:rPr>
             <w:lang w:val="zh_TW" w:bidi="zh_TW"/>
@@ -2603,7 +2726,7 @@
         </w:rPr>
         <w:t>曾有一位年老的先知住在這城（</w:t>
       </w:r>
-      <w:hyperlink r:id="rId90">
+      <w:hyperlink r:id="rId92">
         <w:r>
           <w:rPr>
             <w:lang w:val="zh_TW" w:bidi="zh_TW"/>
@@ -2621,7 +2744,7 @@
         </w:rPr>
         <w:t>），他可能屬於以利亞與以利沙時期在伯特利出現的先知群體（</w:t>
       </w:r>
-      <w:hyperlink r:id="rId91">
+      <w:hyperlink r:id="rId93">
         <w:r>
           <w:rPr>
             <w:lang w:val="zh_TW" w:bidi="zh_TW"/>
@@ -2639,7 +2762,7 @@
         </w:rPr>
         <w:t>）。在猶大王亞比雅統治期間，伯特利一度落在猶大的控制之下（</w:t>
       </w:r>
-      <w:hyperlink r:id="rId92">
+      <w:hyperlink r:id="rId94">
         <w:r>
           <w:rPr>
             <w:lang w:val="zh_TW" w:bidi="zh_TW"/>
@@ -2657,7 +2780,7 @@
         </w:rPr>
         <w:t>），但後來又回到以色列。先知阿摩司曾在伯特利嚴厲批評以色列的社會與宗教生活，結果祭司亞瑪謝把他趕走（</w:t>
       </w:r>
-      <w:hyperlink r:id="rId93">
+      <w:hyperlink r:id="rId95">
         <w:r>
           <w:rPr>
             <w:lang w:val="zh_TW" w:bidi="zh_TW"/>
@@ -2682,7 +2805,7 @@
         </w:rPr>
         <w:t>沒有任何考古證據顯示伯特利在公元前722年亞述征服以色列時遭到毀壞。事實上，被擄的祭司中有一人後來歸回伯特利，去教導從美索不達米亞遷來的居民認識耶和華的道（</w:t>
       </w:r>
-      <w:hyperlink r:id="rId94">
+      <w:hyperlink r:id="rId96">
         <w:r>
           <w:rPr>
             <w:lang w:val="zh_TW" w:bidi="zh_TW"/>
@@ -2700,7 +2823,7 @@
         </w:rPr>
         <w:t>）。在猶大王約西亞的時代，伯特利的異教祭壇被拆毀了（</w:t>
       </w:r>
-      <w:hyperlink r:id="rId95">
+      <w:hyperlink r:id="rId97">
         <w:r>
           <w:rPr>
             <w:lang w:val="zh_TW" w:bidi="zh_TW"/>
@@ -2718,7 +2841,7 @@
         </w:rPr>
         <w:t>），但城本身並沒有受損。然而，在拿波尼度（Nabonidus）或大流士一世（Darius I）統治期間，伯特利被焚毀，到以斯拉的時代，它已成為一個小村莊（</w:t>
       </w:r>
-      <w:hyperlink r:id="rId96">
+      <w:hyperlink r:id="rId98">
         <w:r>
           <w:rPr>
             <w:lang w:val="zh_TW" w:bidi="zh_TW"/>
@@ -2754,7 +2877,7 @@
         </w:rPr>
         <w:t>猶大境內一座名叫彼土利的城的另一個名稱（</w:t>
       </w:r>
-      <w:hyperlink r:id="rId97">
+      <w:hyperlink r:id="rId99">
         <w:r>
           <w:rPr>
             <w:lang w:val="zh_TW" w:bidi="zh_TW"/>

--- a/zht/docx/013.content.docx
+++ b/zht/docx/013.content.docx
@@ -241,102 +241,66 @@
         </w:rPr>
         <w:t>以東北部一座堅固設防的城（</w:t>
       </w:r>
-      <w:hyperlink r:id="rId13">
-        <w:r>
-          <w:rPr>
-            <w:lang w:val="zh_TW" w:bidi="zh_TW"/>
-          </w:rPr>
-          <w:rPr>
-            <w:color w:val="0000EE"/>
-            <w:u w:val="single"/>
-          </w:rPr>
-          <w:t>創36:33</w:t>
-        </w:r>
-      </w:hyperlink>
+      <w:r>
+        <w:rPr>
+          <w:lang w:val="zh_TW" w:bidi="zh_TW"/>
+        </w:rPr>
+        <w:t>創36:33</w:t>
+      </w:r>
       <w:r>
         <w:rPr>
           <w:lang w:val="zh_TW" w:bidi="zh_TW"/>
         </w:rPr>
         <w:t>；</w:t>
       </w:r>
-      <w:hyperlink r:id="rId14">
-        <w:r>
-          <w:rPr>
-            <w:lang w:val="zh_TW" w:bidi="zh_TW"/>
-          </w:rPr>
-          <w:rPr>
-            <w:color w:val="0000EE"/>
-            <w:u w:val="single"/>
-          </w:rPr>
-          <w:t>代上1:44</w:t>
-        </w:r>
-      </w:hyperlink>
+      <w:r>
+        <w:rPr>
+          <w:lang w:val="zh_TW" w:bidi="zh_TW"/>
+        </w:rPr>
+        <w:t>代上1:44</w:t>
+      </w:r>
       <w:r>
         <w:rPr>
           <w:lang w:val="zh_TW" w:bidi="zh_TW"/>
         </w:rPr>
         <w:t>），由於其三面都有峭壁環繞，人們認為它幾乎無法被攻取。它位於佩特拉（Petra）以北約48.3公里（30英里）處，今名為布賽拉（Buseirah），控制著君王大道上的交通。當神審判以東時，波斯拉被列為將要傾覆的堅固城之一（</w:t>
       </w:r>
-      <w:hyperlink r:id="rId15">
-        <w:r>
-          <w:rPr>
-            <w:lang w:val="zh_TW" w:bidi="zh_TW"/>
-          </w:rPr>
-          <w:rPr>
-            <w:color w:val="0000EE"/>
-            <w:u w:val="single"/>
-          </w:rPr>
-          <w:t>賽34:6，</w:t>
-        </w:r>
-      </w:hyperlink>
-      <w:hyperlink r:id="rId16">
-        <w:r>
-          <w:rPr>
-            <w:lang w:val="zh_TW" w:bidi="zh_TW"/>
-          </w:rPr>
-          <w:rPr>
-            <w:color w:val="0000EE"/>
-            <w:u w:val="single"/>
-          </w:rPr>
-          <w:t>63:1</w:t>
-        </w:r>
-      </w:hyperlink>
+      <w:r>
+        <w:rPr>
+          <w:lang w:val="zh_TW" w:bidi="zh_TW"/>
+        </w:rPr>
+        <w:t>賽34:6，</w:t>
+      </w:r>
+      <w:r>
+        <w:rPr>
+          <w:lang w:val="zh_TW" w:bidi="zh_TW"/>
+        </w:rPr>
+        <w:t>63:1</w:t>
+      </w:r>
       <w:r>
         <w:rPr>
           <w:lang w:val="zh_TW" w:bidi="zh_TW"/>
         </w:rPr>
         <w:t>；</w:t>
       </w:r>
-      <w:hyperlink r:id="rId17">
-        <w:r>
-          <w:rPr>
-            <w:lang w:val="zh_TW" w:bidi="zh_TW"/>
-          </w:rPr>
-          <w:rPr>
-            <w:color w:val="0000EE"/>
-            <w:u w:val="single"/>
-          </w:rPr>
-          <w:t>耶49:13</w:t>
-        </w:r>
-      </w:hyperlink>
+      <w:r>
+        <w:rPr>
+          <w:lang w:val="zh_TW" w:bidi="zh_TW"/>
+        </w:rPr>
+        <w:t>耶49:13</w:t>
+      </w:r>
       <w:r>
         <w:rPr>
           <w:lang w:val="zh_TW" w:bidi="zh_TW"/>
         </w:rPr>
         <w:t>；</w:t>
       </w:r>
-      <w:hyperlink r:id="rId18">
-        <w:r>
-          <w:rPr>
-            <w:lang w:val="zh_TW" w:bidi="zh_TW"/>
-          </w:rPr>
-          <w:rPr>
-            <w:color w:val="0000EE"/>
-            <w:u w:val="single"/>
-          </w:rPr>
-          <w:t>摩1:12</w:t>
-        </w:r>
-      </w:hyperlink>
+      <w:r>
+        <w:rPr>
+          <w:lang w:val="zh_TW" w:bidi="zh_TW"/>
+        </w:rPr>
+        <w:t>摩1:12</w:t>
+      </w:r>
       <w:r>
         <w:rPr>
           <w:lang w:val="zh_TW" w:bidi="zh_TW"/>
@@ -361,18 +325,12 @@
         </w:rPr>
         <w:t>先知耶利米所提到的一座城；這座城將隨著摩押一同傾覆（</w:t>
       </w:r>
-      <w:hyperlink r:id="rId19">
-        <w:r>
-          <w:rPr>
-            <w:lang w:val="zh_TW" w:bidi="zh_TW"/>
-          </w:rPr>
-          <w:rPr>
-            <w:color w:val="0000EE"/>
-            <w:u w:val="single"/>
-          </w:rPr>
-          <w:t>耶48:24</w:t>
-        </w:r>
-      </w:hyperlink>
+      <w:r>
+        <w:rPr>
+          <w:lang w:val="zh_TW" w:bidi="zh_TW"/>
+        </w:rPr>
+        <w:t>耶48:24</w:t>
+      </w:r>
       <w:r>
         <w:rPr>
           <w:lang w:val="zh_TW" w:bidi="zh_TW"/>
@@ -420,43 +378,7 @@
         <w:rPr>
           <w:lang w:val="zh_TW" w:bidi="zh_TW"/>
         </w:rPr>
-        <w:t>一座又稱波所拉（Bosorah）的城，猶大‧馬加比（Judas Maccabeus）在基列戰役期間攻取了這座城（</w:t>
-      </w:r>
-      <w:hyperlink r:id="rId20">
-        <w:r>
-          <w:rPr>
-            <w:lang w:val="zh_TW" w:bidi="zh_TW"/>
-          </w:rPr>
-          <w:rPr>
-            <w:color w:val="0000EE"/>
-            <w:u w:val="single"/>
-          </w:rPr>
-          <w:t>馬加比一書5:26</w:t>
-        </w:r>
-      </w:hyperlink>
-      <w:r>
-        <w:rPr>
-          <w:lang w:val="zh_TW" w:bidi="zh_TW"/>
-        </w:rPr>
-        <w:t>、</w:t>
-      </w:r>
-      <w:hyperlink r:id="rId20">
-        <w:r>
-          <w:rPr>
-            <w:lang w:val="zh_TW" w:bidi="zh_TW"/>
-          </w:rPr>
-          <w:rPr>
-            <w:color w:val="0000EE"/>
-            <w:u w:val="single"/>
-          </w:rPr>
-          <w:t>28</w:t>
-        </w:r>
-      </w:hyperlink>
-      <w:r>
-        <w:rPr>
-          <w:lang w:val="zh_TW" w:bidi="zh_TW"/>
-        </w:rPr>
-        <w:t>）。它可能就是上述第2項所提到的地方。</w:t>
+        <w:t>一座又稱波所拉（Bosorah）的城，猶大‧馬加比（Judas Maccabeus）在基列戰役期間攻取了這座城（馬加比一書5:26、28）。它可能就是上述第2項所提到的地方。</w:t>
       </w:r>
       <w:r>
         <w:rPr>
@@ -506,54 +428,36 @@
         </w:rPr>
         <w:t>買下約瑟的那位官員，當時約瑟被哥哥們賣給以實瑪利人（或米甸人）後，被帶到埃及（</w:t>
       </w:r>
-      <w:hyperlink r:id="rId21">
-        <w:r>
-          <w:rPr>
-            <w:lang w:val="zh_TW" w:bidi="zh_TW"/>
-          </w:rPr>
-          <w:rPr>
-            <w:color w:val="0000EE"/>
-            <w:u w:val="single"/>
-          </w:rPr>
-          <w:t>創37:36</w:t>
-        </w:r>
-      </w:hyperlink>
+      <w:r>
+        <w:rPr>
+          <w:lang w:val="zh_TW" w:bidi="zh_TW"/>
+        </w:rPr>
+        <w:t>創37:36</w:t>
+      </w:r>
       <w:r>
         <w:rPr>
           <w:lang w:val="zh_TW" w:bidi="zh_TW"/>
         </w:rPr>
         <w:t>，</w:t>
       </w:r>
-      <w:hyperlink r:id="rId22">
-        <w:r>
-          <w:rPr>
-            <w:lang w:val="zh_TW" w:bidi="zh_TW"/>
-          </w:rPr>
-          <w:rPr>
-            <w:color w:val="0000EE"/>
-            <w:u w:val="single"/>
-          </w:rPr>
-          <w:t>39:1</w:t>
-        </w:r>
-      </w:hyperlink>
+      <w:r>
+        <w:rPr>
+          <w:lang w:val="zh_TW" w:bidi="zh_TW"/>
+        </w:rPr>
+        <w:t>39:1</w:t>
+      </w:r>
       <w:r>
         <w:rPr>
           <w:lang w:val="zh_TW" w:bidi="zh_TW"/>
         </w:rPr>
         <w:t>）。譯為「官員」的這個詞源自一個亞喀得文（Akkadian）的詞語，其意思是宮廷官員。到了公元前一千年期間，這個詞開始帶有「太監」的意思。因此，有英文譯本沿用七十士譯本的傳統，在</w:t>
       </w:r>
-      <w:hyperlink r:id="rId21">
-        <w:r>
-          <w:rPr>
-            <w:lang w:val="zh_TW" w:bidi="zh_TW"/>
-          </w:rPr>
-          <w:rPr>
-            <w:color w:val="0000EE"/>
-            <w:u w:val="single"/>
-          </w:rPr>
-          <w:t>創世記三十七章36節</w:t>
-        </w:r>
-      </w:hyperlink>
+      <w:r>
+        <w:rPr>
+          <w:lang w:val="zh_TW" w:bidi="zh_TW"/>
+        </w:rPr>
+        <w:t>創世記三十七章36節</w:t>
+      </w:r>
       <w:r>
         <w:rPr>
           <w:lang w:val="zh_TW" w:bidi="zh_TW"/>
@@ -574,72 +478,48 @@
         </w:rPr>
         <w:t>波提乏的另一個職銜是「護衛長」。這似乎是一種閃族文（Semitic）表達方式，是用來翻譯埃及的官職名稱，而不是直接音譯埃及文。這個職銜也用於尼布甲尼撒的將軍尼布撒拉旦（見</w:t>
       </w:r>
-      <w:hyperlink r:id="rId23">
-        <w:r>
-          <w:rPr>
-            <w:lang w:val="zh_TW" w:bidi="zh_TW"/>
-          </w:rPr>
-          <w:rPr>
-            <w:color w:val="0000EE"/>
-            <w:u w:val="single"/>
-          </w:rPr>
-          <w:t>王下25:8</w:t>
-        </w:r>
-      </w:hyperlink>
+      <w:r>
+        <w:rPr>
+          <w:lang w:val="zh_TW" w:bidi="zh_TW"/>
+        </w:rPr>
+        <w:t>王下25:8</w:t>
+      </w:r>
       <w:r>
         <w:rPr>
           <w:lang w:val="zh_TW" w:bidi="zh_TW"/>
         </w:rPr>
         <w:t>、</w:t>
       </w:r>
-      <w:hyperlink r:id="rId23">
-        <w:r>
-          <w:rPr>
-            <w:lang w:val="zh_TW" w:bidi="zh_TW"/>
-          </w:rPr>
-          <w:rPr>
-            <w:color w:val="0000EE"/>
-            <w:u w:val="single"/>
-          </w:rPr>
-          <w:t>11</w:t>
-        </w:r>
-      </w:hyperlink>
+      <w:r>
+        <w:rPr>
+          <w:lang w:val="zh_TW" w:bidi="zh_TW"/>
+        </w:rPr>
+        <w:t>11</w:t>
+      </w:r>
       <w:r>
         <w:rPr>
           <w:lang w:val="zh_TW" w:bidi="zh_TW"/>
         </w:rPr>
         <w:t>、</w:t>
       </w:r>
-      <w:hyperlink r:id="rId23">
-        <w:r>
-          <w:rPr>
-            <w:lang w:val="zh_TW" w:bidi="zh_TW"/>
-          </w:rPr>
-          <w:rPr>
-            <w:color w:val="0000EE"/>
-            <w:u w:val="single"/>
-          </w:rPr>
-          <w:t>20</w:t>
-        </w:r>
-      </w:hyperlink>
+      <w:r>
+        <w:rPr>
+          <w:lang w:val="zh_TW" w:bidi="zh_TW"/>
+        </w:rPr>
+        <w:t>20</w:t>
+      </w:r>
       <w:r>
         <w:rPr>
           <w:lang w:val="zh_TW" w:bidi="zh_TW"/>
         </w:rPr>
         <w:t>；</w:t>
       </w:r>
-      <w:hyperlink r:id="rId24">
-        <w:r>
-          <w:rPr>
-            <w:lang w:val="zh_TW" w:bidi="zh_TW"/>
-          </w:rPr>
-          <w:rPr>
-            <w:color w:val="0000EE"/>
-            <w:u w:val="single"/>
-          </w:rPr>
-          <w:t>耶39:9–11</w:t>
-        </w:r>
-      </w:hyperlink>
+      <w:r>
+        <w:rPr>
+          <w:lang w:val="zh_TW" w:bidi="zh_TW"/>
+        </w:rPr>
+        <w:t>耶39:9–11</w:t>
+      </w:r>
       <w:r>
         <w:rPr>
           <w:lang w:val="zh_TW" w:bidi="zh_TW"/>
@@ -674,54 +554,36 @@
         </w:rPr>
         <w:t>約瑟遭人誣告企圖勾引波提乏的妻子後，被關進監獄（</w:t>
       </w:r>
-      <w:hyperlink r:id="rId25">
-        <w:r>
-          <w:rPr>
-            <w:lang w:val="zh_TW" w:bidi="zh_TW"/>
-          </w:rPr>
-          <w:rPr>
-            <w:color w:val="0000EE"/>
-            <w:u w:val="single"/>
-          </w:rPr>
-          <w:t>創39:20</w:t>
-        </w:r>
-      </w:hyperlink>
+      <w:r>
+        <w:rPr>
+          <w:lang w:val="zh_TW" w:bidi="zh_TW"/>
+        </w:rPr>
+        <w:t>創39:20</w:t>
+      </w:r>
       <w:r>
         <w:rPr>
           <w:lang w:val="zh_TW" w:bidi="zh_TW"/>
         </w:rPr>
         <w:t>）。有人認為，既然波提乏是「護衛長」，他可能也是監獄的主管。然而，</w:t>
       </w:r>
-      <w:hyperlink r:id="rId26">
-        <w:r>
-          <w:rPr>
-            <w:lang w:val="zh_TW" w:bidi="zh_TW"/>
-          </w:rPr>
-          <w:rPr>
-            <w:color w:val="0000EE"/>
-            <w:u w:val="single"/>
-          </w:rPr>
-          <w:t>創世記三十九章21節</w:t>
-        </w:r>
-      </w:hyperlink>
+      <w:r>
+        <w:rPr>
+          <w:lang w:val="zh_TW" w:bidi="zh_TW"/>
+        </w:rPr>
+        <w:t>創世記三十九章21節</w:t>
+      </w:r>
       <w:r>
         <w:rPr>
           <w:lang w:val="zh_TW" w:bidi="zh_TW"/>
         </w:rPr>
         <w:t>記載，「司獄」賞識約瑟的能力（波提乏早已知道這一點——參</w:t>
       </w:r>
-      <w:hyperlink r:id="rId27">
-        <w:r>
-          <w:rPr>
-            <w:lang w:val="zh_TW" w:bidi="zh_TW"/>
-          </w:rPr>
-          <w:rPr>
-            <w:color w:val="0000EE"/>
-            <w:u w:val="single"/>
-          </w:rPr>
-          <w:t>2–6節</w:t>
-        </w:r>
-      </w:hyperlink>
+      <w:r>
+        <w:rPr>
+          <w:lang w:val="zh_TW" w:bidi="zh_TW"/>
+        </w:rPr>
+        <w:t>2–6節</w:t>
+      </w:r>
       <w:r>
         <w:rPr>
           <w:lang w:val="zh_TW" w:bidi="zh_TW"/>
@@ -821,30 +683,18 @@
         </w:rPr>
         <w:t>安城的祭司，法老將他的女兒亞西納賜給約瑟為妻（</w:t>
       </w:r>
-      <w:hyperlink r:id="rId28">
-        <w:r>
-          <w:rPr>
-            <w:lang w:val="zh_TW" w:bidi="zh_TW"/>
-          </w:rPr>
-          <w:rPr>
-            <w:color w:val="0000EE"/>
-            <w:u w:val="single"/>
-          </w:rPr>
-          <w:t>創41:45、50，</w:t>
-        </w:r>
-      </w:hyperlink>
-      <w:hyperlink r:id="rId29">
-        <w:r>
-          <w:rPr>
-            <w:lang w:val="zh_TW" w:bidi="zh_TW"/>
-          </w:rPr>
-          <w:rPr>
-            <w:color w:val="0000EE"/>
-            <w:u w:val="single"/>
-          </w:rPr>
-          <w:t>46:20</w:t>
-        </w:r>
-      </w:hyperlink>
+      <w:r>
+        <w:rPr>
+          <w:lang w:val="zh_TW" w:bidi="zh_TW"/>
+        </w:rPr>
+        <w:t>創41:45、50，</w:t>
+      </w:r>
+      <w:r>
+        <w:rPr>
+          <w:lang w:val="zh_TW" w:bidi="zh_TW"/>
+        </w:rPr>
+        <w:t>46:20</w:t>
+      </w:r>
       <w:r>
         <w:rPr>
           <w:lang w:val="zh_TW" w:bidi="zh_TW"/>
@@ -952,72 +802,48 @@
         </w:rPr>
         <w:t>伯大尼是一個位於橄欖山東坡的村莊，有時被稱為「橄欖山上的伯大尼」。它距離耶路撒冷約一哩半（2.4公里）。耶穌和祂的門徒在猶太時，有時會住在伯大尼，例如逾越節期間參加聖殿禮儀時（</w:t>
       </w:r>
-      <w:hyperlink r:id="rId30">
-        <w:r>
-          <w:rPr>
-            <w:lang w:val="zh_TW" w:bidi="zh_TW"/>
-          </w:rPr>
-          <w:rPr>
-            <w:color w:val="0000EE"/>
-            <w:u w:val="single"/>
-          </w:rPr>
-          <w:t>太21:17</w:t>
-        </w:r>
-      </w:hyperlink>
+      <w:r>
+        <w:rPr>
+          <w:lang w:val="zh_TW" w:bidi="zh_TW"/>
+        </w:rPr>
+        <w:t>太21:17</w:t>
+      </w:r>
       <w:r>
         <w:rPr>
           <w:lang w:val="zh_TW" w:bidi="zh_TW"/>
         </w:rPr>
         <w:t>；</w:t>
       </w:r>
-      <w:hyperlink r:id="rId31">
-        <w:r>
-          <w:rPr>
-            <w:lang w:val="zh_TW" w:bidi="zh_TW"/>
-          </w:rPr>
-          <w:rPr>
-            <w:color w:val="0000EE"/>
-            <w:u w:val="single"/>
-          </w:rPr>
-          <w:t>可11:11</w:t>
-        </w:r>
-      </w:hyperlink>
+      <w:r>
+        <w:rPr>
+          <w:lang w:val="zh_TW" w:bidi="zh_TW"/>
+        </w:rPr>
+        <w:t>可11:11</w:t>
+      </w:r>
       <w:r>
         <w:rPr>
           <w:lang w:val="zh_TW" w:bidi="zh_TW"/>
         </w:rPr>
         <w:t>）。耶穌在伯大尼麻瘋病人西門的家用餐時，一位婦人用昂貴的香膏膏抹祂的頭（</w:t>
       </w:r>
-      <w:hyperlink r:id="rId32">
-        <w:r>
-          <w:rPr>
-            <w:lang w:val="zh_TW" w:bidi="zh_TW"/>
-          </w:rPr>
-          <w:rPr>
-            <w:color w:val="0000EE"/>
-            <w:u w:val="single"/>
-          </w:rPr>
-          <w:t>太26:6–13</w:t>
-        </w:r>
-      </w:hyperlink>
+      <w:r>
+        <w:rPr>
+          <w:lang w:val="zh_TW" w:bidi="zh_TW"/>
+        </w:rPr>
+        <w:t>太26:6–13</w:t>
+      </w:r>
       <w:r>
         <w:rPr>
           <w:lang w:val="zh_TW" w:bidi="zh_TW"/>
         </w:rPr>
         <w:t>；</w:t>
       </w:r>
-      <w:hyperlink r:id="rId33">
-        <w:r>
-          <w:rPr>
-            <w:lang w:val="zh_TW" w:bidi="zh_TW"/>
-          </w:rPr>
-          <w:rPr>
-            <w:color w:val="0000EE"/>
-            <w:u w:val="single"/>
-          </w:rPr>
-          <w:t>可14:3–9</w:t>
-        </w:r>
-      </w:hyperlink>
+      <w:r>
+        <w:rPr>
+          <w:lang w:val="zh_TW" w:bidi="zh_TW"/>
+        </w:rPr>
+        <w:t>可14:3–9</w:t>
+      </w:r>
       <w:r>
         <w:rPr>
           <w:lang w:val="zh_TW" w:bidi="zh_TW"/>
@@ -1031,72 +857,48 @@
         </w:rPr>
         <w:t>伯大尼也是馬利亞、馬大和她們兄弟拉撒路的家鄉，耶穌曾在此使拉撒路復活（</w:t>
       </w:r>
-      <w:hyperlink r:id="rId34">
-        <w:r>
-          <w:rPr>
-            <w:lang w:val="zh_TW" w:bidi="zh_TW"/>
-          </w:rPr>
-          <w:rPr>
-            <w:color w:val="0000EE"/>
-            <w:u w:val="single"/>
-          </w:rPr>
-          <w:t>約11:1、18</w:t>
-        </w:r>
-      </w:hyperlink>
+      <w:r>
+        <w:rPr>
+          <w:lang w:val="zh_TW" w:bidi="zh_TW"/>
+        </w:rPr>
+        <w:t>約11:1、18</w:t>
+      </w:r>
       <w:r>
         <w:rPr>
           <w:lang w:val="zh_TW" w:bidi="zh_TW"/>
         </w:rPr>
         <w:t>）。伯大尼鄰近伯法其，是耶穌預備榮耀進入耶路撒冷路線上的一個村莊（</w:t>
       </w:r>
-      <w:hyperlink r:id="rId35">
-        <w:r>
-          <w:rPr>
-            <w:lang w:val="zh_TW" w:bidi="zh_TW"/>
-          </w:rPr>
-          <w:rPr>
-            <w:color w:val="0000EE"/>
-            <w:u w:val="single"/>
-          </w:rPr>
-          <w:t>可11:1</w:t>
-        </w:r>
-      </w:hyperlink>
+      <w:r>
+        <w:rPr>
+          <w:lang w:val="zh_TW" w:bidi="zh_TW"/>
+        </w:rPr>
+        <w:t>可11:1</w:t>
+      </w:r>
       <w:r>
         <w:rPr>
           <w:lang w:val="zh_TW" w:bidi="zh_TW"/>
         </w:rPr>
         <w:t>；</w:t>
       </w:r>
-      <w:hyperlink r:id="rId36">
-        <w:r>
-          <w:rPr>
-            <w:lang w:val="zh_TW" w:bidi="zh_TW"/>
-          </w:rPr>
-          <w:rPr>
-            <w:color w:val="0000EE"/>
-            <w:u w:val="single"/>
-          </w:rPr>
-          <w:t>路19:29</w:t>
-        </w:r>
-      </w:hyperlink>
+      <w:r>
+        <w:rPr>
+          <w:lang w:val="zh_TW" w:bidi="zh_TW"/>
+        </w:rPr>
+        <w:t>路19:29</w:t>
+      </w:r>
       <w:r>
         <w:rPr>
           <w:lang w:val="zh_TW" w:bidi="zh_TW"/>
         </w:rPr>
         <w:t>）在伯大尼，耶穌復活後祝福門徒，並離開他們（</w:t>
       </w:r>
-      <w:hyperlink r:id="rId37">
-        <w:r>
-          <w:rPr>
-            <w:lang w:val="zh_TW" w:bidi="zh_TW"/>
-          </w:rPr>
-          <w:rPr>
-            <w:color w:val="0000EE"/>
-            <w:u w:val="single"/>
-          </w:rPr>
-          <w:t>路24:50</w:t>
-        </w:r>
-      </w:hyperlink>
+      <w:r>
+        <w:rPr>
+          <w:lang w:val="zh_TW" w:bidi="zh_TW"/>
+        </w:rPr>
+        <w:t>路24:50</w:t>
+      </w:r>
       <w:r>
         <w:rPr>
           <w:lang w:val="zh_TW" w:bidi="zh_TW"/>
@@ -1121,18 +923,12 @@
         </w:rPr>
         <w:t>伯大尼是一個位於「約旦河的另一邊」（東岸）的村莊，施洗約翰在這裡施洗（</w:t>
       </w:r>
-      <w:hyperlink r:id="rId38">
-        <w:r>
-          <w:rPr>
-            <w:lang w:val="zh_TW" w:bidi="zh_TW"/>
-          </w:rPr>
-          <w:rPr>
-            <w:color w:val="0000EE"/>
-            <w:u w:val="single"/>
-          </w:rPr>
-          <w:t>約1:28</w:t>
-        </w:r>
-      </w:hyperlink>
+      <w:r>
+        <w:rPr>
+          <w:lang w:val="zh_TW" w:bidi="zh_TW"/>
+        </w:rPr>
+        <w:t>約1:28</w:t>
+      </w:r>
       <w:r>
         <w:rPr>
           <w:lang w:val="zh_TW" w:bidi="zh_TW"/>
@@ -1187,54 +983,36 @@
         </w:rPr>
         <w:t>位於耶路撒冷附近橄欖山上的一個村莊。在伯法其，兩位門徒取來了驢駒，耶穌騎著牠進入耶路撒冷（</w:t>
       </w:r>
-      <w:hyperlink r:id="rId39">
-        <w:r>
-          <w:rPr>
-            <w:lang w:val="zh_TW" w:bidi="zh_TW"/>
-          </w:rPr>
-          <w:rPr>
-            <w:color w:val="0000EE"/>
-            <w:u w:val="single"/>
-          </w:rPr>
-          <w:t>太21:1–6</w:t>
-        </w:r>
-      </w:hyperlink>
+      <w:r>
+        <w:rPr>
+          <w:lang w:val="zh_TW" w:bidi="zh_TW"/>
+        </w:rPr>
+        <w:t>太21:1–6</w:t>
+      </w:r>
       <w:r>
         <w:rPr>
           <w:lang w:val="zh_TW" w:bidi="zh_TW"/>
         </w:rPr>
         <w:t>；</w:t>
       </w:r>
-      <w:hyperlink r:id="rId40">
-        <w:r>
-          <w:rPr>
-            <w:lang w:val="zh_TW" w:bidi="zh_TW"/>
-          </w:rPr>
-          <w:rPr>
-            <w:color w:val="0000EE"/>
-            <w:u w:val="single"/>
-          </w:rPr>
-          <w:t>可11:1–6</w:t>
-        </w:r>
-      </w:hyperlink>
+      <w:r>
+        <w:rPr>
+          <w:lang w:val="zh_TW" w:bidi="zh_TW"/>
+        </w:rPr>
+        <w:t>可11:1–6</w:t>
+      </w:r>
       <w:r>
         <w:rPr>
           <w:lang w:val="zh_TW" w:bidi="zh_TW"/>
         </w:rPr>
         <w:t>；</w:t>
       </w:r>
-      <w:hyperlink r:id="rId41">
-        <w:r>
-          <w:rPr>
-            <w:lang w:val="zh_TW" w:bidi="zh_TW"/>
-          </w:rPr>
-          <w:rPr>
-            <w:color w:val="0000EE"/>
-            <w:u w:val="single"/>
-          </w:rPr>
-          <w:t>路19:29–35</w:t>
-        </w:r>
-      </w:hyperlink>
+      <w:r>
+        <w:rPr>
+          <w:lang w:val="zh_TW" w:bidi="zh_TW"/>
+        </w:rPr>
+        <w:t>路19:29–35</w:t>
+      </w:r>
       <w:r>
         <w:rPr>
           <w:lang w:val="zh_TW" w:bidi="zh_TW"/>
@@ -1297,36 +1075,24 @@
         </w:rPr>
         <w:t>「大衛的城」，也是耶穌基督的出生地。它位於耶路撒冷以南8公里（5英里）處。為了與西布倫地區的另一座伯利恆城區分開來，這座城有時稱為伯利恆—猶大或以法他（</w:t>
       </w:r>
-      <w:hyperlink r:id="rId42">
-        <w:r>
-          <w:rPr>
-            <w:lang w:val="zh_TW" w:bidi="zh_TW"/>
-          </w:rPr>
-          <w:rPr>
-            <w:color w:val="0000EE"/>
-            <w:u w:val="single"/>
-          </w:rPr>
-          <w:t>創35:19</w:t>
-        </w:r>
-      </w:hyperlink>
+      <w:r>
+        <w:rPr>
+          <w:lang w:val="zh_TW" w:bidi="zh_TW"/>
+        </w:rPr>
+        <w:t>創35:19</w:t>
+      </w:r>
       <w:r>
         <w:rPr>
           <w:lang w:val="zh_TW" w:bidi="zh_TW"/>
         </w:rPr>
         <w:t>；</w:t>
       </w:r>
-      <w:hyperlink r:id="rId43">
-        <w:r>
-          <w:rPr>
-            <w:lang w:val="zh_TW" w:bidi="zh_TW"/>
-          </w:rPr>
-          <w:rPr>
-            <w:color w:val="0000EE"/>
-            <w:u w:val="single"/>
-          </w:rPr>
-          <w:t>彌5:2</w:t>
-        </w:r>
-      </w:hyperlink>
+      <w:r>
+        <w:rPr>
+          <w:lang w:val="zh_TW" w:bidi="zh_TW"/>
+        </w:rPr>
+        <w:t>彌5:2</w:t>
+      </w:r>
       <w:r>
         <w:rPr>
           <w:lang w:val="zh_TW" w:bidi="zh_TW"/>
@@ -1340,54 +1106,36 @@
         </w:rPr>
         <w:t>伯利恆原是一個與族長時代有關的迦南人聚居地。雅各的妻子拉結死在伯利恆附近並葬在那裡（</w:t>
       </w:r>
-      <w:hyperlink r:id="rId44">
-        <w:r>
-          <w:rPr>
-            <w:lang w:val="zh_TW" w:bidi="zh_TW"/>
-          </w:rPr>
-          <w:rPr>
-            <w:color w:val="0000EE"/>
-            <w:u w:val="single"/>
-          </w:rPr>
-          <w:t>創35:16</w:t>
-        </w:r>
-      </w:hyperlink>
+      <w:r>
+        <w:rPr>
+          <w:lang w:val="zh_TW" w:bidi="zh_TW"/>
+        </w:rPr>
+        <w:t>創35:16</w:t>
+      </w:r>
       <w:r>
         <w:rPr>
           <w:lang w:val="zh_TW" w:bidi="zh_TW"/>
         </w:rPr>
         <w:t>、</w:t>
       </w:r>
-      <w:hyperlink r:id="rId44">
-        <w:r>
-          <w:rPr>
-            <w:lang w:val="zh_TW" w:bidi="zh_TW"/>
-          </w:rPr>
-          <w:rPr>
-            <w:color w:val="0000EE"/>
-            <w:u w:val="single"/>
-          </w:rPr>
-          <w:t>19</w:t>
-        </w:r>
-      </w:hyperlink>
+      <w:r>
+        <w:rPr>
+          <w:lang w:val="zh_TW" w:bidi="zh_TW"/>
+        </w:rPr>
+        <w:t>19</w:t>
+      </w:r>
       <w:r>
         <w:rPr>
           <w:lang w:val="zh_TW" w:bidi="zh_TW"/>
         </w:rPr>
         <w:t>，</w:t>
       </w:r>
-      <w:hyperlink r:id="rId45">
-        <w:r>
-          <w:rPr>
-            <w:lang w:val="zh_TW" w:bidi="zh_TW"/>
-          </w:rPr>
-          <w:rPr>
-            <w:color w:val="0000EE"/>
-            <w:u w:val="single"/>
-          </w:rPr>
-          <w:t>48:7</w:t>
-        </w:r>
-      </w:hyperlink>
+      <w:r>
+        <w:rPr>
+          <w:lang w:val="zh_TW" w:bidi="zh_TW"/>
+        </w:rPr>
+        <w:t>48:7</w:t>
+      </w:r>
       <w:r>
         <w:rPr>
           <w:lang w:val="zh_TW" w:bidi="zh_TW"/>
@@ -1407,90 +1155,60 @@
         </w:rPr>
         <w:t>，位於耶路撒冷南方。這個名稱可能有「拉哈瑪女神之殿（house of the goddess Lahama）」的意思。迦勒家族的一個支系便定居於此，他的兒子薩瑪被稱為「伯利恆之祖」（</w:t>
       </w:r>
-      <w:hyperlink r:id="rId46">
-        <w:r>
-          <w:rPr>
-            <w:lang w:val="zh_TW" w:bidi="zh_TW"/>
-          </w:rPr>
-          <w:rPr>
-            <w:color w:val="0000EE"/>
-            <w:u w:val="single"/>
-          </w:rPr>
-          <w:t>代上2:51</w:t>
-        </w:r>
-      </w:hyperlink>
+      <w:r>
+        <w:rPr>
+          <w:lang w:val="zh_TW" w:bidi="zh_TW"/>
+        </w:rPr>
+        <w:t>代上2:51</w:t>
+      </w:r>
       <w:r>
         <w:rPr>
           <w:lang w:val="zh_TW" w:bidi="zh_TW"/>
         </w:rPr>
         <w:t>）。伯利恆也是一位年輕利未人的家鄉；他曾作米迦的祭司（</w:t>
       </w:r>
-      <w:hyperlink r:id="rId47">
-        <w:r>
-          <w:rPr>
-            <w:lang w:val="zh_TW" w:bidi="zh_TW"/>
-          </w:rPr>
-          <w:rPr>
-            <w:color w:val="0000EE"/>
-            <w:u w:val="single"/>
-          </w:rPr>
-          <w:t>士17:7–8</w:t>
-        </w:r>
-      </w:hyperlink>
+      <w:r>
+        <w:rPr>
+          <w:lang w:val="zh_TW" w:bidi="zh_TW"/>
+        </w:rPr>
+        <w:t>士17:7–8</w:t>
+      </w:r>
       <w:r>
         <w:rPr>
           <w:lang w:val="zh_TW" w:bidi="zh_TW"/>
         </w:rPr>
         <w:t>），此外，波阿斯、路得、俄備得，以及大衛的父親耶西，也都與伯利恆有關（</w:t>
       </w:r>
-      <w:hyperlink r:id="rId48">
-        <w:r>
-          <w:rPr>
-            <w:lang w:val="zh_TW" w:bidi="zh_TW"/>
-          </w:rPr>
-          <w:rPr>
-            <w:color w:val="0000EE"/>
-            <w:u w:val="single"/>
-          </w:rPr>
-          <w:t>得4:11</w:t>
-        </w:r>
-      </w:hyperlink>
+      <w:r>
+        <w:rPr>
+          <w:lang w:val="zh_TW" w:bidi="zh_TW"/>
+        </w:rPr>
+        <w:t>得4:11</w:t>
+      </w:r>
       <w:r>
         <w:rPr>
           <w:lang w:val="zh_TW" w:bidi="zh_TW"/>
         </w:rPr>
         <w:t>、</w:t>
       </w:r>
-      <w:hyperlink r:id="rId48">
-        <w:r>
-          <w:rPr>
-            <w:lang w:val="zh_TW" w:bidi="zh_TW"/>
-          </w:rPr>
-          <w:rPr>
-            <w:color w:val="0000EE"/>
-            <w:u w:val="single"/>
-          </w:rPr>
-          <w:t>17</w:t>
-        </w:r>
-      </w:hyperlink>
+      <w:r>
+        <w:rPr>
+          <w:lang w:val="zh_TW" w:bidi="zh_TW"/>
+        </w:rPr>
+        <w:t>17</w:t>
+      </w:r>
       <w:r>
         <w:rPr>
           <w:lang w:val="zh_TW" w:bidi="zh_TW"/>
         </w:rPr>
         <w:t>；</w:t>
       </w:r>
-      <w:hyperlink r:id="rId49">
-        <w:r>
-          <w:rPr>
-            <w:lang w:val="zh_TW" w:bidi="zh_TW"/>
-          </w:rPr>
-          <w:rPr>
-            <w:color w:val="0000EE"/>
-            <w:u w:val="single"/>
-          </w:rPr>
-          <w:t>撒上16:18</w:t>
-        </w:r>
-      </w:hyperlink>
+      <w:r>
+        <w:rPr>
+          <w:lang w:val="zh_TW" w:bidi="zh_TW"/>
+        </w:rPr>
+        <w:t>撒上16:18</w:t>
+      </w:r>
       <w:r>
         <w:rPr>
           <w:lang w:val="zh_TW" w:bidi="zh_TW"/>
@@ -1504,265 +1222,163 @@
         </w:rPr>
         <w:t>伯利恆是大衛的出生地 （</w:t>
       </w:r>
-      <w:hyperlink r:id="rId50">
-        <w:r>
-          <w:rPr>
-            <w:lang w:val="zh_TW" w:bidi="zh_TW"/>
-          </w:rPr>
-          <w:rPr>
-            <w:color w:val="0000EE"/>
-            <w:u w:val="single"/>
-          </w:rPr>
-          <w:t>撒上17:12</w:t>
-        </w:r>
-      </w:hyperlink>
+      <w:r>
+        <w:rPr>
+          <w:lang w:val="zh_TW" w:bidi="zh_TW"/>
+        </w:rPr>
+        <w:t>撒上17:12</w:t>
+      </w:r>
       <w:r>
         <w:rPr>
           <w:lang w:val="zh_TW" w:bidi="zh_TW"/>
         </w:rPr>
         <w:t>），也是大衛的一位勇士伊勒哈難的家鄉（</w:t>
       </w:r>
-      <w:hyperlink r:id="rId51">
-        <w:r>
-          <w:rPr>
-            <w:lang w:val="zh_TW" w:bidi="zh_TW"/>
-          </w:rPr>
-          <w:rPr>
-            <w:color w:val="0000EE"/>
-            <w:u w:val="single"/>
-          </w:rPr>
-          <w:t>撒下23:24</w:t>
-        </w:r>
-      </w:hyperlink>
+      <w:r>
+        <w:rPr>
+          <w:lang w:val="zh_TW" w:bidi="zh_TW"/>
+        </w:rPr>
+        <w:t>撒下23:24</w:t>
+      </w:r>
       <w:r>
         <w:rPr>
           <w:lang w:val="zh_TW" w:bidi="zh_TW"/>
         </w:rPr>
         <w:t>；</w:t>
       </w:r>
-      <w:hyperlink r:id="rId52">
-        <w:r>
-          <w:rPr>
-            <w:lang w:val="zh_TW" w:bidi="zh_TW"/>
-          </w:rPr>
-          <w:rPr>
-            <w:color w:val="0000EE"/>
-            <w:u w:val="single"/>
-          </w:rPr>
-          <w:t>代上11:26</w:t>
-        </w:r>
-      </w:hyperlink>
+      <w:r>
+        <w:rPr>
+          <w:lang w:val="zh_TW" w:bidi="zh_TW"/>
+        </w:rPr>
+        <w:t>代上11:26</w:t>
+      </w:r>
       <w:r>
         <w:rPr>
           <w:lang w:val="zh_TW" w:bidi="zh_TW"/>
         </w:rPr>
         <w:t>）。有一次，非利士人的一隊人馬駐守在伯利恆。大衛的三位勇士冒險衝破他們的防線，從城門旁的井裡打水帶給大衛喝；這件事成為一段著名的英勇事蹟（</w:t>
       </w:r>
-      <w:hyperlink r:id="rId53">
-        <w:r>
-          <w:rPr>
-            <w:lang w:val="zh_TW" w:bidi="zh_TW"/>
-          </w:rPr>
-          <w:rPr>
-            <w:color w:val="0000EE"/>
-            <w:u w:val="single"/>
-          </w:rPr>
-          <w:t>撒下23:14–17</w:t>
-        </w:r>
-      </w:hyperlink>
+      <w:r>
+        <w:rPr>
+          <w:lang w:val="zh_TW" w:bidi="zh_TW"/>
+        </w:rPr>
+        <w:t>撒下23:14–17</w:t>
+      </w:r>
       <w:r>
         <w:rPr>
           <w:lang w:val="zh_TW" w:bidi="zh_TW"/>
         </w:rPr>
         <w:t>）。許多年後，聖經又提到伯利恆附近的金罕寓。猶大人為躲避巴比倫人，前往埃及途中曾在那裡停留 （</w:t>
       </w:r>
-      <w:hyperlink r:id="rId54">
-        <w:r>
-          <w:rPr>
-            <w:lang w:val="zh_TW" w:bidi="zh_TW"/>
-          </w:rPr>
-          <w:rPr>
-            <w:color w:val="0000EE"/>
-            <w:u w:val="single"/>
-          </w:rPr>
-          <w:t>耶41:17</w:t>
-        </w:r>
-      </w:hyperlink>
+      <w:r>
+        <w:rPr>
+          <w:lang w:val="zh_TW" w:bidi="zh_TW"/>
+        </w:rPr>
+        <w:t>耶41:17</w:t>
+      </w:r>
       <w:r>
         <w:rPr>
           <w:lang w:val="zh_TW" w:bidi="zh_TW"/>
         </w:rPr>
         <w:t>）。從巴比倫被擄歸回的人當中，也有一些來自伯利恆 （</w:t>
       </w:r>
-      <w:hyperlink r:id="rId55">
-        <w:r>
-          <w:rPr>
-            <w:lang w:val="zh_TW" w:bidi="zh_TW"/>
-          </w:rPr>
-          <w:rPr>
-            <w:color w:val="0000EE"/>
-            <w:u w:val="single"/>
-          </w:rPr>
-          <w:t>拉2:21</w:t>
-        </w:r>
-      </w:hyperlink>
+      <w:r>
+        <w:rPr>
+          <w:lang w:val="zh_TW" w:bidi="zh_TW"/>
+        </w:rPr>
+        <w:t>拉2:21</w:t>
+      </w:r>
       <w:r>
         <w:rPr>
           <w:lang w:val="zh_TW" w:bidi="zh_TW"/>
         </w:rPr>
         <w:t>；</w:t>
       </w:r>
-      <w:hyperlink r:id="rId56">
-        <w:r>
-          <w:rPr>
-            <w:lang w:val="zh_TW" w:bidi="zh_TW"/>
-          </w:rPr>
-          <w:rPr>
-            <w:color w:val="0000EE"/>
-            <w:u w:val="single"/>
-          </w:rPr>
-          <w:t>尼7:26</w:t>
-        </w:r>
-      </w:hyperlink>
+      <w:r>
+        <w:rPr>
+          <w:lang w:val="zh_TW" w:bidi="zh_TW"/>
+        </w:rPr>
+        <w:t>尼7:26</w:t>
+      </w:r>
+      <w:r>
+        <w:rPr>
+          <w:lang w:val="zh_TW" w:bidi="zh_TW"/>
+        </w:rPr>
+        <w:t>；以斯拉一書5:17）。</w:t>
+        <w:br/>
+      </w:r>
+      <w:r>
+        <w:rPr>
+          <w:lang w:val="zh_TW" w:bidi="zh_TW"/>
+        </w:rPr>
+        <w:t>耶穌出生時，伯利恆只是一個村莊（</w:t>
+      </w:r>
+      <w:r>
+        <w:rPr>
+          <w:lang w:val="zh_TW" w:bidi="zh_TW"/>
+        </w:rPr>
+        <w:t>太2:1–16</w:t>
+      </w:r>
       <w:r>
         <w:rPr>
           <w:lang w:val="zh_TW" w:bidi="zh_TW"/>
         </w:rPr>
         <w:t>；</w:t>
       </w:r>
-      <w:hyperlink r:id="rId57">
-        <w:r>
-          <w:rPr>
-            <w:lang w:val="zh_TW" w:bidi="zh_TW"/>
-          </w:rPr>
-          <w:rPr>
-            <w:color w:val="0000EE"/>
-            <w:u w:val="single"/>
-          </w:rPr>
-          <w:t>以斯拉一書5:17</w:t>
-        </w:r>
-      </w:hyperlink>
-      <w:r>
-        <w:rPr>
-          <w:lang w:val="zh_TW" w:bidi="zh_TW"/>
-        </w:rPr>
-        <w:t>）。</w:t>
-        <w:br/>
-      </w:r>
-      <w:r>
-        <w:rPr>
-          <w:lang w:val="zh_TW" w:bidi="zh_TW"/>
-        </w:rPr>
-        <w:t>耶穌出生時，伯利恆只是一個村莊（</w:t>
-      </w:r>
-      <w:hyperlink r:id="rId58">
-        <w:r>
-          <w:rPr>
-            <w:lang w:val="zh_TW" w:bidi="zh_TW"/>
-          </w:rPr>
-          <w:rPr>
-            <w:color w:val="0000EE"/>
-            <w:u w:val="single"/>
-          </w:rPr>
-          <w:t>太2:1–16</w:t>
-        </w:r>
-      </w:hyperlink>
+      <w:r>
+        <w:rPr>
+          <w:lang w:val="zh_TW" w:bidi="zh_TW"/>
+        </w:rPr>
+        <w:t>路2:4</w:t>
+      </w:r>
+      <w:r>
+        <w:rPr>
+          <w:lang w:val="zh_TW" w:bidi="zh_TW"/>
+        </w:rPr>
+        <w:t>–</w:t>
+      </w:r>
+      <w:r>
+        <w:rPr>
+          <w:lang w:val="zh_TW" w:bidi="zh_TW"/>
+        </w:rPr>
+        <w:t>6</w:t>
+      </w:r>
+      <w:r>
+        <w:rPr>
+          <w:lang w:val="zh_TW" w:bidi="zh_TW"/>
+        </w:rPr>
+        <w:t>、</w:t>
+      </w:r>
+      <w:r>
+        <w:rPr>
+          <w:lang w:val="zh_TW" w:bidi="zh_TW"/>
+        </w:rPr>
+        <w:t>15</w:t>
+      </w:r>
       <w:r>
         <w:rPr>
           <w:lang w:val="zh_TW" w:bidi="zh_TW"/>
         </w:rPr>
         <w:t>；</w:t>
       </w:r>
-      <w:hyperlink r:id="rId59">
-        <w:r>
-          <w:rPr>
-            <w:lang w:val="zh_TW" w:bidi="zh_TW"/>
-          </w:rPr>
-          <w:rPr>
-            <w:color w:val="0000EE"/>
-            <w:u w:val="single"/>
-          </w:rPr>
-          <w:t>路2:4</w:t>
-        </w:r>
-      </w:hyperlink>
-      <w:hyperlink r:id="rId60">
-        <w:r>
-          <w:rPr>
-            <w:lang w:val="zh_TW" w:bidi="zh_TW"/>
-          </w:rPr>
-          <w:rPr>
-            <w:color w:val="0000EE"/>
-            <w:u w:val="single"/>
-          </w:rPr>
-          <w:t>–</w:t>
-        </w:r>
-      </w:hyperlink>
-      <w:hyperlink r:id="rId59">
-        <w:r>
-          <w:rPr>
-            <w:lang w:val="zh_TW" w:bidi="zh_TW"/>
-          </w:rPr>
-          <w:rPr>
-            <w:color w:val="0000EE"/>
-            <w:u w:val="single"/>
-          </w:rPr>
-          <w:t>6</w:t>
-        </w:r>
-      </w:hyperlink>
-      <w:r>
-        <w:rPr>
-          <w:lang w:val="zh_TW" w:bidi="zh_TW"/>
-        </w:rPr>
-        <w:t>、</w:t>
-      </w:r>
-      <w:hyperlink r:id="rId59">
-        <w:r>
-          <w:rPr>
-            <w:lang w:val="zh_TW" w:bidi="zh_TW"/>
-          </w:rPr>
-          <w:rPr>
-            <w:color w:val="0000EE"/>
-            <w:u w:val="single"/>
-          </w:rPr>
-          <w:t>15</w:t>
-        </w:r>
-      </w:hyperlink>
-      <w:r>
-        <w:rPr>
-          <w:lang w:val="zh_TW" w:bidi="zh_TW"/>
-        </w:rPr>
-        <w:t>；</w:t>
-      </w:r>
-      <w:hyperlink r:id="rId61">
-        <w:r>
-          <w:rPr>
-            <w:lang w:val="zh_TW" w:bidi="zh_TW"/>
-          </w:rPr>
-          <w:rPr>
-            <w:color w:val="0000EE"/>
-            <w:u w:val="single"/>
-          </w:rPr>
-          <w:t>約7:42</w:t>
-        </w:r>
-      </w:hyperlink>
+      <w:r>
+        <w:rPr>
+          <w:lang w:val="zh_TW" w:bidi="zh_TW"/>
+        </w:rPr>
+        <w:t>約7:42</w:t>
+      </w:r>
       <w:r>
         <w:rPr>
           <w:lang w:val="zh_TW" w:bidi="zh_TW"/>
         </w:rPr>
         <w:t>）。由於凱撒奧古斯都下令進行人口普查，約瑟必須前往伯利恆，「因他本是大衛一族一家的人」（</w:t>
       </w:r>
-      <w:hyperlink r:id="rId62">
-        <w:r>
-          <w:rPr>
-            <w:lang w:val="zh_TW" w:bidi="zh_TW"/>
-          </w:rPr>
-          <w:rPr>
-            <w:color w:val="0000EE"/>
-            <w:u w:val="single"/>
-          </w:rPr>
-          <w:t>路2:4</w:t>
-        </w:r>
-      </w:hyperlink>
+      <w:r>
+        <w:rPr>
+          <w:lang w:val="zh_TW" w:bidi="zh_TW"/>
+        </w:rPr>
+        <w:t>路2:4</w:t>
+      </w:r>
       <w:r>
         <w:rPr>
           <w:lang w:val="zh_TW" w:bidi="zh_TW"/>
@@ -1794,36 +1410,24 @@
         </w:rPr>
         <w:t>西布倫支派境內的一座城（</w:t>
       </w:r>
-      <w:hyperlink r:id="rId63">
-        <w:r>
-          <w:rPr>
-            <w:lang w:val="zh_TW" w:bidi="zh_TW"/>
-          </w:rPr>
-          <w:rPr>
-            <w:color w:val="0000EE"/>
-            <w:u w:val="single"/>
-          </w:rPr>
-          <w:t>書19:15</w:t>
-        </w:r>
-      </w:hyperlink>
+      <w:r>
+        <w:rPr>
+          <w:lang w:val="zh_TW" w:bidi="zh_TW"/>
+        </w:rPr>
+        <w:t>書19:15</w:t>
+      </w:r>
       <w:r>
         <w:rPr>
           <w:lang w:val="zh_TW" w:bidi="zh_TW"/>
         </w:rPr>
         <w:t>）。裡很可能是士師以比讚的家鄉；他是以色列早期的一位士師（</w:t>
       </w:r>
-      <w:hyperlink r:id="rId64">
-        <w:r>
-          <w:rPr>
-            <w:lang w:val="zh_TW" w:bidi="zh_TW"/>
-          </w:rPr>
-          <w:rPr>
-            <w:color w:val="0000EE"/>
-            <w:u w:val="single"/>
-          </w:rPr>
-          <w:t>士12:8–10</w:t>
-        </w:r>
-      </w:hyperlink>
+      <w:r>
+        <w:rPr>
+          <w:lang w:val="zh_TW" w:bidi="zh_TW"/>
+        </w:rPr>
+        <w:t>士12:8–10</w:t>
+      </w:r>
       <w:r>
         <w:rPr>
           <w:lang w:val="zh_TW" w:bidi="zh_TW"/>
@@ -1886,120 +1490,78 @@
         </w:rPr>
         <w:t>一個位於加利利海東北的城。伯賽大是耶穌的三個門徒的家鄉：安得烈、彼得和腓力（</w:t>
       </w:r>
-      <w:hyperlink r:id="rId65">
-        <w:r>
-          <w:rPr>
-            <w:lang w:val="zh_TW" w:bidi="zh_TW"/>
-          </w:rPr>
-          <w:rPr>
-            <w:color w:val="0000EE"/>
-            <w:u w:val="single"/>
-          </w:rPr>
-          <w:t>約1:44，</w:t>
-        </w:r>
-      </w:hyperlink>
-      <w:hyperlink r:id="rId66">
-        <w:r>
-          <w:rPr>
-            <w:lang w:val="zh_TW" w:bidi="zh_TW"/>
-          </w:rPr>
-          <w:rPr>
-            <w:color w:val="0000EE"/>
-            <w:u w:val="single"/>
-          </w:rPr>
-          <w:t>12:21</w:t>
-        </w:r>
-      </w:hyperlink>
+      <w:r>
+        <w:rPr>
+          <w:lang w:val="zh_TW" w:bidi="zh_TW"/>
+        </w:rPr>
+        <w:t>約1:44，</w:t>
+      </w:r>
+      <w:r>
+        <w:rPr>
+          <w:lang w:val="zh_TW" w:bidi="zh_TW"/>
+        </w:rPr>
+        <w:t>12:21</w:t>
+      </w:r>
       <w:r>
         <w:rPr>
           <w:lang w:val="zh_TW" w:bidi="zh_TW"/>
         </w:rPr>
         <w:t>）。儘管耶穌在那裡行了神蹟，伯賽大的人仍然不信祂。因此，耶穌警告說，災難將降臨到這個城（</w:t>
       </w:r>
-      <w:hyperlink r:id="rId67">
-        <w:r>
-          <w:rPr>
-            <w:lang w:val="zh_TW" w:bidi="zh_TW"/>
-          </w:rPr>
-          <w:rPr>
-            <w:color w:val="0000EE"/>
-            <w:u w:val="single"/>
-          </w:rPr>
-          <w:t>太11:21–22</w:t>
-        </w:r>
-      </w:hyperlink>
+      <w:r>
+        <w:rPr>
+          <w:lang w:val="zh_TW" w:bidi="zh_TW"/>
+        </w:rPr>
+        <w:t>太11:21–22</w:t>
+      </w:r>
       <w:r>
         <w:rPr>
           <w:lang w:val="zh_TW" w:bidi="zh_TW"/>
         </w:rPr>
         <w:t>；</w:t>
       </w:r>
-      <w:hyperlink r:id="rId68">
-        <w:r>
-          <w:rPr>
-            <w:lang w:val="zh_TW" w:bidi="zh_TW"/>
-          </w:rPr>
-          <w:rPr>
-            <w:color w:val="0000EE"/>
-            <w:u w:val="single"/>
-          </w:rPr>
-          <w:t>路10:13</w:t>
-        </w:r>
-      </w:hyperlink>
+      <w:r>
+        <w:rPr>
+          <w:lang w:val="zh_TW" w:bidi="zh_TW"/>
+        </w:rPr>
+        <w:t>路10:13</w:t>
+      </w:r>
       <w:r>
         <w:rPr>
           <w:lang w:val="zh_TW" w:bidi="zh_TW"/>
         </w:rPr>
         <w:t>）。一個瞎子在伯賽大得醫治（</w:t>
       </w:r>
-      <w:hyperlink r:id="rId69">
-        <w:r>
-          <w:rPr>
-            <w:lang w:val="zh_TW" w:bidi="zh_TW"/>
-          </w:rPr>
-          <w:rPr>
-            <w:color w:val="0000EE"/>
-            <w:u w:val="single"/>
-          </w:rPr>
-          <w:t>可8:22–26</w:t>
-        </w:r>
-      </w:hyperlink>
+      <w:r>
+        <w:rPr>
+          <w:lang w:val="zh_TW" w:bidi="zh_TW"/>
+        </w:rPr>
+        <w:t>可8:22–26</w:t>
+      </w:r>
       <w:r>
         <w:rPr>
           <w:lang w:val="zh_TW" w:bidi="zh_TW"/>
         </w:rPr>
         <w:t>），此外，耶穌在伯賽大附近用五餅二魚的神蹟餵飽了五千多人（</w:t>
       </w:r>
-      <w:hyperlink r:id="rId70">
-        <w:r>
-          <w:rPr>
-            <w:lang w:val="zh_TW" w:bidi="zh_TW"/>
-          </w:rPr>
-          <w:rPr>
-            <w:color w:val="0000EE"/>
-            <w:u w:val="single"/>
-          </w:rPr>
-          <w:t>可6:34–45</w:t>
-        </w:r>
-      </w:hyperlink>
+      <w:r>
+        <w:rPr>
+          <w:lang w:val="zh_TW" w:bidi="zh_TW"/>
+        </w:rPr>
+        <w:t>可6:34–45</w:t>
+      </w:r>
       <w:r>
         <w:rPr>
           <w:lang w:val="zh_TW" w:bidi="zh_TW"/>
         </w:rPr>
         <w:t>；</w:t>
       </w:r>
-      <w:hyperlink r:id="rId71">
-        <w:r>
-          <w:rPr>
-            <w:lang w:val="zh_TW" w:bidi="zh_TW"/>
-          </w:rPr>
-          <w:rPr>
-            <w:color w:val="0000EE"/>
-            <w:u w:val="single"/>
-          </w:rPr>
-          <w:t>路9:10–17</w:t>
-        </w:r>
-      </w:hyperlink>
+      <w:r>
+        <w:rPr>
+          <w:lang w:val="zh_TW" w:bidi="zh_TW"/>
+        </w:rPr>
+        <w:t>路9:10–17</w:t>
+      </w:r>
       <w:r>
         <w:rPr>
           <w:lang w:val="zh_TW" w:bidi="zh_TW"/>
@@ -2153,108 +1715,72 @@
         </w:rPr>
         <w:t>當非利士人在基利波山的戰役中擊敗以色列和掃羅王時，伯‧珊是一個非利士人的城。掃羅和他兒子的屍體被羞辱地掛在城牆上，掃羅的頭被展示在大袞的廟中，大袞是一位非利士的神（</w:t>
       </w:r>
-      <w:hyperlink r:id="rId72">
-        <w:r>
-          <w:rPr>
-            <w:lang w:val="zh_TW" w:bidi="zh_TW"/>
-          </w:rPr>
-          <w:rPr>
-            <w:color w:val="0000EE"/>
-            <w:u w:val="single"/>
-          </w:rPr>
-          <w:t>撒上31:10</w:t>
-        </w:r>
-      </w:hyperlink>
+      <w:r>
+        <w:rPr>
+          <w:lang w:val="zh_TW" w:bidi="zh_TW"/>
+        </w:rPr>
+        <w:t>撒上31:10</w:t>
+      </w:r>
       <w:r>
         <w:rPr>
           <w:lang w:val="zh_TW" w:bidi="zh_TW"/>
         </w:rPr>
         <w:t>–</w:t>
       </w:r>
-      <w:hyperlink r:id="rId72">
-        <w:r>
-          <w:rPr>
-            <w:lang w:val="zh_TW" w:bidi="zh_TW"/>
-          </w:rPr>
-          <w:rPr>
-            <w:color w:val="0000EE"/>
-            <w:u w:val="single"/>
-          </w:rPr>
-          <w:t>13</w:t>
-        </w:r>
-      </w:hyperlink>
+      <w:r>
+        <w:rPr>
+          <w:lang w:val="zh_TW" w:bidi="zh_TW"/>
+        </w:rPr>
+        <w:t>13</w:t>
+      </w:r>
       <w:r>
         <w:rPr>
           <w:lang w:val="zh_TW" w:bidi="zh_TW"/>
         </w:rPr>
         <w:t>；</w:t>
       </w:r>
-      <w:hyperlink r:id="rId73">
-        <w:r>
-          <w:rPr>
-            <w:lang w:val="zh_TW" w:bidi="zh_TW"/>
-          </w:rPr>
-          <w:rPr>
-            <w:color w:val="0000EE"/>
-            <w:u w:val="single"/>
-          </w:rPr>
-          <w:t>撒下21:12</w:t>
-        </w:r>
-      </w:hyperlink>
+      <w:r>
+        <w:rPr>
+          <w:lang w:val="zh_TW" w:bidi="zh_TW"/>
+        </w:rPr>
+        <w:t>撒下21:12</w:t>
+      </w:r>
       <w:r>
         <w:rPr>
           <w:lang w:val="zh_TW" w:bidi="zh_TW"/>
         </w:rPr>
         <w:t>–</w:t>
       </w:r>
-      <w:hyperlink r:id="rId73">
-        <w:r>
-          <w:rPr>
-            <w:lang w:val="zh_TW" w:bidi="zh_TW"/>
-          </w:rPr>
-          <w:rPr>
-            <w:color w:val="0000EE"/>
-            <w:u w:val="single"/>
-          </w:rPr>
-          <w:t>14</w:t>
-        </w:r>
-      </w:hyperlink>
+      <w:r>
+        <w:rPr>
+          <w:lang w:val="zh_TW" w:bidi="zh_TW"/>
+        </w:rPr>
+        <w:t>14</w:t>
+      </w:r>
       <w:r>
         <w:rPr>
           <w:lang w:val="zh_TW" w:bidi="zh_TW"/>
         </w:rPr>
         <w:t>；</w:t>
       </w:r>
-      <w:hyperlink r:id="rId74">
-        <w:r>
-          <w:rPr>
-            <w:lang w:val="zh_TW" w:bidi="zh_TW"/>
-          </w:rPr>
-          <w:rPr>
-            <w:color w:val="0000EE"/>
-            <w:u w:val="single"/>
-          </w:rPr>
-          <w:t>代上10:8</w:t>
-        </w:r>
-      </w:hyperlink>
+      <w:r>
+        <w:rPr>
+          <w:lang w:val="zh_TW" w:bidi="zh_TW"/>
+        </w:rPr>
+        <w:t>代上10:8</w:t>
+      </w:r>
       <w:r>
         <w:rPr>
           <w:lang w:val="zh_TW" w:bidi="zh_TW"/>
         </w:rPr>
         <w:t>–</w:t>
       </w:r>
-      <w:hyperlink r:id="rId74">
-        <w:r>
-          <w:rPr>
-            <w:lang w:val="zh_TW" w:bidi="zh_TW"/>
-          </w:rPr>
-          <w:rPr>
-            <w:color w:val="0000EE"/>
-            <w:u w:val="single"/>
-          </w:rPr>
-          <w:t>10</w:t>
-        </w:r>
-      </w:hyperlink>
+      <w:r>
+        <w:rPr>
+          <w:lang w:val="zh_TW" w:bidi="zh_TW"/>
+        </w:rPr>
+        <w:t>10</w:t>
+      </w:r>
       <w:r>
         <w:rPr>
           <w:lang w:val="zh_TW" w:bidi="zh_TW"/>
@@ -2275,36 +1801,24 @@
         </w:rPr>
         <w:t>伯‧珊被認為是現代的胡斯恩遺址（Tell el-Husn）。這一點由兩份提到伯‧珊名字的埃及文獻所證實。該遺址或土丘高64.9公尺（13英尺），底部周長約804.5公尺（半英里）。在以色列征服迦南時，包括伯‧珊在內的地區屬於以薩迦支派的領地，後來被瑪拿西支派佔領（</w:t>
       </w:r>
-      <w:hyperlink r:id="rId75">
-        <w:r>
-          <w:rPr>
-            <w:lang w:val="zh_TW" w:bidi="zh_TW"/>
-          </w:rPr>
-          <w:rPr>
-            <w:color w:val="0000EE"/>
-            <w:u w:val="single"/>
-          </w:rPr>
-          <w:t>書17:11</w:t>
-        </w:r>
-      </w:hyperlink>
+      <w:r>
+        <w:rPr>
+          <w:lang w:val="zh_TW" w:bidi="zh_TW"/>
+        </w:rPr>
+        <w:t>書17:11</w:t>
+      </w:r>
       <w:r>
         <w:rPr>
           <w:lang w:val="zh_TW" w:bidi="zh_TW"/>
         </w:rPr>
         <w:t>）。在所羅門王的統治時期，伯‧珊是巴拿地區的一部分（</w:t>
       </w:r>
-      <w:hyperlink r:id="rId76">
-        <w:r>
-          <w:rPr>
-            <w:lang w:val="zh_TW" w:bidi="zh_TW"/>
-          </w:rPr>
-          <w:rPr>
-            <w:color w:val="0000EE"/>
-            <w:u w:val="single"/>
-          </w:rPr>
-          <w:t>王上4:12</w:t>
-        </w:r>
-      </w:hyperlink>
+      <w:r>
+        <w:rPr>
+          <w:lang w:val="zh_TW" w:bidi="zh_TW"/>
+        </w:rPr>
+        <w:t>王上4:12</w:t>
+      </w:r>
       <w:r>
         <w:rPr>
           <w:lang w:val="zh_TW" w:bidi="zh_TW"/>
@@ -2351,36 +1865,24 @@
         </w:rPr>
         <w:t>在希臘化時期，伯‧珊被命名為西古提波利斯（Scythopolis），因為埃及王托勒密二世（Ptolemy II）安置了西西安傭兵（Scythian mercenaries）於此。當地修建了希臘神狄俄尼索斯（Dionysus）和宙斯（Zeus）的神廟。在哈斯蒙尼家族（Hasmonean）王朝時期，伯‧珊成為一個重要的行政中心。伯‧珊作為希臘-羅馬商業城的聯盟（即低加波里的成員，</w:t>
       </w:r>
-      <w:hyperlink r:id="rId77">
-        <w:r>
-          <w:rPr>
-            <w:lang w:val="zh_TW" w:bidi="zh_TW"/>
-          </w:rPr>
-          <w:rPr>
-            <w:color w:val="0000EE"/>
-            <w:u w:val="single"/>
-          </w:rPr>
-          <w:t>太4:25</w:t>
-        </w:r>
-      </w:hyperlink>
+      <w:r>
+        <w:rPr>
+          <w:lang w:val="zh_TW" w:bidi="zh_TW"/>
+        </w:rPr>
+        <w:t>太4:25</w:t>
+      </w:r>
       <w:r>
         <w:rPr>
           <w:lang w:val="zh_TW" w:bidi="zh_TW"/>
         </w:rPr>
         <w:t>；</w:t>
       </w:r>
-      <w:hyperlink r:id="rId78">
-        <w:r>
-          <w:rPr>
-            <w:lang w:val="zh_TW" w:bidi="zh_TW"/>
-          </w:rPr>
-          <w:rPr>
-            <w:color w:val="0000EE"/>
-            <w:u w:val="single"/>
-          </w:rPr>
-          <w:t>可7:31</w:t>
-        </w:r>
-      </w:hyperlink>
+      <w:r>
+        <w:rPr>
+          <w:lang w:val="zh_TW" w:bidi="zh_TW"/>
+        </w:rPr>
+        <w:t>可7:31</w:t>
+      </w:r>
       <w:r>
         <w:rPr>
           <w:lang w:val="zh_TW" w:bidi="zh_TW"/>
@@ -2443,54 +1945,36 @@
         </w:rPr>
         <w:t>這是舊約聖經時代一座重要的城，位於耶路撒冷以北約17.7公里（11英里），處於南北山脊道路上，靠近便雅憫與以法蓮的邊界（</w:t>
       </w:r>
-      <w:hyperlink r:id="rId79">
-        <w:r>
-          <w:rPr>
-            <w:lang w:val="zh_TW" w:bidi="zh_TW"/>
-          </w:rPr>
-          <w:rPr>
-            <w:color w:val="0000EE"/>
-            <w:u w:val="single"/>
-          </w:rPr>
-          <w:t>書16:1–2</w:t>
-        </w:r>
-      </w:hyperlink>
+      <w:r>
+        <w:rPr>
+          <w:lang w:val="zh_TW" w:bidi="zh_TW"/>
+        </w:rPr>
+        <w:t>書16:1–2</w:t>
+      </w:r>
       <w:r>
         <w:rPr>
           <w:lang w:val="zh_TW" w:bidi="zh_TW"/>
         </w:rPr>
         <w:t>，</w:t>
       </w:r>
-      <w:hyperlink r:id="rId80">
-        <w:r>
-          <w:rPr>
-            <w:lang w:val="zh_TW" w:bidi="zh_TW"/>
-          </w:rPr>
-          <w:rPr>
-            <w:color w:val="0000EE"/>
-            <w:u w:val="single"/>
-          </w:rPr>
-          <w:t>18:13</w:t>
-        </w:r>
-      </w:hyperlink>
+      <w:r>
+        <w:rPr>
+          <w:lang w:val="zh_TW" w:bidi="zh_TW"/>
+        </w:rPr>
+        <w:t>18:13</w:t>
+      </w:r>
       <w:r>
         <w:rPr>
           <w:lang w:val="zh_TW" w:bidi="zh_TW"/>
         </w:rPr>
         <w:t>）。</w:t>
       </w:r>
-      <w:hyperlink r:id="rId81">
-        <w:r>
-          <w:rPr>
-            <w:lang w:val="zh_TW" w:bidi="zh_TW"/>
-          </w:rPr>
-          <w:rPr>
-            <w:color w:val="0000EE"/>
-            <w:u w:val="single"/>
-          </w:rPr>
-          <w:t>列王紀上十六章34節</w:t>
-        </w:r>
-      </w:hyperlink>
+      <w:r>
+        <w:rPr>
+          <w:lang w:val="zh_TW" w:bidi="zh_TW"/>
+        </w:rPr>
+        <w:t>列王紀上十六章34節</w:t>
+      </w:r>
       <w:r>
         <w:rPr>
           <w:lang w:val="zh_TW" w:bidi="zh_TW"/>
@@ -2511,54 +1995,36 @@
         </w:rPr>
         <w:t>族長雅各在那裡領受神的異夢之後，給那地方起名為伯特利——或是把舊名重新賦予新的含義（</w:t>
       </w:r>
-      <w:hyperlink r:id="rId82">
-        <w:r>
-          <w:rPr>
-            <w:lang w:val="zh_TW" w:bidi="zh_TW"/>
-          </w:rPr>
-          <w:rPr>
-            <w:color w:val="0000EE"/>
-            <w:u w:val="single"/>
-          </w:rPr>
-          <w:t>創28:10–22</w:t>
-        </w:r>
-      </w:hyperlink>
+      <w:r>
+        <w:rPr>
+          <w:lang w:val="zh_TW" w:bidi="zh_TW"/>
+        </w:rPr>
+        <w:t>創28:10–22</w:t>
+      </w:r>
       <w:r>
         <w:rPr>
           <w:lang w:val="zh_TW" w:bidi="zh_TW"/>
         </w:rPr>
         <w:t>）。據記載，這個地方早在族長亞伯拉罕時代便已稱為伯特利（</w:t>
       </w:r>
-      <w:hyperlink r:id="rId83">
-        <w:r>
-          <w:rPr>
-            <w:lang w:val="zh_TW" w:bidi="zh_TW"/>
-          </w:rPr>
-          <w:rPr>
-            <w:color w:val="0000EE"/>
-            <w:u w:val="single"/>
-          </w:rPr>
-          <w:t>創12:8</w:t>
-        </w:r>
-      </w:hyperlink>
+      <w:r>
+        <w:rPr>
+          <w:lang w:val="zh_TW" w:bidi="zh_TW"/>
+        </w:rPr>
+        <w:t>創12:8</w:t>
+      </w:r>
       <w:r>
         <w:rPr>
           <w:lang w:val="zh_TW" w:bidi="zh_TW"/>
         </w:rPr>
         <w:t>）。然而，這名稱可能是後來對早期地方名稱所作的更新，因為伯特利原名叫路斯（</w:t>
       </w:r>
-      <w:hyperlink r:id="rId84">
-        <w:r>
-          <w:rPr>
-            <w:lang w:val="zh_TW" w:bidi="zh_TW"/>
-          </w:rPr>
-          <w:rPr>
-            <w:color w:val="0000EE"/>
-            <w:u w:val="single"/>
-          </w:rPr>
-          <w:t>創28:19</w:t>
-        </w:r>
-      </w:hyperlink>
+      <w:r>
+        <w:rPr>
+          <w:lang w:val="zh_TW" w:bidi="zh_TW"/>
+        </w:rPr>
+        <w:t>創28:19</w:t>
+      </w:r>
       <w:r>
         <w:rPr>
           <w:lang w:val="zh_TW" w:bidi="zh_TW"/>
@@ -2572,18 +2038,12 @@
         </w:rPr>
         <w:t>到青銅器時代中期之初（大約在公元前2200年），伯特利這名稱已經被確立，並在其歷史中一直沿用。有一段經文記述一個來自路斯的人在赫人之地再建立一座同名的城，在此同時提及了這兩個名稱（</w:t>
       </w:r>
-      <w:hyperlink r:id="rId85">
-        <w:r>
-          <w:rPr>
-            <w:lang w:val="zh_TW" w:bidi="zh_TW"/>
-          </w:rPr>
-          <w:rPr>
-            <w:color w:val="0000EE"/>
-            <w:u w:val="single"/>
-          </w:rPr>
-          <w:t>士1:26</w:t>
-        </w:r>
-      </w:hyperlink>
+      <w:r>
+        <w:rPr>
+          <w:lang w:val="zh_TW" w:bidi="zh_TW"/>
+        </w:rPr>
+        <w:t>士1:26</w:t>
+      </w:r>
       <w:r>
         <w:rPr>
           <w:lang w:val="zh_TW" w:bidi="zh_TW"/>
@@ -2597,72 +2057,48 @@
         </w:rPr>
         <w:t>雖然伯特利是分配給便雅憫支派，但實際上是以法蓮支派從那裡的迦南人保障城奪取而來的（</w:t>
       </w:r>
-      <w:hyperlink r:id="rId86">
-        <w:r>
-          <w:rPr>
-            <w:lang w:val="zh_TW" w:bidi="zh_TW"/>
-          </w:rPr>
-          <w:rPr>
-            <w:color w:val="0000EE"/>
-            <w:u w:val="single"/>
-          </w:rPr>
-          <w:t>士1:22–26</w:t>
-        </w:r>
-      </w:hyperlink>
+      <w:r>
+        <w:rPr>
+          <w:lang w:val="zh_TW" w:bidi="zh_TW"/>
+        </w:rPr>
+        <w:t>士1:22–26</w:t>
+      </w:r>
       <w:r>
         <w:rPr>
           <w:lang w:val="zh_TW" w:bidi="zh_TW"/>
         </w:rPr>
         <w:t>；</w:t>
       </w:r>
-      <w:hyperlink r:id="rId87">
-        <w:r>
-          <w:rPr>
-            <w:lang w:val="zh_TW" w:bidi="zh_TW"/>
-          </w:rPr>
-          <w:rPr>
-            <w:color w:val="0000EE"/>
-            <w:u w:val="single"/>
-          </w:rPr>
-          <w:t>代上7:28</w:t>
-        </w:r>
-      </w:hyperlink>
+      <w:r>
+        <w:rPr>
+          <w:lang w:val="zh_TW" w:bidi="zh_TW"/>
+        </w:rPr>
+        <w:t>代上7:28</w:t>
+      </w:r>
       <w:r>
         <w:rPr>
           <w:lang w:val="zh_TW" w:bidi="zh_TW"/>
         </w:rPr>
         <w:t>）。在士師時期，約櫃曾安放在伯特利，當時以利亞撒的兒子非尼哈在那裡主理以色列人平常的敬拜事奉（</w:t>
       </w:r>
-      <w:hyperlink r:id="rId88">
-        <w:r>
-          <w:rPr>
-            <w:lang w:val="zh_TW" w:bidi="zh_TW"/>
-          </w:rPr>
-          <w:rPr>
-            <w:color w:val="0000EE"/>
-            <w:u w:val="single"/>
-          </w:rPr>
-          <w:t>士20:18–28</w:t>
-        </w:r>
-      </w:hyperlink>
+      <w:r>
+        <w:rPr>
+          <w:lang w:val="zh_TW" w:bidi="zh_TW"/>
+        </w:rPr>
+        <w:t>士20:18–28</w:t>
+      </w:r>
       <w:r>
         <w:rPr>
           <w:lang w:val="zh_TW" w:bidi="zh_TW"/>
         </w:rPr>
         <w:t>，</w:t>
       </w:r>
-      <w:hyperlink r:id="rId89">
-        <w:r>
-          <w:rPr>
-            <w:lang w:val="zh_TW" w:bidi="zh_TW"/>
-          </w:rPr>
-          <w:rPr>
-            <w:color w:val="0000EE"/>
-            <w:u w:val="single"/>
-          </w:rPr>
-          <w:t>21:2–4</w:t>
-        </w:r>
-      </w:hyperlink>
+      <w:r>
+        <w:rPr>
+          <w:lang w:val="zh_TW" w:bidi="zh_TW"/>
+        </w:rPr>
+        <w:t>21:2–4</w:t>
+      </w:r>
       <w:r>
         <w:rPr>
           <w:lang w:val="zh_TW" w:bidi="zh_TW"/>
@@ -2676,18 +2112,12 @@
         </w:rPr>
         <w:t>在掃羅作王時，當其它以色列城遭受攻擊，伯特利卻沒有受波及（參</w:t>
       </w:r>
-      <w:hyperlink r:id="rId90">
-        <w:r>
-          <w:rPr>
-            <w:lang w:val="zh_TW" w:bidi="zh_TW"/>
-          </w:rPr>
-          <w:rPr>
-            <w:color w:val="0000EE"/>
-            <w:u w:val="single"/>
-          </w:rPr>
-          <w:t>撒上12–14章</w:t>
-        </w:r>
-      </w:hyperlink>
+      <w:r>
+        <w:rPr>
+          <w:lang w:val="zh_TW" w:bidi="zh_TW"/>
+        </w:rPr>
+        <w:t>撒上12–14章</w:t>
+      </w:r>
       <w:r>
         <w:rPr>
           <w:lang w:val="zh_TW" w:bidi="zh_TW"/>
@@ -2701,18 +2131,12 @@
         </w:rPr>
         <w:t>在耶羅波安一世時代，以色列與猶大分裂之後，伯特利再次變得重要，並成為北國以色列的中心城之一，與南國猶大的首都耶路撒冷相對。伯特利是北國兩座敬拜金牛犢的城之一（</w:t>
       </w:r>
-      <w:hyperlink r:id="rId91">
-        <w:r>
-          <w:rPr>
-            <w:lang w:val="zh_TW" w:bidi="zh_TW"/>
-          </w:rPr>
-          <w:rPr>
-            <w:color w:val="0000EE"/>
-            <w:u w:val="single"/>
-          </w:rPr>
-          <w:t>王上12:28–33</w:t>
-        </w:r>
-      </w:hyperlink>
+      <w:r>
+        <w:rPr>
+          <w:lang w:val="zh_TW" w:bidi="zh_TW"/>
+        </w:rPr>
+        <w:t>王上12:28–33</w:t>
+      </w:r>
       <w:r>
         <w:rPr>
           <w:lang w:val="zh_TW" w:bidi="zh_TW"/>
@@ -2726,72 +2150,48 @@
         </w:rPr>
         <w:t>曾有一位年老的先知住在這城（</w:t>
       </w:r>
-      <w:hyperlink r:id="rId92">
-        <w:r>
-          <w:rPr>
-            <w:lang w:val="zh_TW" w:bidi="zh_TW"/>
-          </w:rPr>
-          <w:rPr>
-            <w:color w:val="0000EE"/>
-            <w:u w:val="single"/>
-          </w:rPr>
-          <w:t>王上13:11</w:t>
-        </w:r>
-      </w:hyperlink>
+      <w:r>
+        <w:rPr>
+          <w:lang w:val="zh_TW" w:bidi="zh_TW"/>
+        </w:rPr>
+        <w:t>王上13:11</w:t>
+      </w:r>
       <w:r>
         <w:rPr>
           <w:lang w:val="zh_TW" w:bidi="zh_TW"/>
         </w:rPr>
         <w:t>），他可能屬於以利亞與以利沙時期在伯特利出現的先知群體（</w:t>
       </w:r>
-      <w:hyperlink r:id="rId93">
-        <w:r>
-          <w:rPr>
-            <w:lang w:val="zh_TW" w:bidi="zh_TW"/>
-          </w:rPr>
-          <w:rPr>
-            <w:color w:val="0000EE"/>
-            <w:u w:val="single"/>
-          </w:rPr>
-          <w:t>王下2:2–3</w:t>
-        </w:r>
-      </w:hyperlink>
+      <w:r>
+        <w:rPr>
+          <w:lang w:val="zh_TW" w:bidi="zh_TW"/>
+        </w:rPr>
+        <w:t>王下2:2–3</w:t>
+      </w:r>
       <w:r>
         <w:rPr>
           <w:lang w:val="zh_TW" w:bidi="zh_TW"/>
         </w:rPr>
         <w:t>）。在猶大王亞比雅統治期間，伯特利一度落在猶大的控制之下（</w:t>
       </w:r>
-      <w:hyperlink r:id="rId94">
-        <w:r>
-          <w:rPr>
-            <w:lang w:val="zh_TW" w:bidi="zh_TW"/>
-          </w:rPr>
-          <w:rPr>
-            <w:color w:val="0000EE"/>
-            <w:u w:val="single"/>
-          </w:rPr>
-          <w:t>代下13:19</w:t>
-        </w:r>
-      </w:hyperlink>
+      <w:r>
+        <w:rPr>
+          <w:lang w:val="zh_TW" w:bidi="zh_TW"/>
+        </w:rPr>
+        <w:t>代下13:19</w:t>
+      </w:r>
       <w:r>
         <w:rPr>
           <w:lang w:val="zh_TW" w:bidi="zh_TW"/>
         </w:rPr>
         <w:t>），但後來又回到以色列。先知阿摩司曾在伯特利嚴厲批評以色列的社會與宗教生活，結果祭司亞瑪謝把他趕走（</w:t>
       </w:r>
-      <w:hyperlink r:id="rId95">
-        <w:r>
-          <w:rPr>
-            <w:lang w:val="zh_TW" w:bidi="zh_TW"/>
-          </w:rPr>
-          <w:rPr>
-            <w:color w:val="0000EE"/>
-            <w:u w:val="single"/>
-          </w:rPr>
-          <w:t>摩7:10–13</w:t>
-        </w:r>
-      </w:hyperlink>
+      <w:r>
+        <w:rPr>
+          <w:lang w:val="zh_TW" w:bidi="zh_TW"/>
+        </w:rPr>
+        <w:t>摩7:10–13</w:t>
+      </w:r>
       <w:r>
         <w:rPr>
           <w:lang w:val="zh_TW" w:bidi="zh_TW"/>
@@ -2805,54 +2205,36 @@
         </w:rPr>
         <w:t>沒有任何考古證據顯示伯特利在公元前722年亞述征服以色列時遭到毀壞。事實上，被擄的祭司中有一人後來歸回伯特利，去教導從美索不達米亞遷來的居民認識耶和華的道（</w:t>
       </w:r>
-      <w:hyperlink r:id="rId96">
-        <w:r>
-          <w:rPr>
-            <w:lang w:val="zh_TW" w:bidi="zh_TW"/>
-          </w:rPr>
-          <w:rPr>
-            <w:color w:val="0000EE"/>
-            <w:u w:val="single"/>
-          </w:rPr>
-          <w:t>王下17:28</w:t>
-        </w:r>
-      </w:hyperlink>
+      <w:r>
+        <w:rPr>
+          <w:lang w:val="zh_TW" w:bidi="zh_TW"/>
+        </w:rPr>
+        <w:t>王下17:28</w:t>
+      </w:r>
       <w:r>
         <w:rPr>
           <w:lang w:val="zh_TW" w:bidi="zh_TW"/>
         </w:rPr>
         <w:t>）。在猶大王約西亞的時代，伯特利的異教祭壇被拆毀了（</w:t>
       </w:r>
-      <w:hyperlink r:id="rId97">
-        <w:r>
-          <w:rPr>
-            <w:lang w:val="zh_TW" w:bidi="zh_TW"/>
-          </w:rPr>
-          <w:rPr>
-            <w:color w:val="0000EE"/>
-            <w:u w:val="single"/>
-          </w:rPr>
-          <w:t>王下23:15–20</w:t>
-        </w:r>
-      </w:hyperlink>
+      <w:r>
+        <w:rPr>
+          <w:lang w:val="zh_TW" w:bidi="zh_TW"/>
+        </w:rPr>
+        <w:t>王下23:15–20</w:t>
+      </w:r>
       <w:r>
         <w:rPr>
           <w:lang w:val="zh_TW" w:bidi="zh_TW"/>
         </w:rPr>
         <w:t>），但城本身並沒有受損。然而，在拿波尼度（Nabonidus）或大流士一世（Darius I）統治期間，伯特利被焚毀，到以斯拉的時代，它已成為一個小村莊（</w:t>
       </w:r>
-      <w:hyperlink r:id="rId98">
-        <w:r>
-          <w:rPr>
-            <w:lang w:val="zh_TW" w:bidi="zh_TW"/>
-          </w:rPr>
-          <w:rPr>
-            <w:color w:val="0000EE"/>
-            <w:u w:val="single"/>
-          </w:rPr>
-          <w:t>拉2:28</w:t>
-        </w:r>
-      </w:hyperlink>
+      <w:r>
+        <w:rPr>
+          <w:lang w:val="zh_TW" w:bidi="zh_TW"/>
+        </w:rPr>
+        <w:t>拉2:28</w:t>
+      </w:r>
       <w:r>
         <w:rPr>
           <w:lang w:val="zh_TW" w:bidi="zh_TW"/>
@@ -2877,18 +2259,12 @@
         </w:rPr>
         <w:t>猶大境內一座名叫彼土利的城的另一個名稱（</w:t>
       </w:r>
-      <w:hyperlink r:id="rId99">
-        <w:r>
-          <w:rPr>
-            <w:lang w:val="zh_TW" w:bidi="zh_TW"/>
-          </w:rPr>
-          <w:rPr>
-            <w:color w:val="0000EE"/>
-            <w:u w:val="single"/>
-          </w:rPr>
-          <w:t>撒上30:27</w:t>
-        </w:r>
-      </w:hyperlink>
+      <w:r>
+        <w:rPr>
+          <w:lang w:val="zh_TW" w:bidi="zh_TW"/>
+        </w:rPr>
+        <w:t>撒上30:27</w:t>
+      </w:r>
       <w:r>
         <w:rPr>
           <w:lang w:val="zh_TW" w:bidi="zh_TW"/>
